--- a/Course Work/Report.docx
+++ b/Course Work/Report.docx
@@ -1021,7 +1021,23 @@
               <w:sz w:val="28"/>
               <w:szCs w:val="28"/>
             </w:rPr>
-            <w:t>2 Функциональные требования и инструменты разработки</w:t>
+            <w:t>2</w:t>
+          </w:r>
+          <w:r>
+            <w:rPr>
+              <w:noProof/>
+              <w:sz w:val="28"/>
+              <w:szCs w:val="28"/>
+            </w:rPr>
+            <w:t> </w:t>
+          </w:r>
+          <w:r>
+            <w:rPr>
+              <w:noProof/>
+              <w:sz w:val="28"/>
+              <w:szCs w:val="28"/>
+            </w:rPr>
+            <w:t>Функциональные требования и инструменты разработки</w:t>
           </w:r>
           <w:r>
             <w:rPr>
@@ -2379,14 +2395,16 @@
         <w:rPr>
           <w:sz w:val="28"/>
           <w:szCs w:val="28"/>
-        </w:rPr>
-      </w:pPr>
-      <w:r>
-        <w:rPr>
-          <w:sz w:val="28"/>
-          <w:szCs w:val="28"/>
-        </w:rPr>
-        <w:t>Компьютерные игры формируют обширные вымышленные миры, содержащие большое количество взаимосвязанных объектов и событий. По мере развития игровых проектов и появления новых частей одной вселенной объём информации о персонажах, локациях, предметах, организациях и сюжетных событиях постоянно увеличивается. Значительная часть таких сведений создаётся и уточняется самими участниками игровых сообществ, вследствие чего возникает потребность в специализированных средствах для их хранения и совместного редактирования. Использование обычных веб-сайтов или разрозненных файлов не позволяет в полной мере обеспечить удобную организацию подобных данных, отслеживание внесённых изменений и взаимосвязь различных материалов.</w:t>
+          <w:lang w:val="ru-BY"/>
+        </w:rPr>
+      </w:pPr>
+      <w:r>
+        <w:rPr>
+          <w:sz w:val="28"/>
+          <w:szCs w:val="28"/>
+          <w:lang w:val="ru-BY"/>
+        </w:rPr>
+        <w:t>Компьютерные игры формируют обширные вымышленные миры, содержащие большое количество взаимосвязанных объектов и событий. По мере развития игровых проектов и появления новых частей одной вселенной объём информации о персонажах, локациях, предметах, организациях и сюжетных событиях увеличивается. Значительная часть таких сведений создаётся и уточняется самими участниками игровых сообществ, вследствие чего возникает потребность в специализированных средствах для их хранения, структурирования и совместного редактирования. Использование разрозненных веб-страниц или файлов не позволяет в полной мере обеспечить взаимосвязь материалов, сохранение истории изменений и удобный поиск необходимой информации.</w:t>
       </w:r>
     </w:p>
     <w:p>
@@ -2398,14 +2416,16 @@
         <w:rPr>
           <w:sz w:val="28"/>
           <w:szCs w:val="28"/>
-        </w:rPr>
-      </w:pPr>
-      <w:r>
-        <w:rPr>
-          <w:sz w:val="28"/>
-          <w:szCs w:val="28"/>
-        </w:rPr>
-        <w:t>Для решения данной задачи целесообразно использовать информационную систему, объединяющую сведения об игровых вселенных в едином информационном пространстве. Пользователи такой системы должны иметь возможность создавать статьи, дополнять уже существующие материалы и связывать их между собой. При этом необходимо сохранять сведения об авторах и времени внесения изменений, предоставлять доступ к предыдущим редакциям и обеспечивать возможность восстановления содержимого. Дополнительными элементами системы являются тематические категории, мультимедийные материалы и механизмы поиска, позволяющие пользователю быстро находить необходимые сведения среди большого количества статей.</w:t>
+          <w:lang w:val="ru-BY"/>
+        </w:rPr>
+      </w:pPr>
+      <w:r>
+        <w:rPr>
+          <w:sz w:val="28"/>
+          <w:szCs w:val="28"/>
+          <w:lang w:val="ru-BY"/>
+        </w:rPr>
+        <w:t>Для решения данной задачи целесообразно использовать информационную систему, объединяющую сведения об игровых вселенных в едином информационном пространстве. Пользователи такой системы должны иметь возможность создавать статьи, дополнять существующие материалы, связывать их между собой и распределять по категориям. При этом необходимо сохранять сведения об авторах и времени внесения изменений, предоставлять доступ к предыдущим редакциям и обеспечивать возможность восстановления содержимого. Дополнительными элементами системы являются поиск информации, управление пользователями и работа с мультимедийными материалами.</w:t>
       </w:r>
     </w:p>
     <w:p>
@@ -2417,14 +2437,16 @@
         <w:rPr>
           <w:sz w:val="28"/>
           <w:szCs w:val="28"/>
-        </w:rPr>
-      </w:pPr>
-      <w:r>
-        <w:rPr>
-          <w:sz w:val="28"/>
-          <w:szCs w:val="28"/>
-        </w:rPr>
-        <w:t>Особенность рассматриваемой предметной области заключается в том, что информация об одной игровой вселенной может состоять из большого количества связанных между собой материалов. Изменение одной статьи не должно приводить к потере ранее созданного содержимого, а действия различных пользователей должны выполняться с учётом установленных прав доступа. Кроме того, размещение изображений и других файлов требует отдельного способа хранения, поскольку такие данные отличаются от текстовой информации как по объёму, так и по способу использования. Поэтому при проектировании системы необходимо учитывать не только структуру основной базы данных, но и взаимодействие с кэшем и внешним объектным хранилищем.</w:t>
+          <w:lang w:val="ru-BY"/>
+        </w:rPr>
+      </w:pPr>
+      <w:r>
+        <w:rPr>
+          <w:sz w:val="28"/>
+          <w:szCs w:val="28"/>
+          <w:lang w:val="ru-BY"/>
+        </w:rPr>
+        <w:t>Особенность рассматриваемой предметной области заключается в большом количестве взаимосвязанных данных и необходимости их постоянного изменения. Информация об одной игровой вселенной может включать сотни и тысячи статей, связанных с персонажами, локациями, предметами и событиями. Поэтому при проектировании базы данных необходимо обеспечить целостность связей между объектами, исключить избыточность данных и предусмотреть сохранение истории редакций. Одновременно требуется разграничение доступа пользователей и выполнение связанных операций без нарушения согласованности данных. Работа с изображениями и другими файлами также требует отделения структурированной информации от бинарных данных.</w:t>
       </w:r>
     </w:p>
     <w:p>
@@ -2436,14 +2458,88 @@
         <w:rPr>
           <w:sz w:val="28"/>
           <w:szCs w:val="28"/>
-        </w:rPr>
-      </w:pPr>
-      <w:r>
-        <w:rPr>
-          <w:sz w:val="28"/>
-          <w:szCs w:val="28"/>
-        </w:rPr>
-        <w:t>В качестве основы разрабатываемого решения предполагается использовать PostgreSQL, предназначенную для хранения структурированных данных информационной системы. Серверная часть будет реализована на языке C++ с применением фреймворка Drogon, обеспечивающего обработку HTTP-запросов и взаимодействие компонентов веб-приложения. Для уменьшения нагрузки на основную базу данных и ускорения получения часто запрашиваемой информации будет использоваться Redis. Изображения и иные мультимедийные файлы планируется размещать в S3-совместимом объектном хранилище, тогда как сведения о самих файлах и их связи со статьями будут храниться в PostgreSQL.</w:t>
+          <w:lang w:val="ru-BY"/>
+        </w:rPr>
+      </w:pPr>
+      <w:r>
+        <w:rPr>
+          <w:sz w:val="28"/>
+          <w:szCs w:val="28"/>
+          <w:lang w:val="ru-BY"/>
+        </w:rPr>
+        <w:t xml:space="preserve">В качестве основы разрабатываемого решения предполагается использовать </w:t>
+      </w:r>
+      <w:proofErr w:type="spellStart"/>
+      <w:r>
+        <w:rPr>
+          <w:sz w:val="28"/>
+          <w:szCs w:val="28"/>
+          <w:lang w:val="ru-BY"/>
+        </w:rPr>
+        <w:t>PostgreSQL</w:t>
+      </w:r>
+      <w:proofErr w:type="spellEnd"/>
+      <w:r>
+        <w:rPr>
+          <w:sz w:val="28"/>
+          <w:szCs w:val="28"/>
+          <w:lang w:val="ru-BY"/>
+        </w:rPr>
+        <w:t xml:space="preserve"> для хранения структурированных данных, C++ и фреймворк </w:t>
+      </w:r>
+      <w:proofErr w:type="spellStart"/>
+      <w:r>
+        <w:rPr>
+          <w:sz w:val="28"/>
+          <w:szCs w:val="28"/>
+          <w:lang w:val="ru-BY"/>
+        </w:rPr>
+        <w:t>Drogon</w:t>
+      </w:r>
+      <w:proofErr w:type="spellEnd"/>
+      <w:r>
+        <w:rPr>
+          <w:sz w:val="28"/>
+          <w:szCs w:val="28"/>
+          <w:lang w:val="ru-BY"/>
+        </w:rPr>
+        <w:t xml:space="preserve"> для реализации отдельных серверных сервисов, </w:t>
+      </w:r>
+      <w:proofErr w:type="spellStart"/>
+      <w:r>
+        <w:rPr>
+          <w:sz w:val="28"/>
+          <w:szCs w:val="28"/>
+          <w:lang w:val="ru-BY"/>
+        </w:rPr>
+        <w:t>Redis</w:t>
+      </w:r>
+      <w:proofErr w:type="spellEnd"/>
+      <w:r>
+        <w:rPr>
+          <w:sz w:val="28"/>
+          <w:szCs w:val="28"/>
+          <w:lang w:val="ru-BY"/>
+        </w:rPr>
+        <w:t xml:space="preserve"> для кэширования часто запрашиваемой информации и S3-совместимое объектное хранилище для мультимедийных файлов. Серверная часть строится на основе взаимодействующих </w:t>
+      </w:r>
+      <w:proofErr w:type="spellStart"/>
+      <w:r>
+        <w:rPr>
+          <w:sz w:val="28"/>
+          <w:szCs w:val="28"/>
+          <w:lang w:val="ru-BY"/>
+        </w:rPr>
+        <w:t>микросервисов</w:t>
+      </w:r>
+      <w:proofErr w:type="spellEnd"/>
+      <w:r>
+        <w:rPr>
+          <w:sz w:val="28"/>
+          <w:szCs w:val="28"/>
+          <w:lang w:val="ru-BY"/>
+        </w:rPr>
+        <w:t>, отвечающих за аутентификацию и управление пользователями, работу со статьями и управление мультимедийными материалами. На уровне базы данных предусматривается использование ограничений целостности, индексов, триггеров и хранимых процедур. Такое разделение позволяет разграничить ответственность компонентов системы и учитывать особенности различных типов данных.</w:t>
       </w:r>
     </w:p>
     <w:p>
@@ -2455,15 +2551,35 @@
         <w:rPr>
           <w:sz w:val="28"/>
           <w:szCs w:val="28"/>
-        </w:rPr>
-      </w:pPr>
-      <w:r>
-        <w:rPr>
-          <w:sz w:val="28"/>
-          <w:szCs w:val="28"/>
+          <w:lang w:val="ru-BY"/>
+        </w:rPr>
+      </w:pPr>
+      <w:r>
+        <w:rPr>
+          <w:sz w:val="28"/>
+          <w:szCs w:val="28"/>
+          <w:lang w:val="ru-BY"/>
         </w:rPr>
         <w:lastRenderedPageBreak/>
-        <w:t>Цель данного курсового проекта заключается в разработке информационной системы коллективного редактирования статей об игровых вселенных. Система должна предоставлять средства для создания и редактирования тематических материалов, хранения истории изменений, организации взаимосвязей между статьями, классификации содержимого и работы с мультимедийными данными. Предусматривается реализация механизмов аутентификации и разграничения прав пользователей, позволяющих управлять доступом к различным операциям системы.</w:t>
+        <w:t xml:space="preserve">Цель данного курсового проекта заключается в разработке информационной системы коллективного редактирования статей об игровых вселенных. Система должна предоставлять средства для создания и редактирования тематических материалов, хранения истории изменений, организации взаимосвязей между статьями, классификации содержимого, поиска информации и работы с мультимедийными данными. Кроме того, необходимо реализовать механизмы аутентификации и разграничения прав пользователей, а также средства автоматизации обработки данных на уровне </w:t>
+      </w:r>
+      <w:proofErr w:type="spellStart"/>
+      <w:r>
+        <w:rPr>
+          <w:sz w:val="28"/>
+          <w:szCs w:val="28"/>
+          <w:lang w:val="ru-BY"/>
+        </w:rPr>
+        <w:t>PostgreSQL</w:t>
+      </w:r>
+      <w:proofErr w:type="spellEnd"/>
+      <w:r>
+        <w:rPr>
+          <w:sz w:val="28"/>
+          <w:szCs w:val="28"/>
+          <w:lang w:val="ru-BY"/>
+        </w:rPr>
+        <w:t>.</w:t>
       </w:r>
     </w:p>
     <w:p>
@@ -2545,7 +2661,7 @@
           <w:sz w:val="28"/>
           <w:szCs w:val="28"/>
         </w:rPr>
-        <w:t>Анализ предметной области, рассмотрение особенностей информационных систем, предназначенных для хранения и совместного редактирования энциклопедических материалов, а также определение основных объектов разрабатываемой системы и требований к их взаимодействию.</w:t>
+        <w:t>Анализ предметной области и существующих информационных систем, предназначенных для хранения и совместного редактирования энциклопедических материалов, с определением основных объектов и особенностей их взаимодействия.</w:t>
       </w:r>
     </w:p>
     <w:p>
@@ -2578,7 +2694,7 @@
           <w:sz w:val="28"/>
           <w:szCs w:val="28"/>
         </w:rPr>
-        <w:t>Определение функциональных и нефункциональных требований, связанных с созданием и редактированием статей, хранением редакций, поиском информации, управлением пользователями, обеспечением производительности и сохранением целостности данных.</w:t>
+        <w:t>Формирование функциональных и нефункциональных требований к разрабатываемой системе с учётом требований к входным и выходным данным, производительности, надёжности, безопасности и расширяемости.</w:t>
       </w:r>
     </w:p>
     <w:p>
@@ -2644,7 +2760,7 @@
           <w:sz w:val="28"/>
           <w:szCs w:val="28"/>
         </w:rPr>
-        <w:t>Формирование логической модели базы данных и её нормализация до третьей нормальной формы (3NF) с целью уменьшения избыточности и обеспечения корректного хранения взаимосвязанных данных.</w:t>
+        <w:t>Формирование логической модели базы данных и её нормализация до третьей нормальной формы (3NF) с целью уменьшения избыточности и обеспечения целостности взаимосвязанных данных.</w:t>
       </w:r>
     </w:p>
     <w:p>
@@ -2663,14 +2779,37 @@
           <w:sz w:val="28"/>
           <w:szCs w:val="28"/>
         </w:rPr>
-        <w:t xml:space="preserve">5 </w:t>
-      </w:r>
-      <w:r>
-        <w:rPr>
-          <w:sz w:val="28"/>
-          <w:szCs w:val="28"/>
-        </w:rPr>
-        <w:t>Создание физической модели базы данных в PostgreSQL, включающей таблицы, первичные и внешние ключи, ограничения целостности, индексы и другие необходимые объекты базы данных.</w:t>
+        <w:t>5</w:t>
+      </w:r>
+      <w:r>
+        <w:rPr>
+          <w:sz w:val="28"/>
+          <w:szCs w:val="28"/>
+        </w:rPr>
+        <w:t> </w:t>
+      </w:r>
+      <w:r>
+        <w:rPr>
+          <w:sz w:val="28"/>
+          <w:szCs w:val="28"/>
+        </w:rPr>
+        <w:t xml:space="preserve">Разработка физической модели базы данных в </w:t>
+      </w:r>
+      <w:proofErr w:type="spellStart"/>
+      <w:r>
+        <w:rPr>
+          <w:sz w:val="28"/>
+          <w:szCs w:val="28"/>
+        </w:rPr>
+        <w:t>PostgreSQL</w:t>
+      </w:r>
+      <w:proofErr w:type="spellEnd"/>
+      <w:r>
+        <w:rPr>
+          <w:sz w:val="28"/>
+          <w:szCs w:val="28"/>
+        </w:rPr>
+        <w:t xml:space="preserve"> с определением таблиц, первичных и внешних ключей, ограничений целостности, индексов и других необходимых объектов базы данных.</w:t>
       </w:r>
     </w:p>
     <w:p>
@@ -2692,6 +2831,10 @@
         <w:t>6</w:t>
       </w:r>
       <w:r>
+        <w:rPr>
+          <w:sz w:val="28"/>
+          <w:szCs w:val="28"/>
+        </w:rPr>
         <w:t> </w:t>
       </w:r>
       <w:r>
@@ -2699,7 +2842,55 @@
           <w:sz w:val="28"/>
           <w:szCs w:val="28"/>
         </w:rPr>
-        <w:t>Разработка серверной части приложения на языке C++ с использованием фреймворка Drogon, включая реализацию REST API, обработку пользовательских запросов, взаимодействие с PostgreSQL и Redis, а также механизмы аутентификации и авторизации.</w:t>
+        <w:t xml:space="preserve">Реализация серверной части приложения на языке C++ с использованием фреймворка </w:t>
+      </w:r>
+      <w:proofErr w:type="spellStart"/>
+      <w:r>
+        <w:rPr>
+          <w:sz w:val="28"/>
+          <w:szCs w:val="28"/>
+        </w:rPr>
+        <w:t>Drogon</w:t>
+      </w:r>
+      <w:proofErr w:type="spellEnd"/>
+      <w:r>
+        <w:rPr>
+          <w:sz w:val="28"/>
+          <w:szCs w:val="28"/>
+        </w:rPr>
+        <w:t xml:space="preserve">, включая разработку REST API, обработку пользовательских запросов, взаимодействие с </w:t>
+      </w:r>
+      <w:proofErr w:type="spellStart"/>
+      <w:r>
+        <w:rPr>
+          <w:sz w:val="28"/>
+          <w:szCs w:val="28"/>
+        </w:rPr>
+        <w:t>PostgreSQL</w:t>
+      </w:r>
+      <w:proofErr w:type="spellEnd"/>
+      <w:r>
+        <w:rPr>
+          <w:sz w:val="28"/>
+          <w:szCs w:val="28"/>
+        </w:rPr>
+        <w:t xml:space="preserve"> и </w:t>
+      </w:r>
+      <w:proofErr w:type="spellStart"/>
+      <w:r>
+        <w:rPr>
+          <w:sz w:val="28"/>
+          <w:szCs w:val="28"/>
+        </w:rPr>
+        <w:t>Redis</w:t>
+      </w:r>
+      <w:proofErr w:type="spellEnd"/>
+      <w:r>
+        <w:rPr>
+          <w:sz w:val="28"/>
+          <w:szCs w:val="28"/>
+        </w:rPr>
+        <w:t>, а также реализацию аутентификации и разграничения доступа.</w:t>
       </w:r>
     </w:p>
     <w:p>
@@ -2725,7 +2916,23 @@
           <w:sz w:val="28"/>
           <w:szCs w:val="28"/>
         </w:rPr>
-        <w:t>Реализация системы версионирования статей, позволяющей сохранять каждое изменение содержимого, устанавливать автора и время редакции, просматривать историю и восстанавливать ранее созданные версии материалов.</w:t>
+        <w:t xml:space="preserve">Реализация механизма </w:t>
+      </w:r>
+      <w:proofErr w:type="spellStart"/>
+      <w:r>
+        <w:rPr>
+          <w:sz w:val="28"/>
+          <w:szCs w:val="28"/>
+        </w:rPr>
+        <w:t>версионирования</w:t>
+      </w:r>
+      <w:proofErr w:type="spellEnd"/>
+      <w:r>
+        <w:rPr>
+          <w:sz w:val="28"/>
+          <w:szCs w:val="28"/>
+        </w:rPr>
+        <w:t xml:space="preserve"> статей, позволяющего сохранять каждое изменение содержимого с указанием автора и времени редакции, просматривать историю и восстанавливать ранее созданные версии материалов.</w:t>
       </w:r>
     </w:p>
     <w:p>
@@ -2751,7 +2958,23 @@
           <w:sz w:val="28"/>
           <w:szCs w:val="28"/>
         </w:rPr>
-        <w:t>Организация работы с изображениями и другими мультимедийными материалами посредством S3-совместимого объектного хранилища с сохранением соответствующих метаданных в основной базе данных.</w:t>
+        <w:t xml:space="preserve">Разработка и применение триггеров и хранимых процедур </w:t>
+      </w:r>
+      <w:proofErr w:type="spellStart"/>
+      <w:r>
+        <w:rPr>
+          <w:sz w:val="28"/>
+          <w:szCs w:val="28"/>
+        </w:rPr>
+        <w:t>PostgreSQL</w:t>
+      </w:r>
+      <w:proofErr w:type="spellEnd"/>
+      <w:r>
+        <w:rPr>
+          <w:sz w:val="28"/>
+          <w:szCs w:val="28"/>
+        </w:rPr>
+        <w:t xml:space="preserve"> для автоматизации операций с данными, поддержания их целостности и выполнения отдельных связанных операций на стороне базы данных.</w:t>
       </w:r>
     </w:p>
     <w:p>
@@ -2777,7 +3000,23 @@
           <w:sz w:val="28"/>
           <w:szCs w:val="28"/>
         </w:rPr>
-        <w:t>Проверка работоспособности разработанного решения посредством тестирования основных пользовательских сценариев, операций с базой данных, механизмов разграничения доступа, версионирования, поиска, кэширования и загрузки файлов.</w:t>
+        <w:t xml:space="preserve">Организация хранения изображений и других мультимедийных материалов в S3-совместимом объектном хранилище с сохранением необходимых метаданных и связей с соответствующими объектами в </w:t>
+      </w:r>
+      <w:proofErr w:type="spellStart"/>
+      <w:r>
+        <w:rPr>
+          <w:sz w:val="28"/>
+          <w:szCs w:val="28"/>
+        </w:rPr>
+        <w:t>PostgreSQL</w:t>
+      </w:r>
+      <w:proofErr w:type="spellEnd"/>
+      <w:r>
+        <w:rPr>
+          <w:sz w:val="28"/>
+          <w:szCs w:val="28"/>
+        </w:rPr>
+        <w:t>.</w:t>
       </w:r>
     </w:p>
     <w:p>
@@ -2796,7 +3035,21 @@
           <w:sz w:val="28"/>
           <w:szCs w:val="28"/>
         </w:rPr>
-        <w:t xml:space="preserve">Практическая значимость работы состоит в создании программной основы для веб-системы, предназначенной для формирования тематических </w:t>
+        <w:t>10</w:t>
+      </w:r>
+      <w:r>
+        <w:rPr>
+          <w:sz w:val="28"/>
+          <w:szCs w:val="28"/>
+        </w:rPr>
+        <w:t> </w:t>
+      </w:r>
+      <w:r>
+        <w:rPr>
+          <w:sz w:val="28"/>
+          <w:szCs w:val="28"/>
+        </w:rPr>
+        <w:t xml:space="preserve">Проведение тестирования разработанной системы с проверкой основных пользовательских сценариев, операций с базой данных, механизмов </w:t>
       </w:r>
       <w:r>
         <w:rPr>
@@ -2804,45 +3057,152 @@
           <w:szCs w:val="28"/>
         </w:rPr>
         <w:lastRenderedPageBreak/>
-        <w:t>энциклопедий по компьютерным играм. Предлагаемое решение позволяет организовать единое пространство, в котором пользователи могут не только получать информацию об игровых вселенных, но и принимать участие в её развитии. Наличие истории редакций позволяет сохранять результаты работы участников сообщества и контролировать изменения содержимого.</w:t>
-      </w:r>
-    </w:p>
-    <w:p>
-      <w:pPr>
-        <w:pStyle w:val="a5"/>
-        <w:spacing w:before="0" w:beforeAutospacing="0" w:after="0" w:afterAutospacing="0"/>
+        <w:t xml:space="preserve">разграничения доступа, </w:t>
+      </w:r>
+      <w:proofErr w:type="spellStart"/>
+      <w:r>
+        <w:rPr>
+          <w:sz w:val="28"/>
+          <w:szCs w:val="28"/>
+        </w:rPr>
+        <w:t>версионирования</w:t>
+      </w:r>
+      <w:proofErr w:type="spellEnd"/>
+      <w:r>
+        <w:rPr>
+          <w:sz w:val="28"/>
+          <w:szCs w:val="28"/>
+        </w:rPr>
+        <w:t>, поиска, кэширования и загрузки файлов.</w:t>
+      </w:r>
+    </w:p>
+    <w:p>
+      <w:pPr>
         <w:ind w:firstLine="709"/>
         <w:jc w:val="both"/>
         <w:rPr>
           <w:sz w:val="28"/>
           <w:szCs w:val="28"/>
-        </w:rPr>
-      </w:pPr>
-      <w:r>
-        <w:rPr>
-          <w:sz w:val="28"/>
-          <w:szCs w:val="28"/>
-        </w:rPr>
-        <w:t>Разработанная архитектура может использоваться в качестве основы для дальнейшего расширения системы. В дальнейшем её функциональность может быть дополнена средствами обсуждения материалов, уведомлениями о внесённых изменениях, процедурами модерации, расширенными возможностями поиска и другими механизмами, необходимыми для организации крупного тематического сообщества. Разделение текстовых данных, кэшируемой информации и мультимедийных файлов между PostgreSQL, Redis и S3-совместимым хранилищем также создаёт возможность для дальнейшего масштабирования программного решения.</w:t>
-      </w:r>
-    </w:p>
-    <w:p>
-      <w:pPr>
-        <w:pStyle w:val="a5"/>
-        <w:spacing w:before="0" w:beforeAutospacing="0" w:after="0" w:afterAutospacing="0"/>
+          <w:lang w:val="ru-BY"/>
+        </w:rPr>
+      </w:pPr>
+      <w:r>
+        <w:rPr>
+          <w:sz w:val="28"/>
+          <w:szCs w:val="28"/>
+          <w:lang w:val="ru-BY"/>
+        </w:rPr>
+        <w:t>Практическая значимость курсового проекта состоит в создании программной основы для веб-системы, предназначенной для формирования тематических энциклопедий по компьютерным играм. Разрабатываемое решение позволяет объединить информацию об игровых вселенных в единой информационной системе и предоставить пользователям возможность совместно создавать и актуализировать материалы. Хранение истории редакций обеспечивает сохранность результатов работы участников сообщества и позволяет контролировать изменения содержимого.</w:t>
+      </w:r>
+    </w:p>
+    <w:p>
+      <w:pPr>
         <w:ind w:firstLine="709"/>
         <w:jc w:val="both"/>
         <w:rPr>
           <w:sz w:val="28"/>
           <w:szCs w:val="28"/>
-        </w:rPr>
-      </w:pPr>
-      <w:r>
-        <w:rPr>
-          <w:sz w:val="28"/>
-          <w:szCs w:val="28"/>
-        </w:rPr>
-        <w:t>Таким образом, разработка информационной системы коллективного редактирования статей об игровых вселенных позволяет решить задачу организации структурированного хранения тематической информации и её совместного использования участниками сообщества. Реализация механизмов версионирования, категоризации, поиска, разграничения доступа и хранения мультимедийных материалов обеспечивает необходимые условия для формирования единой информационной среды, предназначенной для постоянного пополнения и актуализации сведений об игровых мирах.</w:t>
+          <w:lang w:val="ru-BY"/>
+        </w:rPr>
+      </w:pPr>
+      <w:r>
+        <w:rPr>
+          <w:sz w:val="28"/>
+          <w:szCs w:val="28"/>
+          <w:lang w:val="ru-BY"/>
+        </w:rPr>
+        <w:t xml:space="preserve">Выбранная </w:t>
+      </w:r>
+      <w:proofErr w:type="spellStart"/>
+      <w:r>
+        <w:rPr>
+          <w:sz w:val="28"/>
+          <w:szCs w:val="28"/>
+          <w:lang w:val="ru-BY"/>
+        </w:rPr>
+        <w:t>микросервисная</w:t>
+      </w:r>
+      <w:proofErr w:type="spellEnd"/>
+      <w:r>
+        <w:rPr>
+          <w:sz w:val="28"/>
+          <w:szCs w:val="28"/>
+          <w:lang w:val="ru-BY"/>
+        </w:rPr>
+        <w:t xml:space="preserve"> архитектура предусматривает возможность дальнейшего развития системы за счёт добавления новых функциональных компонентов без необходимости изменения всех существующих сервисов. В дальнейшем могут быть добавлены средства обсуждения материалов, уведомления о внесённых изменениях, дополнительные роли пользователей, процедуры модерации и расширенные механизмы поиска. Разделение функций аутентификации, работы со статьями и управления мультимедийными материалами также позволяет независимо развивать соответствующие компоненты системы.</w:t>
+      </w:r>
+    </w:p>
+    <w:p>
+      <w:pPr>
+        <w:ind w:firstLine="709"/>
+        <w:jc w:val="both"/>
+        <w:rPr>
+          <w:sz w:val="28"/>
+          <w:szCs w:val="28"/>
+          <w:lang w:val="ru-BY"/>
+        </w:rPr>
+      </w:pPr>
+      <w:r>
+        <w:rPr>
+          <w:sz w:val="28"/>
+          <w:szCs w:val="28"/>
+          <w:lang w:val="ru-BY"/>
+        </w:rPr>
+        <w:t xml:space="preserve">Таким образом, разработка информационной системы коллективного редактирования статей об игровых вселенных направлена на решение задачи структурированного хранения и совместного использования тематической информации. Основное внимание в курсовом проекте уделяется проектированию реляционной базы данных, обеспечению целостности и согласованности данных, организации </w:t>
+      </w:r>
+      <w:proofErr w:type="spellStart"/>
+      <w:r>
+        <w:rPr>
+          <w:sz w:val="28"/>
+          <w:szCs w:val="28"/>
+          <w:lang w:val="ru-BY"/>
+        </w:rPr>
+        <w:t>версионирования</w:t>
+      </w:r>
+      <w:proofErr w:type="spellEnd"/>
+      <w:r>
+        <w:rPr>
+          <w:sz w:val="28"/>
+          <w:szCs w:val="28"/>
+          <w:lang w:val="ru-BY"/>
+        </w:rPr>
+        <w:t xml:space="preserve"> и разграничения доступа, а также построению взаимодействующих </w:t>
+      </w:r>
+      <w:proofErr w:type="spellStart"/>
+      <w:r>
+        <w:rPr>
+          <w:sz w:val="28"/>
+          <w:szCs w:val="28"/>
+          <w:lang w:val="ru-BY"/>
+        </w:rPr>
+        <w:t>микросервисов</w:t>
+      </w:r>
+      <w:proofErr w:type="spellEnd"/>
+      <w:r>
+        <w:rPr>
+          <w:sz w:val="28"/>
+          <w:szCs w:val="28"/>
+          <w:lang w:val="ru-BY"/>
+        </w:rPr>
+        <w:t xml:space="preserve"> и реализации механизмов автоматизированной обработки данных средствами </w:t>
+      </w:r>
+      <w:proofErr w:type="spellStart"/>
+      <w:r>
+        <w:rPr>
+          <w:sz w:val="28"/>
+          <w:szCs w:val="28"/>
+          <w:lang w:val="ru-BY"/>
+        </w:rPr>
+        <w:t>PostgreSQL</w:t>
+      </w:r>
+      <w:proofErr w:type="spellEnd"/>
+      <w:r>
+        <w:rPr>
+          <w:sz w:val="28"/>
+          <w:szCs w:val="28"/>
+          <w:lang w:val="ru-BY"/>
+        </w:rPr>
+        <w:t>.</w:t>
       </w:r>
     </w:p>
     <w:p>
@@ -2993,7 +3353,7 @@
           <w:sz w:val="28"/>
           <w:szCs w:val="28"/>
         </w:rPr>
-        <w:t>Информационные системы для хранения и коллективного редактирования сведений об игровых вселенных представляют собой специализированный класс веб-систем, сочетающий функции электронной энциклопедии, базы знаний и площадки для взаимодействия пользователей. Их содержимое формируется непосредственно участниками сообщества, благодаря чему информация может постоянно дополняться и уточняться. Для игровой тематики такой подход особенно актуален, поскольку сведения о персонажах, локациях, предметах, событиях и игровых механиках образуют большой объём взаимосвязанной информации.</w:t>
+        <w:t>Информационные системы, предназначенные для накопления и совместного редактирования сведений об игровых вселенных, объединяют возможности электронных энциклопедий, баз знаний и средств взаимодействия пользователей. Основное содержимое таких систем формируется самими участниками сообщества, благодаря чему материалы могут регулярно дополняться, уточняться и исправляться. Для игровой тематики подобная организация информации имеет особое значение, поскольку сведения о персонажах, локациях, предметах, событиях и игровых механиках образуют значительный объём взаимосвязанных данных.</w:t>
       </w:r>
     </w:p>
     <w:p>
@@ -3002,13 +3362,17 @@
         <w:spacing w:before="0" w:beforeAutospacing="0" w:after="0" w:afterAutospacing="0"/>
         <w:ind w:firstLine="720"/>
         <w:jc w:val="both"/>
-      </w:pPr>
-      <w:r>
-        <w:rPr>
-          <w:sz w:val="28"/>
-          <w:szCs w:val="28"/>
-        </w:rPr>
-        <w:t>При разработке подобной системы необходимо учитывать не только хранение текстового содержимого, но и взаимосвязи между отдельными статьями. Материалы одной игровой вселенной должны быть объединены в единое информационное пространство, при этом между персонажами, локациями, предметами и другими объектами должны поддерживаться переходы. Дополнительными задачами являются классификация материалов, поиск информации, хранение изображений и других файлов, а также сохранение истории изменений. Анализ существующих информационных систем позволяет определить основные особенности предметной области и сформировать требования к собственной разработке.</w:t>
+        <w:rPr>
+          <w:sz w:val="28"/>
+          <w:szCs w:val="28"/>
+        </w:rPr>
+      </w:pPr>
+      <w:r>
+        <w:rPr>
+          <w:sz w:val="28"/>
+          <w:szCs w:val="28"/>
+        </w:rPr>
+        <w:t>При создании информационной системы данного типа необходимо учитывать не только сохранение текстовых материалов, но и связи между отдельными информационными объектами. Статьи, относящиеся к одной игровой вселенной, должны образовывать целостное информационное пространство, в котором пользователь может переходить от одного объекта к другому. Дополнительно требуется обеспечить классификацию материалов, поиск информации, хранение мультимедийных файлов, ведение истории изменений и разграничение полномочий пользователей. Рассмотрение особенностей предметной области и существующих решений позволяет определить основные требования к разрабатываемой системе.</w:t>
       </w:r>
     </w:p>
     <w:p>
@@ -3079,7 +3443,7 @@
           <w:sz w:val="28"/>
           <w:szCs w:val="28"/>
         </w:rPr>
-        <w:t>Предметной областью курсового проекта является коллективное формирование и использование информационных материалов, посвящённых игровым вселенным. Под игровой вселенной в рамках разрабатываемой системы понимается совокупность объектов, персонажей, событий и других элементов, относящихся к определённой игре или серии игр. В зависимости от особенностей конкретного проекта к таким элементам могут относиться персонажи, локации, предметы, способности, фракции, задания, игровые механики и сюжетные события.</w:t>
+        <w:t>Предметную область курсового проекта составляет информационная деятельность пользователей, связанная с созданием, хранением и коллективным редактированием материалов об игровых вселенных. Под игровой вселенной в рамках данного проекта понимается совокупность взаимосвязанных объектов и событий, относящихся к определённой игре или серии игр. Состав таких объектов зависит от конкретного проекта и может включать персонажей, локации, предметы, фракции, способности, задания, игровые механики и сюжетные события.</w:t>
       </w:r>
     </w:p>
     <w:p>
@@ -3098,7 +3462,7 @@
           <w:sz w:val="28"/>
           <w:szCs w:val="28"/>
         </w:rPr>
-        <w:t>Центральным объектом предметной области является статья. Она содержит описание отдельного элемента игровой вселенной и может включать текстовую информацию, изображения и ссылки на другие материалы. Совокупность статей образует информационное пространство конкретной игровой вселенной. При этом одна статья может быть связана сразу с несколькими другими статьями, что позволяет представить предметную область в виде сети взаимосвязанных информационных объектов.</w:t>
+        <w:t>Основным информационным объектом системы является статья. Она предназначена для описания отдельного элемента игровой вселенной и может содержать текст, ссылки на другие статьи и сведения о связанных мультимедийных материалах. Набор статей формирует информационную базу конкретной игровой вселенной. При этом один материал может иметь связи с несколькими другими объектами, например статья о персонаже может ссылаться на его фракцию, локацию, предметы и события, в которых он участвует.</w:t>
       </w:r>
     </w:p>
     <w:p>
@@ -3117,7 +3481,7 @@
           <w:sz w:val="28"/>
           <w:szCs w:val="28"/>
         </w:rPr>
-        <w:t xml:space="preserve">Существенной особенностью рассматриваемой системы является коллективное редактирование. Над одним материалом могут последовательно работать разные пользователи, поэтому изменение статьи не должно приводить к безвозвратной потере предыдущего содержимого. Для этого необходимо сохранять историю редакций с указанием пользователя, выполнившего изменение, времени операции и состояния статьи после </w:t>
+        <w:t xml:space="preserve">Такая организация данных приводит к необходимости поддерживать связи между статьями на уровне информационной системы и базы данных. Связь не должна зависеть только от наличия текстовой ссылки внутри содержимого страницы, поскольку для поиска, навигации и дальнейшей обработки необходимо иметь структурированные сведения о связанных </w:t>
       </w:r>
       <w:r>
         <w:rPr>
@@ -3125,7 +3489,7 @@
           <w:szCs w:val="28"/>
         </w:rPr>
         <w:lastRenderedPageBreak/>
-        <w:t>внесения изменений. Такой подход позволяет отслеживать развитие материала и возвращаться к предыдущим версиям.</w:t>
+        <w:t>объектах. Поэтому модель данных должна предусматривать отдельное представление таких отношений.</w:t>
       </w:r>
     </w:p>
     <w:p>
@@ -3144,7 +3508,7 @@
           <w:sz w:val="28"/>
           <w:szCs w:val="28"/>
         </w:rPr>
-        <w:t>По мере увеличения количества материалов возникает необходимость в их классификации. Статьи могут относиться к различным категориям в зависимости от типа описываемого объекта или других характеристик. Использование категорий упрощает навигацию по информационному пространству и позволяет пользователю находить связанные материалы без необходимости выполнять отдельный поисковый запрос для каждой статьи.</w:t>
+        <w:t>Отдельное внимание требуется уделить процессу изменения материалов. В отличие от обычной системы хранения документов, в которой актуальное содержимое может заменяться новым, при коллективном редактировании необходимо сохранять предыдущие состояния статьи. Каждое изменение должно фиксироваться с указанием пользователя и времени операции. В результате формируется последовательность редакций, позволяющая просматривать историю материала и восстанавливать ранее сохранённое состояние.</w:t>
       </w:r>
     </w:p>
     <w:p>
@@ -3163,7 +3527,7 @@
           <w:sz w:val="28"/>
           <w:szCs w:val="28"/>
         </w:rPr>
-        <w:t>Важной частью предметной области являются мультимедийные материалы. Статьи об игровых вселенных часто содержат изображения персонажей, локаций, предметов и других объектов. В связи с этим информационная система должна поддерживать загрузку и хранение файлов, а также обеспечивать их связь с соответствующими статьями. При этом хранение самих бинарных данных целесообразно отделить от хранения структурированной информации, содержащей сведения о статьях, пользователях и связях между объектами.</w:t>
+        <w:t>Ещё одной характеристикой предметной области является необходимость классификации большого количества статей. Один материал может относиться к определённому типу объектов игровой вселенной и одновременно входить в несколько тематических категорий. Для базы данных это означает необходимость поддержки связей между статьями и категориями без дублирования информации. Использование категорий также должно учитываться при построении механизмов поиска и навигации.</w:t>
       </w:r>
     </w:p>
     <w:p>
@@ -3182,7 +3546,7 @@
           <w:sz w:val="28"/>
           <w:szCs w:val="28"/>
         </w:rPr>
-        <w:t>Работа с информацией также предполагает наличие пользователей с различными полномочиями. Часть пользователей должна иметь возможность только просматривать материалы, зарегистрированные участники — создавать и изменять статьи, а пользователи с административными правами — управлять содержимым и доступом. Разделение полномочий необходимо для предотвращения несанкционированного изменения данных и организации контроля над содержимым.</w:t>
+        <w:t>В содержимом игровых энциклопедий широко применяются изображения и другие мультимедийные материалы. Они могут использоваться для иллюстрации персонажей, локаций, предметов и игровых событий. Такие данные существенно отличаются от текстовой информации по объёму и способу хранения, поэтому размещение файлов непосредственно среди основных структурированных данных не является оптимальным решением для разрабатываемой системы. В базе данных целесообразно хранить сведения о файлах и их принадлежности к статьям, а сами бинарные данные размещать во внешнем объектном хранилище.</w:t>
       </w:r>
     </w:p>
     <w:p>
@@ -3201,7 +3565,42 @@
           <w:sz w:val="28"/>
           <w:szCs w:val="28"/>
         </w:rPr>
-        <w:t>Таким образом, рассматриваемая предметная область объединяет хранение статей об игровых вселенных, их коллективное редактирование, ведение истории изменений, установление связей между материалами, классификацию, работу с мультимедийными файлами и управление пользователями. Данные особенности должны учитываться при дальнейшем проектировании информационной системы.</w:t>
+        <w:t xml:space="preserve">Работа с материалами выполняется пользователями с различными уровнями полномочий. Незарегистрированный посетитель должен иметь возможность просматривать доступное содержимое, зарегистрированный пользователь </w:t>
+      </w:r>
+      <w:r>
+        <w:rPr>
+          <w:sz w:val="28"/>
+          <w:szCs w:val="28"/>
+        </w:rPr>
+        <w:t>–</w:t>
+      </w:r>
+      <w:r>
+        <w:rPr>
+          <w:sz w:val="28"/>
+          <w:szCs w:val="28"/>
+        </w:rPr>
+        <w:t xml:space="preserve"> выполнять операции создания и редактирования в соответствии с предоставленными правами, а администратор </w:t>
+      </w:r>
+      <w:r>
+        <w:rPr>
+          <w:sz w:val="28"/>
+          <w:szCs w:val="28"/>
+        </w:rPr>
+        <w:t>–</w:t>
+      </w:r>
+      <w:r>
+        <w:rPr>
+          <w:sz w:val="28"/>
+          <w:szCs w:val="28"/>
+        </w:rPr>
+        <w:t xml:space="preserve"> </w:t>
+      </w:r>
+      <w:r>
+        <w:rPr>
+          <w:sz w:val="28"/>
+          <w:szCs w:val="28"/>
+        </w:rPr>
+        <w:t>управлять пользователями и системными объектами. Такое разделение позволяет ограничить доступ к операциям, способным изменить или удалить данные.</w:t>
       </w:r>
     </w:p>
     <w:p>
@@ -3215,6 +3614,100 @@
           <w:szCs w:val="28"/>
         </w:rPr>
       </w:pPr>
+      <w:r>
+        <w:rPr>
+          <w:sz w:val="28"/>
+          <w:szCs w:val="28"/>
+        </w:rPr>
+        <w:t xml:space="preserve">При увеличении количества статей возрастает нагрузка на базу данных, особенно при выполнении повторяющихся запросов на получение популярных материалов и результатов поиска. Поэтому предметная область предполагает наличие механизмов, позволяющих уменьшить число обращений к основному хранилищу данных. В разрабатываемой системе эту задачу предполагается решать с использованием </w:t>
+      </w:r>
+      <w:proofErr w:type="spellStart"/>
+      <w:r>
+        <w:rPr>
+          <w:sz w:val="28"/>
+          <w:szCs w:val="28"/>
+        </w:rPr>
+        <w:t>Redis</w:t>
+      </w:r>
+      <w:proofErr w:type="spellEnd"/>
+      <w:r>
+        <w:rPr>
+          <w:sz w:val="28"/>
+          <w:szCs w:val="28"/>
+        </w:rPr>
+        <w:t xml:space="preserve">, сохраняя при этом </w:t>
+      </w:r>
+      <w:proofErr w:type="spellStart"/>
+      <w:r>
+        <w:rPr>
+          <w:sz w:val="28"/>
+          <w:szCs w:val="28"/>
+        </w:rPr>
+        <w:t>PostgreSQL</w:t>
+      </w:r>
+      <w:proofErr w:type="spellEnd"/>
+      <w:r>
+        <w:rPr>
+          <w:sz w:val="28"/>
+          <w:szCs w:val="28"/>
+        </w:rPr>
+        <w:t xml:space="preserve"> в качестве основного источника структурированной информации.</w:t>
+      </w:r>
+    </w:p>
+    <w:p>
+      <w:pPr>
+        <w:pStyle w:val="a5"/>
+        <w:spacing w:before="0" w:beforeAutospacing="0" w:after="0" w:afterAutospacing="0"/>
+        <w:ind w:firstLine="720"/>
+        <w:jc w:val="both"/>
+        <w:rPr>
+          <w:sz w:val="28"/>
+          <w:szCs w:val="28"/>
+        </w:rPr>
+      </w:pPr>
+      <w:r>
+        <w:rPr>
+          <w:sz w:val="28"/>
+          <w:szCs w:val="28"/>
+        </w:rPr>
+        <w:t xml:space="preserve">Таким образом, предметная область характеризуется большим объёмом взаимосвязанных данных, постоянным изменением содержимого и участием нескольких пользователей в формировании материалов. При проектировании базы данных необходимо учитывать связи между статьями, </w:t>
+      </w:r>
+      <w:proofErr w:type="spellStart"/>
+      <w:r>
+        <w:rPr>
+          <w:sz w:val="28"/>
+          <w:szCs w:val="28"/>
+        </w:rPr>
+        <w:t>версионирование</w:t>
+      </w:r>
+      <w:proofErr w:type="spellEnd"/>
+      <w:r>
+        <w:rPr>
+          <w:sz w:val="28"/>
+          <w:szCs w:val="28"/>
+        </w:rPr>
+        <w:t xml:space="preserve">, классификацию, разграничение доступа и работу с мультимедийными </w:t>
+      </w:r>
+      <w:r>
+        <w:rPr>
+          <w:sz w:val="28"/>
+          <w:szCs w:val="28"/>
+        </w:rPr>
+        <w:lastRenderedPageBreak/>
+        <w:t>файлами. Перечисленные особенности непосредственно определяют структуру информационной системы и требования к её программной реализации.</w:t>
+      </w:r>
+    </w:p>
+    <w:p>
+      <w:pPr>
+        <w:pStyle w:val="a5"/>
+        <w:spacing w:before="0" w:beforeAutospacing="0" w:after="0" w:afterAutospacing="0"/>
+        <w:ind w:firstLine="720"/>
+        <w:jc w:val="both"/>
+        <w:rPr>
+          <w:sz w:val="28"/>
+          <w:szCs w:val="28"/>
+        </w:rPr>
+      </w:pPr>
     </w:p>
     <w:p>
       <w:pPr>
@@ -3273,7 +3766,142 @@
           <w:sz w:val="28"/>
           <w:szCs w:val="28"/>
         </w:rPr>
-        <w:t>Одним из наиболее известных аналогов разрабатываемой системы является Fandom. Платформа объединяет большое количество тематических wiki, среди которых значительную часть составляют проекты, посвящённые компьютерным играм. Исторически игровое направление Fandom было связано с платформой Gamepedia, на которой размещались wiki различных игровых проектов. В дальнейшем исторические Gamepedia-wiki были переведены на единую платформу Fandom, что позволило использовать общую технологическую основу для игровых и других тематических сообществ [2].</w:t>
+        <w:t xml:space="preserve">В качестве первого аналога рассматривается </w:t>
+      </w:r>
+      <w:proofErr w:type="spellStart"/>
+      <w:r>
+        <w:rPr>
+          <w:sz w:val="28"/>
+          <w:szCs w:val="28"/>
+        </w:rPr>
+        <w:t>Fandom</w:t>
+      </w:r>
+      <w:proofErr w:type="spellEnd"/>
+      <w:r>
+        <w:rPr>
+          <w:sz w:val="28"/>
+          <w:szCs w:val="28"/>
+        </w:rPr>
+        <w:t xml:space="preserve"> — крупная платформа для размещения тематических </w:t>
+      </w:r>
+      <w:proofErr w:type="spellStart"/>
+      <w:r>
+        <w:rPr>
+          <w:sz w:val="28"/>
+          <w:szCs w:val="28"/>
+        </w:rPr>
+        <w:t>wiki</w:t>
+      </w:r>
+      <w:proofErr w:type="spellEnd"/>
+      <w:r>
+        <w:rPr>
+          <w:sz w:val="28"/>
+          <w:szCs w:val="28"/>
+        </w:rPr>
+        <w:t xml:space="preserve">. Значительная часть её содержимого связана с игровыми проектами. Исторически игровое направление платформы было представлено </w:t>
+      </w:r>
+      <w:proofErr w:type="spellStart"/>
+      <w:r>
+        <w:rPr>
+          <w:sz w:val="28"/>
+          <w:szCs w:val="28"/>
+        </w:rPr>
+        <w:t>Gamepedia</w:t>
+      </w:r>
+      <w:proofErr w:type="spellEnd"/>
+      <w:r>
+        <w:rPr>
+          <w:sz w:val="28"/>
+          <w:szCs w:val="28"/>
+        </w:rPr>
+        <w:t xml:space="preserve">. После приобретения </w:t>
+      </w:r>
+      <w:proofErr w:type="spellStart"/>
+      <w:r>
+        <w:rPr>
+          <w:sz w:val="28"/>
+          <w:szCs w:val="28"/>
+        </w:rPr>
+        <w:t>Gamepedia</w:t>
+      </w:r>
+      <w:proofErr w:type="spellEnd"/>
+      <w:r>
+        <w:rPr>
+          <w:sz w:val="28"/>
+          <w:szCs w:val="28"/>
+        </w:rPr>
+        <w:t xml:space="preserve"> компанией </w:t>
+      </w:r>
+      <w:proofErr w:type="spellStart"/>
+      <w:r>
+        <w:rPr>
+          <w:sz w:val="28"/>
+          <w:szCs w:val="28"/>
+        </w:rPr>
+        <w:t>Fandom</w:t>
+      </w:r>
+      <w:proofErr w:type="spellEnd"/>
+      <w:r>
+        <w:rPr>
+          <w:sz w:val="28"/>
+          <w:szCs w:val="28"/>
+        </w:rPr>
+        <w:t xml:space="preserve"> игровые </w:t>
+      </w:r>
+      <w:proofErr w:type="spellStart"/>
+      <w:r>
+        <w:rPr>
+          <w:sz w:val="28"/>
+          <w:szCs w:val="28"/>
+        </w:rPr>
+        <w:t>wiki</w:t>
+      </w:r>
+      <w:proofErr w:type="spellEnd"/>
+      <w:r>
+        <w:rPr>
+          <w:sz w:val="28"/>
+          <w:szCs w:val="28"/>
+        </w:rPr>
+        <w:t xml:space="preserve"> были постепенно переведены на единую технологическую платформу </w:t>
+      </w:r>
+      <w:proofErr w:type="spellStart"/>
+      <w:r>
+        <w:rPr>
+          <w:sz w:val="28"/>
+          <w:szCs w:val="28"/>
+        </w:rPr>
+        <w:t>Fandom</w:t>
+      </w:r>
+      <w:proofErr w:type="spellEnd"/>
+      <w:r>
+        <w:rPr>
+          <w:sz w:val="28"/>
+          <w:szCs w:val="28"/>
+        </w:rPr>
+        <w:t xml:space="preserve"> [2]</w:t>
+      </w:r>
+      <w:r>
+        <w:rPr>
+          <w:sz w:val="28"/>
+          <w:szCs w:val="28"/>
+        </w:rPr>
+        <w:t xml:space="preserve">. Официальные материалы </w:t>
+      </w:r>
+      <w:proofErr w:type="spellStart"/>
+      <w:r>
+        <w:rPr>
+          <w:sz w:val="28"/>
+          <w:szCs w:val="28"/>
+        </w:rPr>
+        <w:t>Fandom</w:t>
+      </w:r>
+      <w:proofErr w:type="spellEnd"/>
+      <w:r>
+        <w:rPr>
+          <w:sz w:val="28"/>
+          <w:szCs w:val="28"/>
+        </w:rPr>
+        <w:t xml:space="preserve"> описывают этот процесс как объединение двух платформ на базе Unified Community Platform.</w:t>
       </w:r>
     </w:p>
     <w:p>
@@ -3292,15 +3920,39 @@
           <w:sz w:val="28"/>
           <w:szCs w:val="28"/>
         </w:rPr>
-        <w:t xml:space="preserve">Fandom использует wiki-модель организации информации, в которой содержимое создаётся и изменяется участниками сообщества. Отдельные проекты существуют как самостоятельные тематические пространства, внутри которых размещаются страницы, посвящённые объектам соответствующей </w:t>
-      </w:r>
-      <w:r>
-        <w:rPr>
-          <w:sz w:val="28"/>
-          <w:szCs w:val="28"/>
-        </w:rPr>
-        <w:lastRenderedPageBreak/>
-        <w:t>предметной области. Для игрового направления такой подход позволяет сформировать отдельную информационную среду для конкретной игры или игровой серии.</w:t>
+        <w:t xml:space="preserve">Основой организации информации в </w:t>
+      </w:r>
+      <w:proofErr w:type="spellStart"/>
+      <w:r>
+        <w:rPr>
+          <w:sz w:val="28"/>
+          <w:szCs w:val="28"/>
+        </w:rPr>
+        <w:t>Fandom</w:t>
+      </w:r>
+      <w:proofErr w:type="spellEnd"/>
+      <w:r>
+        <w:rPr>
+          <w:sz w:val="28"/>
+          <w:szCs w:val="28"/>
+        </w:rPr>
+        <w:t xml:space="preserve"> является </w:t>
+      </w:r>
+      <w:proofErr w:type="spellStart"/>
+      <w:r>
+        <w:rPr>
+          <w:sz w:val="28"/>
+          <w:szCs w:val="28"/>
+        </w:rPr>
+        <w:t>wiki</w:t>
+      </w:r>
+      <w:proofErr w:type="spellEnd"/>
+      <w:r>
+        <w:rPr>
+          <w:sz w:val="28"/>
+          <w:szCs w:val="28"/>
+        </w:rPr>
+        <w:t>-модель. Внутри отдельного тематического пространства размещаются страницы, посвящённые различным объектам предметной области, а пользователи могут дополнять и изменять их содержимое. Для игровых проектов это позволяет сформировать отдельную базу знаний, в которой информация о персонажах, локациях, предметах и событиях представлена в виде взаимосвязанных страниц.</w:t>
       </w:r>
     </w:p>
     <w:p>
@@ -3319,7 +3971,23 @@
           <w:sz w:val="28"/>
           <w:szCs w:val="28"/>
         </w:rPr>
-        <w:t>Значимой особенностью такого подхода является разделение пользователей по их полномочиям. Помимо обычных участников, в рамках отдельных wiki могут существовать пользователи, выполняющие административные функции. Они могут участвовать в управлении страницами и сообществом, контролировать содержимое и выполнять действия, недоступные обычным участникам. Таким образом, платформа сочетает открытое наполнение контента с механизмами администрирования.</w:t>
+        <w:t xml:space="preserve">Для разрабатываемого проекта существенное значение имеет наличие истории изменений. </w:t>
+      </w:r>
+      <w:proofErr w:type="spellStart"/>
+      <w:r>
+        <w:rPr>
+          <w:sz w:val="28"/>
+          <w:szCs w:val="28"/>
+        </w:rPr>
+        <w:t>Wiki</w:t>
+      </w:r>
+      <w:proofErr w:type="spellEnd"/>
+      <w:r>
+        <w:rPr>
+          <w:sz w:val="28"/>
+          <w:szCs w:val="28"/>
+        </w:rPr>
+        <w:t>-подход предполагает последовательное изменение материалов несколькими участниками, поэтому предыдущие состояния страниц должны оставаться доступными. Кроме того, управление содержимым осуществляется с учётом пользовательских полномочий, что позволяет отделить обычное редактирование от административных операций.</w:t>
       </w:r>
     </w:p>
     <w:p>
@@ -3338,7 +4006,39 @@
           <w:sz w:val="28"/>
           <w:szCs w:val="28"/>
         </w:rPr>
-        <w:t>Для разрабатываемого проекта особенно важен принцип организации игровых материалов в виде связанных страниц. Информация о персонаже может ссылаться на соответствующую локацию, фракцию, предмет или событие, вследствие чего отдельные статьи формируют единую сеть данных. Этот принцип необходимо сохранить в проектируемой системе посредством реализации связей между статьями.</w:t>
+        <w:t xml:space="preserve">К особенностям </w:t>
+      </w:r>
+      <w:proofErr w:type="spellStart"/>
+      <w:r>
+        <w:rPr>
+          <w:sz w:val="28"/>
+          <w:szCs w:val="28"/>
+        </w:rPr>
+        <w:t>Fandom</w:t>
+      </w:r>
+      <w:proofErr w:type="spellEnd"/>
+      <w:r>
+        <w:rPr>
+          <w:sz w:val="28"/>
+          <w:szCs w:val="28"/>
+        </w:rPr>
+        <w:t xml:space="preserve">, которые целесообразно учитывать при проектировании собственной системы, относятся организация отдельных тематических пространств, связность материалов, коллективное редактирование и наличие средств управления пользователями. Вместе с тем </w:t>
+      </w:r>
+      <w:proofErr w:type="spellStart"/>
+      <w:r>
+        <w:rPr>
+          <w:sz w:val="28"/>
+          <w:szCs w:val="28"/>
+        </w:rPr>
+        <w:t>Fandom</w:t>
+      </w:r>
+      <w:proofErr w:type="spellEnd"/>
+      <w:r>
+        <w:rPr>
+          <w:sz w:val="28"/>
+          <w:szCs w:val="28"/>
+        </w:rPr>
+        <w:t xml:space="preserve"> представляет собой крупную универсальную платформу, рассчитанную на большое количество самостоятельных сообществ. Для курсового проекта требуется более компактное решение, в котором архитектура и структура базы данных будут непосредственно связаны с выбранной предметной областью.</w:t>
       </w:r>
     </w:p>
     <w:p>
@@ -3357,7 +4057,53 @@
           <w:sz w:val="28"/>
           <w:szCs w:val="28"/>
         </w:rPr>
-        <w:t>Другим примером является wiki.gg. Платформа ориентирована преимущественно на сообщества, создающие wiki по компьютерным играм, однако также поддерживает проекты, посвящённые другим видам развлечений, программному обеспечению и различным тематическим направлениям. На официальном сайте платформы указывается, что она объединяет более 800 wiki и ориентирована на совместную работу разработчиков и редакторов над базами знаний [3].</w:t>
+        <w:t xml:space="preserve">Вторым аналогом является wiki.gg. Платформа ориентирована прежде всего на сообщества, создающие базы знаний по компьютерным играм, хотя допускает размещение </w:t>
+      </w:r>
+      <w:proofErr w:type="spellStart"/>
+      <w:r>
+        <w:rPr>
+          <w:sz w:val="28"/>
+          <w:szCs w:val="28"/>
+        </w:rPr>
+        <w:t>wiki</w:t>
+      </w:r>
+      <w:proofErr w:type="spellEnd"/>
+      <w:r>
+        <w:rPr>
+          <w:sz w:val="28"/>
+          <w:szCs w:val="28"/>
+        </w:rPr>
+        <w:t xml:space="preserve"> и по другим тематическим направлениям. На официальном сайте wiki.gg указывается, что на платформе размещено более 800 </w:t>
+      </w:r>
+      <w:proofErr w:type="spellStart"/>
+      <w:r>
+        <w:rPr>
+          <w:sz w:val="28"/>
+          <w:szCs w:val="28"/>
+        </w:rPr>
+        <w:t>wiki</w:t>
+      </w:r>
+      <w:proofErr w:type="spellEnd"/>
+      <w:r>
+        <w:rPr>
+          <w:sz w:val="28"/>
+          <w:szCs w:val="28"/>
+        </w:rPr>
+        <w:t xml:space="preserve"> </w:t>
+      </w:r>
+      <w:r>
+        <w:rPr>
+          <w:sz w:val="28"/>
+          <w:szCs w:val="28"/>
+        </w:rPr>
+        <w:t>[3]</w:t>
+      </w:r>
+      <w:r>
+        <w:rPr>
+          <w:sz w:val="28"/>
+          <w:szCs w:val="28"/>
+        </w:rPr>
+        <w:t>.</w:t>
       </w:r>
     </w:p>
     <w:p>
@@ -3376,7 +4122,15 @@
           <w:sz w:val="28"/>
           <w:szCs w:val="28"/>
         </w:rPr>
-        <w:t>Для предметной области курсового проекта интерес представляет организация отдельных тематических wiki в рамках единой платформы. Подобный принцип может быть реализован в собственной системе посредством выделения игровой вселенной как самостоятельной сущности. Каждая вселенная при этом получает собственный набор статей, категорий и связей, тогда как пользователи и общие механизмы системы остаются едиными.</w:t>
+        <w:t xml:space="preserve">Организация информации в wiki.gg близка к рассматриваемой предметной области. Отдельные проекты представляют собой самостоятельные тематические пространства, внутри которых пользователи совместно создают и редактируют статьи. Такой принцип может быть </w:t>
+      </w:r>
+      <w:r>
+        <w:rPr>
+          <w:sz w:val="28"/>
+          <w:szCs w:val="28"/>
+        </w:rPr>
+        <w:lastRenderedPageBreak/>
+        <w:t>непосредственно перенесён в разрабатываемую систему через выделение игровой вселенной в качестве отдельной сущности, объединяющей связанные с ней статьи, категории и другие данные.</w:t>
       </w:r>
     </w:p>
     <w:p>
@@ -3395,7 +4149,23 @@
           <w:sz w:val="28"/>
           <w:szCs w:val="28"/>
         </w:rPr>
-        <w:t>Важным преимуществом подобного подхода является возможность использовать одну информационную систему для нескольких игровых проектов. При этом разделение материалов по игровым вселенным предотвращает смешивание содержимого и позволяет в дальнейшем расширять систему без изменения её общей структуры.</w:t>
+        <w:t xml:space="preserve">С точки зрения проектируемой базы данных интерес представляет разделение общесистемной информации и содержимого конкретной </w:t>
+      </w:r>
+      <w:proofErr w:type="spellStart"/>
+      <w:r>
+        <w:rPr>
+          <w:sz w:val="28"/>
+          <w:szCs w:val="28"/>
+        </w:rPr>
+        <w:t>wiki</w:t>
+      </w:r>
+      <w:proofErr w:type="spellEnd"/>
+      <w:r>
+        <w:rPr>
+          <w:sz w:val="28"/>
+          <w:szCs w:val="28"/>
+        </w:rPr>
+        <w:t>. Пользователи и механизмы аутентификации могут быть общими для всей системы, тогда как статьи, категории и связи должны принадлежать определённой игровой вселенной. Подобная структура позволяет использовать одну информационную систему для нескольких игр без смешивания их содержимого.</w:t>
       </w:r>
     </w:p>
     <w:p>
@@ -3414,7 +4184,117 @@
           <w:sz w:val="28"/>
           <w:szCs w:val="28"/>
         </w:rPr>
-        <w:t>В качестве ещё одного аналога можно рассмотреть Miraheze. Данная платформа предоставляет инфраструктуру для размещения wiki на базе MediaWiki и не ограничивается одной предметной областью. Пользователи могут создавать проекты различной тематики, а функциональность конкретной wiki может расширяться за счёт подключаемых расширений MediaWiki. В настоящее время платформа предоставляет большое количество расширений и используется для размещения тысяч отдельных wiki [4].</w:t>
+        <w:t xml:space="preserve">Ещё одним рассматриваемым решением является </w:t>
+      </w:r>
+      <w:proofErr w:type="spellStart"/>
+      <w:r>
+        <w:rPr>
+          <w:sz w:val="28"/>
+          <w:szCs w:val="28"/>
+        </w:rPr>
+        <w:t>Miraheze</w:t>
+      </w:r>
+      <w:proofErr w:type="spellEnd"/>
+      <w:r>
+        <w:rPr>
+          <w:sz w:val="28"/>
+          <w:szCs w:val="28"/>
+        </w:rPr>
+        <w:t xml:space="preserve">. В отличие от </w:t>
+      </w:r>
+      <w:proofErr w:type="spellStart"/>
+      <w:r>
+        <w:rPr>
+          <w:sz w:val="28"/>
+          <w:szCs w:val="28"/>
+        </w:rPr>
+        <w:t>Fandom</w:t>
+      </w:r>
+      <w:proofErr w:type="spellEnd"/>
+      <w:r>
+        <w:rPr>
+          <w:sz w:val="28"/>
+          <w:szCs w:val="28"/>
+        </w:rPr>
+        <w:t xml:space="preserve"> и wiki.gg, данная платформа не специализируется исключительно на игровой тематике и предоставляет инфраструктуру для создания </w:t>
+      </w:r>
+      <w:proofErr w:type="spellStart"/>
+      <w:r>
+        <w:rPr>
+          <w:sz w:val="28"/>
+          <w:szCs w:val="28"/>
+        </w:rPr>
+        <w:t>wiki</w:t>
+      </w:r>
+      <w:proofErr w:type="spellEnd"/>
+      <w:r>
+        <w:rPr>
+          <w:sz w:val="28"/>
+          <w:szCs w:val="28"/>
+        </w:rPr>
+        <w:t xml:space="preserve"> различного назначения</w:t>
+      </w:r>
+      <w:r>
+        <w:rPr>
+          <w:sz w:val="28"/>
+          <w:szCs w:val="28"/>
+        </w:rPr>
+        <w:t xml:space="preserve"> [4]</w:t>
+      </w:r>
+      <w:r>
+        <w:rPr>
+          <w:sz w:val="28"/>
+          <w:szCs w:val="28"/>
+        </w:rPr>
+        <w:t xml:space="preserve">. Возможности отдельных проектов могут расширяться за счёт подключаемых расширений </w:t>
+      </w:r>
+      <w:proofErr w:type="spellStart"/>
+      <w:r>
+        <w:rPr>
+          <w:sz w:val="28"/>
+          <w:szCs w:val="28"/>
+        </w:rPr>
+        <w:t>MediaWiki</w:t>
+      </w:r>
+      <w:proofErr w:type="spellEnd"/>
+      <w:r>
+        <w:rPr>
+          <w:sz w:val="28"/>
+          <w:szCs w:val="28"/>
+        </w:rPr>
+        <w:t xml:space="preserve">. Официальные материалы </w:t>
+      </w:r>
+      <w:proofErr w:type="spellStart"/>
+      <w:r>
+        <w:rPr>
+          <w:sz w:val="28"/>
+          <w:szCs w:val="28"/>
+        </w:rPr>
+        <w:t>Miraheze</w:t>
+      </w:r>
+      <w:proofErr w:type="spellEnd"/>
+      <w:r>
+        <w:rPr>
+          <w:sz w:val="28"/>
+          <w:szCs w:val="28"/>
+        </w:rPr>
+        <w:t xml:space="preserve"> указывают возможность использования более 300 расширений и приводят сведения о тысячах размещённых </w:t>
+      </w:r>
+      <w:proofErr w:type="spellStart"/>
+      <w:r>
+        <w:rPr>
+          <w:sz w:val="28"/>
+          <w:szCs w:val="28"/>
+        </w:rPr>
+        <w:t>wiki</w:t>
+      </w:r>
+      <w:proofErr w:type="spellEnd"/>
+      <w:r>
+        <w:rPr>
+          <w:sz w:val="28"/>
+          <w:szCs w:val="28"/>
+        </w:rPr>
+        <w:t>.</w:t>
       </w:r>
     </w:p>
     <w:p>
@@ -3433,15 +4313,23 @@
           <w:sz w:val="28"/>
           <w:szCs w:val="28"/>
         </w:rPr>
-        <w:t xml:space="preserve">Особый интерес для разрабатываемой системы представляет механизм разграничения прав, реализованный в MediaWiki и используемый Miraheze. Пользователи могут объединяться в группы, которым назначается </w:t>
-      </w:r>
-      <w:r>
-        <w:rPr>
-          <w:sz w:val="28"/>
-          <w:szCs w:val="28"/>
-        </w:rPr>
-        <w:lastRenderedPageBreak/>
-        <w:t>определённый набор разрешений. В зависимости от группы пользователь получает возможность выполнять операции с содержимым, файлами и административными функциями. При этом права могут действовать как в рамках отдельной wiki, так и на уровне нескольких проектов.</w:t>
+        <w:t xml:space="preserve">Для разрабатываемого проекта представляет интерес прежде всего возможность настройки функциональности отдельного </w:t>
+      </w:r>
+      <w:proofErr w:type="spellStart"/>
+      <w:r>
+        <w:rPr>
+          <w:sz w:val="28"/>
+          <w:szCs w:val="28"/>
+        </w:rPr>
+        <w:t>wiki</w:t>
+      </w:r>
+      <w:proofErr w:type="spellEnd"/>
+      <w:r>
+        <w:rPr>
+          <w:sz w:val="28"/>
+          <w:szCs w:val="28"/>
+        </w:rPr>
+        <w:t>-пространства. В зависимости от задач сообщества могут использоваться различные возможности управления содержимым и правами пользователей. Такой подход показывает, что архитектура системы коллективного редактирования должна допускать расширение набора операций без изменения основных принципов хранения данных.</w:t>
       </w:r>
     </w:p>
     <w:p>
@@ -3460,7 +4348,55 @@
           <w:sz w:val="28"/>
           <w:szCs w:val="28"/>
         </w:rPr>
-        <w:t>Такой подход позволяет разделить обычное редактирование материалов и административное управление системой. В рамках курсового проекта аналогичная модель может быть упрощена до нескольких ролей, например обычного пользователя и администратора. При дальнейшем развитии системы количество ролей может быть увеличено без изменения основного принципа разграничения доступа.</w:t>
+        <w:t xml:space="preserve">Рассмотренные аналоги имеют сходную основу: информация представляется в виде статей, материалы связываются между собой, а их содержимое создаётся несколькими пользователями. При этом </w:t>
+      </w:r>
+      <w:proofErr w:type="spellStart"/>
+      <w:r>
+        <w:rPr>
+          <w:sz w:val="28"/>
+          <w:szCs w:val="28"/>
+        </w:rPr>
+        <w:t>Fandom</w:t>
+      </w:r>
+      <w:proofErr w:type="spellEnd"/>
+      <w:r>
+        <w:rPr>
+          <w:sz w:val="28"/>
+          <w:szCs w:val="28"/>
+        </w:rPr>
+        <w:t xml:space="preserve"> представляет крупную универсальную платформу с большим количеством тематических сообществ, wiki.gg ориентирована в первую очередь на игровые и фанатские базы знаний, а </w:t>
+      </w:r>
+      <w:proofErr w:type="spellStart"/>
+      <w:r>
+        <w:rPr>
+          <w:sz w:val="28"/>
+          <w:szCs w:val="28"/>
+        </w:rPr>
+        <w:t>Miraheze</w:t>
+      </w:r>
+      <w:proofErr w:type="spellEnd"/>
+      <w:r>
+        <w:rPr>
+          <w:sz w:val="28"/>
+          <w:szCs w:val="28"/>
+        </w:rPr>
+        <w:t xml:space="preserve"> предоставляет более универсальную инфраструктуру для создания </w:t>
+      </w:r>
+      <w:proofErr w:type="spellStart"/>
+      <w:r>
+        <w:rPr>
+          <w:sz w:val="28"/>
+          <w:szCs w:val="28"/>
+        </w:rPr>
+        <w:t>wiki</w:t>
+      </w:r>
+      <w:proofErr w:type="spellEnd"/>
+      <w:r>
+        <w:rPr>
+          <w:sz w:val="28"/>
+          <w:szCs w:val="28"/>
+        </w:rPr>
+        <w:t xml:space="preserve"> различной тематики.</w:t>
       </w:r>
     </w:p>
     <w:p>
@@ -3479,7 +4415,7 @@
           <w:sz w:val="28"/>
           <w:szCs w:val="28"/>
         </w:rPr>
-        <w:t>Рассмотренные информационные системы имеют общую основу. Основным элементом является статья, объединённая с другими материалами посредством ссылок и классификационных механизмов. Содержимое создаётся несколькими пользователями, поэтому система должна поддерживать коллективное редактирование и хранение истории изменений. Дополнительно используются механизмы управления пользователями и их правами.</w:t>
+        <w:t>При выборе особенностей для собственной разработки целесообразно использовать общие принципы рассмотренных систем, но не воспроизводить их полный функциональный объём. В рамках курсового проекта достаточно реализовать отдельные игровые вселенные, статьи, связи между ними, категории, историю редакций, пользователей с различными правами, поиск и работу с мультимедийными материалами. Такой набор обеспечивает основные сценарии коллективного формирования базы знаний и одновременно позволяет сосредоточить внимание на проектировании реляционной базы данных.</w:t>
       </w:r>
     </w:p>
     <w:p>
@@ -3498,7 +4434,63 @@
           <w:sz w:val="28"/>
           <w:szCs w:val="28"/>
         </w:rPr>
-        <w:t>Вместе с тем рассмотренные решения различаются по назначению и масштабу. Fandom ориентирован на крупную сеть тематических сообществ с существенной долей игровых wiki. wiki.gg делает акцент на создании баз знаний для игровых и других фанатских сообществ. Miraheze представляет более универсальную инфраструктуру для размещения wiki различной тематики. Для курсового проекта целесообразно использовать общие принципы этих систем, сохранив при этом компактную архитектуру, соответствующую поставленным задачам.</w:t>
+        <w:t xml:space="preserve">Таким образом, анализ существующих информационных систем позволяет определить направление собственной разработки. В качестве основы принимается </w:t>
+      </w:r>
+      <w:proofErr w:type="spellStart"/>
+      <w:r>
+        <w:rPr>
+          <w:sz w:val="28"/>
+          <w:szCs w:val="28"/>
+        </w:rPr>
+        <w:t>wiki</w:t>
+      </w:r>
+      <w:proofErr w:type="spellEnd"/>
+      <w:r>
+        <w:rPr>
+          <w:sz w:val="28"/>
+          <w:szCs w:val="28"/>
+        </w:rPr>
+        <w:t xml:space="preserve">-модель с разделением информации по игровым вселенным и возможностью коллективного редактирования. Дополнительно предусматриваются механизмы </w:t>
+      </w:r>
+      <w:proofErr w:type="spellStart"/>
+      <w:r>
+        <w:rPr>
+          <w:sz w:val="28"/>
+          <w:szCs w:val="28"/>
+        </w:rPr>
+        <w:t>версионирования</w:t>
+      </w:r>
+      <w:proofErr w:type="spellEnd"/>
+      <w:r>
+        <w:rPr>
+          <w:sz w:val="28"/>
+          <w:szCs w:val="28"/>
+        </w:rPr>
+        <w:t xml:space="preserve">, структурированных связей </w:t>
+      </w:r>
+      <w:r>
+        <w:rPr>
+          <w:sz w:val="28"/>
+          <w:szCs w:val="28"/>
+        </w:rPr>
+        <w:lastRenderedPageBreak/>
+        <w:t xml:space="preserve">между статьями, классификации, поиска, управления доступом и хранения мультимедийных данных. Отличительной особенностью разрабатываемой системы будет ориентация на компактную архитектуру и использование </w:t>
+      </w:r>
+      <w:proofErr w:type="spellStart"/>
+      <w:r>
+        <w:rPr>
+          <w:sz w:val="28"/>
+          <w:szCs w:val="28"/>
+        </w:rPr>
+        <w:t>PostgreSQL</w:t>
+      </w:r>
+      <w:proofErr w:type="spellEnd"/>
+      <w:r>
+        <w:rPr>
+          <w:sz w:val="28"/>
+          <w:szCs w:val="28"/>
+        </w:rPr>
+        <w:t xml:space="preserve"> в качестве центрального хранилища структурированной информации.</w:t>
       </w:r>
     </w:p>
     <w:p>
@@ -3512,24 +4504,6 @@
           <w:szCs w:val="28"/>
         </w:rPr>
       </w:pPr>
-      <w:r>
-        <w:rPr>
-          <w:sz w:val="28"/>
-          <w:szCs w:val="28"/>
-        </w:rPr>
-        <w:t>На основании проведённого анализа можно выделить основные возможности, которые должны быть представлены в разрабатываемой информационной системе. К ним относятся создание игровых вселенных, добавление и редактирование статей, установление связей между статьями, использование категорий, хранение истории редакций, управление пользователями и правами доступа, поиск информации и работа с мультимедийными материалами.</w:t>
-      </w:r>
-    </w:p>
-    <w:p>
-      <w:pPr>
-        <w:pStyle w:val="a5"/>
-        <w:spacing w:before="0" w:beforeAutospacing="0" w:after="0" w:afterAutospacing="0"/>
-        <w:jc w:val="both"/>
-        <w:rPr>
-          <w:sz w:val="28"/>
-          <w:szCs w:val="28"/>
-        </w:rPr>
-      </w:pPr>
     </w:p>
     <w:p>
       <w:pPr>
@@ -3561,16 +4535,17 @@
       <w:pPr>
         <w:ind w:firstLine="709"/>
         <w:jc w:val="both"/>
-      </w:pPr>
-      <w:r>
-        <w:rPr>
-          <w:sz w:val="28"/>
-          <w:szCs w:val="28"/>
-        </w:rPr>
-        <w:t>Анализ предметной области и существующих решений позволяет сформировать первоначальные требования к разрабатываемой информационной системе. Основной особенностью системы должна стать возможность коллективного создания и редактирования материалов об игровых вселенных. Центральным объектом хранения необходимо сделать статью, которая принадлежит определённой игровой вселенной и содержит её текстовое описание.</w:t>
-      </w:r>
-      <w:r>
-        <w:t xml:space="preserve"> </w:t>
+        <w:rPr>
+          <w:sz w:val="28"/>
+          <w:szCs w:val="28"/>
+        </w:rPr>
+      </w:pPr>
+      <w:r>
+        <w:rPr>
+          <w:sz w:val="28"/>
+          <w:szCs w:val="28"/>
+        </w:rPr>
+        <w:t>Проведённый анализ предметной области и существующих решений позволяет определить основные требования к информационной системе коллективного редактирования статей об игровых вселенных. Система должна обеспечивать хранение информации о нескольких игровых вселенных, каждая из которых включает набор тематических статей. Статья должна содержать текстовое содержимое, сведения об авторе и редакциях, а также возможность установления связей с другими статьями.</w:t>
       </w:r>
     </w:p>
     <w:p>
@@ -3587,22 +4562,109 @@
           <w:sz w:val="28"/>
           <w:szCs w:val="28"/>
         </w:rPr>
-        <w:t xml:space="preserve">Пользователь должен иметь возможность просматривать опубликованные материалы и осуществлять поиск по информационной базе. Зарегистрированный пользователь должен получать возможность создавать </w:t>
-      </w:r>
+        <w:t>Основным пользовательским сценарием является работа со статьями. Посетитель системы должен иметь возможность просматривать доступные материалы и выполнять поиск по ним. Авторизованный пользователь должен получать возможность создавать новые статьи и изменять существующие в пределах предоставленных ему полномочий. Результатом операции редактирования должна становиться новая редакция статьи, а не безвозвратная замена ранее сохранённого содержимого.</w:t>
+      </w:r>
+    </w:p>
+    <w:p>
+      <w:pPr>
+        <w:ind w:firstLine="709"/>
+        <w:jc w:val="both"/>
+        <w:rPr>
+          <w:sz w:val="28"/>
+          <w:szCs w:val="28"/>
+        </w:rPr>
+      </w:pPr>
+      <w:r>
+        <w:rPr>
+          <w:sz w:val="28"/>
+          <w:szCs w:val="28"/>
+        </w:rPr>
+        <w:t>Для каждой редакции необходимо сохранять сведения о пользователе, выполнившем изменение, времени операции и содержимом соответствующей версии. Система должна предоставлять возможность просмотра истории статьи и восстановления выбранной редакции. При этом восстановление не должно физически удалять предыдущие версии, а должно формировать новое состояние статьи на основе выбранной редакции.</w:t>
+      </w:r>
+    </w:p>
+    <w:p>
+      <w:pPr>
+        <w:ind w:firstLine="709"/>
+        <w:jc w:val="both"/>
+        <w:rPr>
+          <w:sz w:val="28"/>
+          <w:szCs w:val="28"/>
+        </w:rPr>
+      </w:pPr>
+      <w:r>
+        <w:rPr>
+          <w:sz w:val="28"/>
+          <w:szCs w:val="28"/>
+        </w:rPr>
+        <w:t>Информационная система должна поддерживать связи между статьями. Пользователь должен иметь возможность перейти от одного материала к связанному с ним объекту игровой вселенной. Для хранения таких отношений необходимо предусмотреть отдельную структуру базы данных, позволяющую представлять связи без дублирования содержимого статей.</w:t>
+      </w:r>
+    </w:p>
+    <w:p>
+      <w:pPr>
+        <w:ind w:firstLine="709"/>
+        <w:jc w:val="both"/>
+        <w:rPr>
+          <w:sz w:val="28"/>
+          <w:szCs w:val="28"/>
+        </w:rPr>
+      </w:pPr>
+      <w:r>
+        <w:rPr>
+          <w:sz w:val="28"/>
+          <w:szCs w:val="28"/>
+        </w:rPr>
+        <w:t>Для упорядочивания материалов требуется механизм категорий. Статья может относиться к одной или нескольким категориям, а категория должна использоваться для группировки связанных материалов. Это позволит организовать дополнительный способ навигации и поиска информации без необходимости создавать отдельные копии статей.</w:t>
+      </w:r>
+    </w:p>
+    <w:p>
+      <w:pPr>
+        <w:ind w:firstLine="709"/>
+        <w:jc w:val="both"/>
+        <w:rPr>
+          <w:sz w:val="28"/>
+          <w:szCs w:val="28"/>
+        </w:rPr>
+      </w:pPr>
+      <w:r>
+        <w:rPr>
+          <w:sz w:val="28"/>
+          <w:szCs w:val="28"/>
+        </w:rPr>
+        <w:t xml:space="preserve">Система должна обеспечивать работу с изображениями и другими файлами. При загрузке мультимедийного материала необходимо сохранять его метаданные, включая имя, тип и связь с соответствующей статьёй. Сам файл должен размещаться в S3-совместимом объектном хранилище, а </w:t>
+      </w:r>
+      <w:proofErr w:type="spellStart"/>
+      <w:r>
+        <w:rPr>
+          <w:sz w:val="28"/>
+          <w:szCs w:val="28"/>
+        </w:rPr>
+        <w:t>PostgreSQL</w:t>
+      </w:r>
+      <w:proofErr w:type="spellEnd"/>
+      <w:r>
+        <w:rPr>
+          <w:sz w:val="28"/>
+          <w:szCs w:val="28"/>
+        </w:rPr>
+        <w:t xml:space="preserve"> должен содержать сведения, необходимые для его идентификации и использования в системе.</w:t>
+      </w:r>
+    </w:p>
+    <w:p>
+      <w:pPr>
+        <w:ind w:firstLine="709"/>
+        <w:jc w:val="both"/>
+        <w:rPr>
+          <w:sz w:val="28"/>
+          <w:szCs w:val="28"/>
+        </w:rPr>
+      </w:pPr>
       <w:r>
         <w:rPr>
           <w:sz w:val="28"/>
           <w:szCs w:val="28"/>
         </w:rPr>
         <w:lastRenderedPageBreak/>
-        <w:t>новые статьи и изменять существующие в пределах предоставленных ему полномочий. При выполнении изменения система должна создавать новую версию статьи, не удаляя сведения о предыдущем состоянии.</w:t>
-      </w:r>
-      <w:r>
-        <w:rPr>
-          <w:sz w:val="28"/>
-          <w:szCs w:val="28"/>
-        </w:rPr>
-        <w:t xml:space="preserve"> </w:t>
+        <w:t>Необходимо предусмотреть регистрацию и аутентификацию пользователей, а также разграничение доступа к операциям. Права должны определять возможность создания и изменения статей, управления категориями, работы с мультимедийными материалами и выполнения административных действий. Проверка полномочий должна выполняться на серверной стороне, чтобы запрет на операцию нельзя было обойти посредством непосредственного обращения к API.</w:t>
       </w:r>
     </w:p>
     <w:p>
@@ -3619,7 +4681,37 @@
           <w:sz w:val="28"/>
           <w:szCs w:val="28"/>
         </w:rPr>
-        <w:t xml:space="preserve">Каждая редакция должна быть связана с пользователем, который выполнил изменение, и содержать информацию о времени его выполнения. Благодаря этому пользователь сможет просматривать историю изменений статьи и при необходимости восстанавливать одну из предыдущих версий. Механизм версионирования должен использоваться как основной способ сохранения истории редактирования, а не как дополнительный журнал, не связанный с содержимым статьи. </w:t>
+        <w:t xml:space="preserve">База данных должна обеспечивать целостность хранимой информации. Для этого необходимо использовать первичные и внешние ключи, ограничения допустимых значений, индексы и другие средства </w:t>
+      </w:r>
+      <w:proofErr w:type="spellStart"/>
+      <w:r>
+        <w:rPr>
+          <w:sz w:val="28"/>
+          <w:szCs w:val="28"/>
+        </w:rPr>
+        <w:t>PostgreSQL</w:t>
+      </w:r>
+      <w:proofErr w:type="spellEnd"/>
+      <w:r>
+        <w:rPr>
+          <w:sz w:val="28"/>
+          <w:szCs w:val="28"/>
+        </w:rPr>
+        <w:t xml:space="preserve">. Отдельные повторяющиеся или связанные операции должны выполняться с использованием хранимых процедур, а автоматическое поддержание отдельных состояний и связанных данных </w:t>
+      </w:r>
+      <w:r>
+        <w:rPr>
+          <w:sz w:val="28"/>
+          <w:szCs w:val="28"/>
+        </w:rPr>
+        <w:t>–</w:t>
+      </w:r>
+      <w:r>
+        <w:rPr>
+          <w:sz w:val="28"/>
+          <w:szCs w:val="28"/>
+        </w:rPr>
+        <w:t xml:space="preserve"> посредством триггеров. Конкретный состав этих объектов будет определён на этапе проектирования базы данных.</w:t>
       </w:r>
     </w:p>
     <w:p>
@@ -3636,7 +4728,39 @@
           <w:sz w:val="28"/>
           <w:szCs w:val="28"/>
         </w:rPr>
-        <w:t xml:space="preserve">Для организации навигации необходимо предусмотреть возможность связывать статьи между собой. Кроме того, материалы должны поддерживать классификацию с использованием категорий. Такое представление позволит организовать информационное пространство игровой вселенной и упростить переход между связанными объектами. </w:t>
+        <w:t xml:space="preserve">Для сокращения времени обработки часто выполняемых запросов необходимо предусмотреть использование </w:t>
+      </w:r>
+      <w:proofErr w:type="spellStart"/>
+      <w:r>
+        <w:rPr>
+          <w:sz w:val="28"/>
+          <w:szCs w:val="28"/>
+        </w:rPr>
+        <w:t>Redis</w:t>
+      </w:r>
+      <w:proofErr w:type="spellEnd"/>
+      <w:r>
+        <w:rPr>
+          <w:sz w:val="28"/>
+          <w:szCs w:val="28"/>
+        </w:rPr>
+        <w:t xml:space="preserve">. В кэше могут временно храниться данные, обращение к которым происходит наиболее часто. При изменении соответствующих материалов кэш должен обновляться или очищаться таким образом, чтобы пользователю не возвращалась устаревшая информация. </w:t>
+      </w:r>
+      <w:proofErr w:type="spellStart"/>
+      <w:r>
+        <w:rPr>
+          <w:sz w:val="28"/>
+          <w:szCs w:val="28"/>
+        </w:rPr>
+        <w:t>PostgreSQL</w:t>
+      </w:r>
+      <w:proofErr w:type="spellEnd"/>
+      <w:r>
+        <w:rPr>
+          <w:sz w:val="28"/>
+          <w:szCs w:val="28"/>
+        </w:rPr>
+        <w:t xml:space="preserve"> при этом остаётся основным постоянным хранилищем структурированных данных.</w:t>
       </w:r>
     </w:p>
     <w:p>
@@ -3653,7 +4777,7 @@
           <w:sz w:val="28"/>
           <w:szCs w:val="28"/>
         </w:rPr>
-        <w:t xml:space="preserve">Система должна поддерживать работу с изображениями и другими файлами, используемыми в статьях. При этом бинарные данные необходимо хранить отдельно от основной реляционной базы данных. В базе данных должны сохраняться метаданные файла и сведения о связи с соответствующей статьёй, а само содержимое файла должно размещаться в объектном хранилище. </w:t>
+        <w:t>К входным данным системы относятся сведения, вводимые пользователями при регистрации и аутентификации, данные новых и изменяемых статей, сведения о категориях и связях между материалами, параметры поисковых запросов, а также мультимедийные файлы и их метаданные. Часть входных данных поступает от клиентского приложения через HTTP-запросы к серверной части системы.</w:t>
       </w:r>
     </w:p>
     <w:p>
@@ -3670,7 +4794,7 @@
           <w:sz w:val="28"/>
           <w:szCs w:val="28"/>
         </w:rPr>
-        <w:t xml:space="preserve">Необходимо предусмотреть разграничение доступа к функциям системы. Пользовательские права должны определять возможность создания, изменения и удаления материалов, а также выполнения административных операций. Такой механизм должен предотвращать выполнение операций пользователями, которым соответствующие полномочия не предоставлены. </w:t>
+        <w:t>Выходными данными являются страницы статей, сведения об игровых вселенных и категориях, результаты поиска, списки связанных материалов, история редакций и сообщения о результатах выполнения операций. При работе с мультимедийными материалами система должна предоставлять сведения, необходимые для отображения или получения соответствующего файла из объектного хранилища. Для административных операций результатом также может быть информация об успешном выполнении действия либо сообщение об отказе в доступе.</w:t>
       </w:r>
     </w:p>
     <w:p>
@@ -3687,7 +4811,55 @@
           <w:sz w:val="28"/>
           <w:szCs w:val="28"/>
         </w:rPr>
-        <w:t xml:space="preserve">Для повышения производительности необходимо предусмотреть использование отдельного кэширующего слоя. Часто запрашиваемые данные могут временно сохраняться в Redis, что позволит уменьшить количество обращений к основной базе данных. При этом PostgreSQL должен оставаться основным источником структурированных данных системы, обеспечивающим их целостность и постоянное хранение. </w:t>
+        <w:t xml:space="preserve">Сформированные требования определяют функциональную основу разрабатываемой информационной системы и задают направления её дальнейшего проектирования. На последующих этапах необходимо уточнить функциональные и нефункциональные характеристики, определить архитектуру приложения, выбрать средства разработки и разработать структуру базы данных. Особое внимание должно быть уделено обеспечению целостности данных, </w:t>
+      </w:r>
+      <w:proofErr w:type="spellStart"/>
+      <w:r>
+        <w:rPr>
+          <w:sz w:val="28"/>
+          <w:szCs w:val="28"/>
+        </w:rPr>
+        <w:t>версионированию</w:t>
+      </w:r>
+      <w:proofErr w:type="spellEnd"/>
+      <w:r>
+        <w:rPr>
+          <w:sz w:val="28"/>
+          <w:szCs w:val="28"/>
+        </w:rPr>
+        <w:t xml:space="preserve"> статей, разграничению доступа и взаимодействию </w:t>
+      </w:r>
+      <w:proofErr w:type="spellStart"/>
+      <w:r>
+        <w:rPr>
+          <w:sz w:val="28"/>
+          <w:szCs w:val="28"/>
+        </w:rPr>
+        <w:t>PostgreSQL</w:t>
+      </w:r>
+      <w:proofErr w:type="spellEnd"/>
+      <w:r>
+        <w:rPr>
+          <w:sz w:val="28"/>
+          <w:szCs w:val="28"/>
+        </w:rPr>
+        <w:t xml:space="preserve"> с </w:t>
+      </w:r>
+      <w:proofErr w:type="spellStart"/>
+      <w:r>
+        <w:rPr>
+          <w:sz w:val="28"/>
+          <w:szCs w:val="28"/>
+        </w:rPr>
+        <w:t>Redis</w:t>
+      </w:r>
+      <w:proofErr w:type="spellEnd"/>
+      <w:r>
+        <w:rPr>
+          <w:sz w:val="28"/>
+          <w:szCs w:val="28"/>
+        </w:rPr>
+        <w:t xml:space="preserve"> и объектным хранилищем.</w:t>
       </w:r>
     </w:p>
     <w:p>
@@ -3704,7 +4876,7 @@
           <w:sz w:val="28"/>
           <w:szCs w:val="28"/>
         </w:rPr>
-        <w:t xml:space="preserve">Сформированные требования определяют основу дальнейшего проектирования. На следующем этапе необходимо уточнить функциональные и нефункциональные требования, определить архитектуру системы и обосновать выбор используемых средств разработки. Полученные результаты будут использованы при проектировании базы данных, серверной части и механизмов коллективного редактирования. </w:t>
+        <w:t xml:space="preserve">. </w:t>
       </w:r>
       <w:r>
         <w:rPr>
@@ -3749,19 +4921,2980 @@
       </w:r>
       <w:bookmarkEnd w:id="4"/>
     </w:p>
-    <w:p>
-      <w:pPr>
-        <w:rPr>
-          <w:sz w:val="28"/>
-          <w:szCs w:val="28"/>
-        </w:rPr>
-      </w:pPr>
-    </w:p>
-    <w:p>
-      <w:pPr>
-        <w:pStyle w:val="2"/>
-        <w:spacing w:before="0" w:after="0"/>
+    <w:p/>
+    <w:p>
+      <w:pPr>
         <w:ind w:firstLine="709"/>
+        <w:jc w:val="both"/>
+        <w:rPr>
+          <w:sz w:val="28"/>
+          <w:szCs w:val="28"/>
+          <w:lang w:val="ru-BY"/>
+        </w:rPr>
+      </w:pPr>
+      <w:r>
+        <w:rPr>
+          <w:sz w:val="28"/>
+          <w:szCs w:val="28"/>
+          <w:lang w:val="ru-BY"/>
+        </w:rPr>
+        <w:t>На основании проведённого анализа предметной области и существующих информационных систем необходимо определить требования к разрабатываемой системе и обосновать выбор средств её создания. При этом основное внимание уделяется организации хранения и обработки информации, поскольку система должна обеспечивать не только взаимодействие пользователей с материалами, но и сохранность данных, целостность связей между объектами, ведение истории изменений и разграничение доступа.</w:t>
+      </w:r>
+    </w:p>
+    <w:p>
+      <w:pPr>
+        <w:ind w:firstLine="709"/>
+        <w:jc w:val="both"/>
+        <w:rPr>
+          <w:sz w:val="28"/>
+          <w:szCs w:val="28"/>
+          <w:lang w:val="ru-BY"/>
+        </w:rPr>
+      </w:pPr>
+      <w:r>
+        <w:rPr>
+          <w:sz w:val="28"/>
+          <w:szCs w:val="28"/>
+          <w:lang w:val="ru-BY"/>
+        </w:rPr>
+        <w:t xml:space="preserve">Разрабатываемая информационная система предназначена для коллективного формирования базы знаний об игровых вселенных. Серверная часть должна принимать запросы от клиентского приложения, выполнять их обработку, проверять полномочия пользователей и взаимодействовать с основными хранилищами данных. Для реализации поставленных задач используются </w:t>
+      </w:r>
+      <w:proofErr w:type="spellStart"/>
+      <w:r>
+        <w:rPr>
+          <w:sz w:val="28"/>
+          <w:szCs w:val="28"/>
+          <w:lang w:val="ru-BY"/>
+        </w:rPr>
+        <w:t>PostgreSQL</w:t>
+      </w:r>
+      <w:proofErr w:type="spellEnd"/>
+      <w:r>
+        <w:rPr>
+          <w:sz w:val="28"/>
+          <w:szCs w:val="28"/>
+          <w:lang w:val="ru-BY"/>
+        </w:rPr>
+        <w:t xml:space="preserve">, </w:t>
+      </w:r>
+      <w:proofErr w:type="spellStart"/>
+      <w:r>
+        <w:rPr>
+          <w:sz w:val="28"/>
+          <w:szCs w:val="28"/>
+          <w:lang w:val="ru-BY"/>
+        </w:rPr>
+        <w:t>Redis</w:t>
+      </w:r>
+      <w:proofErr w:type="spellEnd"/>
+      <w:r>
+        <w:rPr>
+          <w:sz w:val="28"/>
+          <w:szCs w:val="28"/>
+          <w:lang w:val="ru-BY"/>
+        </w:rPr>
+        <w:t xml:space="preserve"> и S3-совместимое объектное хранилище. Серверная часть организуется в виде нескольких взаимодействующих </w:t>
+      </w:r>
+      <w:proofErr w:type="spellStart"/>
+      <w:r>
+        <w:rPr>
+          <w:sz w:val="28"/>
+          <w:szCs w:val="28"/>
+          <w:lang w:val="ru-BY"/>
+        </w:rPr>
+        <w:t>микросервисов</w:t>
+      </w:r>
+      <w:proofErr w:type="spellEnd"/>
+      <w:r>
+        <w:rPr>
+          <w:sz w:val="28"/>
+          <w:szCs w:val="28"/>
+          <w:lang w:val="ru-BY"/>
+        </w:rPr>
+        <w:t>, каждый из которых отвечает за определённую функциональную область.</w:t>
+      </w:r>
+    </w:p>
+    <w:p>
+      <w:pPr>
+        <w:jc w:val="both"/>
+        <w:rPr>
+          <w:sz w:val="28"/>
+          <w:szCs w:val="28"/>
+          <w:lang w:val="ru-BY"/>
+        </w:rPr>
+      </w:pPr>
+    </w:p>
+    <w:p>
+      <w:pPr>
+        <w:ind w:firstLine="709"/>
+        <w:jc w:val="both"/>
+        <w:rPr>
+          <w:b/>
+          <w:bCs/>
+          <w:sz w:val="28"/>
+          <w:szCs w:val="28"/>
+          <w:lang w:val="ru-BY"/>
+        </w:rPr>
+      </w:pPr>
+      <w:r>
+        <w:rPr>
+          <w:b/>
+          <w:bCs/>
+          <w:sz w:val="28"/>
+          <w:szCs w:val="28"/>
+          <w:lang w:val="ru-BY"/>
+        </w:rPr>
+        <w:t xml:space="preserve">2.1 </w:t>
+      </w:r>
+      <w:r>
+        <w:rPr>
+          <w:b/>
+          <w:bCs/>
+          <w:sz w:val="28"/>
+          <w:szCs w:val="28"/>
+        </w:rPr>
+        <w:t>Функциональные и нефункциональные требования</w:t>
+      </w:r>
+    </w:p>
+    <w:p>
+      <w:pPr>
+        <w:ind w:firstLine="709"/>
+        <w:jc w:val="both"/>
+        <w:rPr>
+          <w:sz w:val="28"/>
+          <w:szCs w:val="28"/>
+          <w:lang w:val="ru-BY"/>
+        </w:rPr>
+      </w:pPr>
+    </w:p>
+    <w:p>
+      <w:pPr>
+        <w:ind w:firstLine="709"/>
+        <w:jc w:val="both"/>
+        <w:rPr>
+          <w:sz w:val="28"/>
+          <w:szCs w:val="28"/>
+          <w:lang w:val="ru-BY"/>
+        </w:rPr>
+      </w:pPr>
+      <w:r>
+        <w:rPr>
+          <w:sz w:val="28"/>
+          <w:szCs w:val="28"/>
+          <w:lang w:val="ru-BY"/>
+        </w:rPr>
+        <w:t>Назначением разрабатываемой информационной системы является предоставление единого информационного пространства для хранения, поиска и коллективного редактирования статей об игровых вселенных. Система должна поддерживать несколько игровых вселенных, каждая из которых содержит набор связанных статей, категорий и мультимедийных материалов. Доступ к отдельным операциям определяется учётной записью пользователя и предоставленными ему полномочиями.</w:t>
+      </w:r>
+    </w:p>
+    <w:p>
+      <w:pPr>
+        <w:ind w:firstLine="709"/>
+        <w:jc w:val="both"/>
+        <w:rPr>
+          <w:sz w:val="28"/>
+          <w:szCs w:val="28"/>
+          <w:lang w:val="ru-BY"/>
+        </w:rPr>
+      </w:pPr>
+      <w:r>
+        <w:rPr>
+          <w:sz w:val="28"/>
+          <w:szCs w:val="28"/>
+          <w:lang w:val="ru-BY"/>
+        </w:rPr>
+        <w:t>Основной функцией системы является работа со статьями. Пользователь должен иметь возможность просматривать существующие материалы, создавать новые статьи и изменять их содержимое при наличии соответствующих прав. Для каждой статьи необходимо хранить название, содержимое, принадлежность к игровой вселенной, сведения о времени создания и изменения, а также информацию о текущем состоянии материала.</w:t>
+      </w:r>
+    </w:p>
+    <w:p>
+      <w:pPr>
+        <w:ind w:firstLine="709"/>
+        <w:jc w:val="both"/>
+        <w:rPr>
+          <w:sz w:val="28"/>
+          <w:szCs w:val="28"/>
+          <w:lang w:val="ru-BY"/>
+        </w:rPr>
+      </w:pPr>
+      <w:r>
+        <w:rPr>
+          <w:sz w:val="28"/>
+          <w:szCs w:val="28"/>
+          <w:lang w:val="ru-BY"/>
+        </w:rPr>
+        <w:t xml:space="preserve">Важной функцией является </w:t>
+      </w:r>
+      <w:proofErr w:type="spellStart"/>
+      <w:r>
+        <w:rPr>
+          <w:sz w:val="28"/>
+          <w:szCs w:val="28"/>
+          <w:lang w:val="ru-BY"/>
+        </w:rPr>
+        <w:t>версионирование</w:t>
+      </w:r>
+      <w:proofErr w:type="spellEnd"/>
+      <w:r>
+        <w:rPr>
+          <w:sz w:val="28"/>
+          <w:szCs w:val="28"/>
+          <w:lang w:val="ru-BY"/>
+        </w:rPr>
+        <w:t xml:space="preserve"> статей. При изменении материала его предыдущее состояние не должно удаляться. Вместо этого необходимо создавать новую редакцию, связанную с пользователем, выполнившим изменение. В каждой редакции должны сохраняться содержимое статьи и время выполнения операции. Такой подход обеспечивает возможность определить последовательность изменений и получить состояние статьи на определённый момент времени.</w:t>
+      </w:r>
+    </w:p>
+    <w:p>
+      <w:pPr>
+        <w:ind w:firstLine="709"/>
+        <w:jc w:val="both"/>
+        <w:rPr>
+          <w:sz w:val="28"/>
+          <w:szCs w:val="28"/>
+          <w:lang w:val="ru-BY"/>
+        </w:rPr>
+      </w:pPr>
+      <w:r>
+        <w:rPr>
+          <w:sz w:val="28"/>
+          <w:szCs w:val="28"/>
+          <w:lang w:val="ru-BY"/>
+        </w:rPr>
+        <w:t xml:space="preserve">Система должна предоставлять возможность просмотра истории редакций. Пользователь с соответствующими правами должен иметь </w:t>
+      </w:r>
+      <w:r>
+        <w:rPr>
+          <w:sz w:val="28"/>
+          <w:szCs w:val="28"/>
+          <w:lang w:val="ru-BY"/>
+        </w:rPr>
+        <w:lastRenderedPageBreak/>
+        <w:t>возможность выбрать одну из предыдущих версий и восстановить её содержимое. Восстановление не должно приводить к удалению существующей истории, поэтому результат такой операции также должен фиксироваться в виде новой редакции.</w:t>
+      </w:r>
+    </w:p>
+    <w:p>
+      <w:pPr>
+        <w:ind w:firstLine="709"/>
+        <w:jc w:val="both"/>
+        <w:rPr>
+          <w:sz w:val="28"/>
+          <w:szCs w:val="28"/>
+          <w:lang w:val="ru-BY"/>
+        </w:rPr>
+      </w:pPr>
+      <w:r>
+        <w:rPr>
+          <w:sz w:val="28"/>
+          <w:szCs w:val="28"/>
+          <w:lang w:val="ru-BY"/>
+        </w:rPr>
+        <w:t>Для организации взаимосвязей между материалами необходимо предусмотреть ссылки между статьями. Например, статья о персонаже может быть связана со статьёй о фракции, локации или игровом событии. Связи должны храниться в структурированном виде, отдельно от основного текста статьи, что позволит использовать их при формировании переходов между материалами и при выполнении запросов к базе данных.</w:t>
+      </w:r>
+    </w:p>
+    <w:p>
+      <w:pPr>
+        <w:ind w:firstLine="709"/>
+        <w:jc w:val="both"/>
+        <w:rPr>
+          <w:sz w:val="28"/>
+          <w:szCs w:val="28"/>
+          <w:lang w:val="ru-BY"/>
+        </w:rPr>
+      </w:pPr>
+      <w:r>
+        <w:rPr>
+          <w:sz w:val="28"/>
+          <w:szCs w:val="28"/>
+          <w:lang w:val="ru-BY"/>
+        </w:rPr>
+        <w:t>Система должна поддерживать классификацию статей посредством категорий. Один материал может относиться к нескольким категориям, а одна категория может включать множество статей. Такое представление позволяет организовать дополнительный способ навигации по информационному пространству и группировать материалы по типу описываемого объекта или иной характеристике.</w:t>
+      </w:r>
+    </w:p>
+    <w:p>
+      <w:pPr>
+        <w:ind w:firstLine="709"/>
+        <w:jc w:val="both"/>
+        <w:rPr>
+          <w:sz w:val="28"/>
+          <w:szCs w:val="28"/>
+          <w:lang w:val="ru-BY"/>
+        </w:rPr>
+      </w:pPr>
+      <w:r>
+        <w:rPr>
+          <w:sz w:val="28"/>
+          <w:szCs w:val="28"/>
+          <w:lang w:val="ru-BY"/>
+        </w:rPr>
+        <w:t xml:space="preserve">Одной из функций системы является поиск информации. Пользователь должен иметь возможность вводить поисковый запрос и получать набор статей, соответствующих заданным условиям. Поиск предполагается выполнять по названию и содержимому материалов. </w:t>
+      </w:r>
+      <w:proofErr w:type="spellStart"/>
+      <w:r>
+        <w:rPr>
+          <w:sz w:val="28"/>
+          <w:szCs w:val="28"/>
+          <w:lang w:val="ru-BY"/>
+        </w:rPr>
+        <w:t>PostgreSQL</w:t>
+      </w:r>
+      <w:proofErr w:type="spellEnd"/>
+      <w:r>
+        <w:rPr>
+          <w:sz w:val="28"/>
+          <w:szCs w:val="28"/>
+          <w:lang w:val="ru-BY"/>
+        </w:rPr>
+        <w:t xml:space="preserve"> предоставляет встроенные средства полнотекстового поиска, поэтому для рассматриваемого объёма данных отдельная поисковая СУБД не требуется [5].</w:t>
+      </w:r>
+    </w:p>
+    <w:p>
+      <w:pPr>
+        <w:ind w:firstLine="709"/>
+        <w:jc w:val="both"/>
+        <w:rPr>
+          <w:sz w:val="28"/>
+          <w:szCs w:val="28"/>
+          <w:lang w:val="ru-BY"/>
+        </w:rPr>
+      </w:pPr>
+      <w:r>
+        <w:rPr>
+          <w:sz w:val="28"/>
+          <w:szCs w:val="28"/>
+          <w:lang w:val="ru-BY"/>
+        </w:rPr>
+        <w:t>Необходимо обеспечить работу с мультимедийными материалами. Пользователь с соответствующими правами должен иметь возможность прикреплять изображения и другие файлы к статьям. Для каждого файла необходимо сохранять метаданные, включающие имя, тип, размер и идентификатор объекта в хранилище. Само содержимое файла предполагается размещать в S3-совместимом объектном хранилище.</w:t>
+      </w:r>
+    </w:p>
+    <w:p>
+      <w:pPr>
+        <w:ind w:firstLine="709"/>
+        <w:jc w:val="both"/>
+        <w:rPr>
+          <w:sz w:val="28"/>
+          <w:szCs w:val="28"/>
+          <w:lang w:val="ru-BY"/>
+        </w:rPr>
+      </w:pPr>
+      <w:r>
+        <w:rPr>
+          <w:sz w:val="28"/>
+          <w:szCs w:val="28"/>
+          <w:lang w:val="ru-BY"/>
+        </w:rPr>
+        <w:t>Система должна поддерживать регистрацию и аутентификацию пользователей. После успешной аутентификации сервер определяет учётную запись пользователя и его права. Перед выполнением операций, изменяющих данные, должна выполняться проверка полномочий. Административные функции должны быть доступны только пользователям, которым они предоставлены.</w:t>
+      </w:r>
+    </w:p>
+    <w:p>
+      <w:pPr>
+        <w:ind w:firstLine="709"/>
+        <w:jc w:val="both"/>
+        <w:rPr>
+          <w:sz w:val="28"/>
+          <w:szCs w:val="28"/>
+          <w:lang w:val="ru-BY"/>
+        </w:rPr>
+      </w:pPr>
+      <w:r>
+        <w:rPr>
+          <w:sz w:val="28"/>
+          <w:szCs w:val="28"/>
+          <w:lang w:val="ru-BY"/>
+        </w:rPr>
+        <w:t xml:space="preserve">К функциональным требованиям также относится использование механизмов базы данных для автоматизации обработки информации. В проекте должны применяться триггеры </w:t>
+      </w:r>
+      <w:proofErr w:type="spellStart"/>
+      <w:r>
+        <w:rPr>
+          <w:sz w:val="28"/>
+          <w:szCs w:val="28"/>
+          <w:lang w:val="ru-BY"/>
+        </w:rPr>
+        <w:t>PostgreSQL</w:t>
+      </w:r>
+      <w:proofErr w:type="spellEnd"/>
+      <w:r>
+        <w:rPr>
+          <w:sz w:val="28"/>
+          <w:szCs w:val="28"/>
+          <w:lang w:val="ru-BY"/>
+        </w:rPr>
+        <w:t xml:space="preserve"> для автоматического выполнения определённых действий при изменении данных. Кроме того, необходимо реализовать хранимые процедуры для операций, состоящих из нескольких связанных действий и выполняемых на стороне базы данных. </w:t>
+      </w:r>
+      <w:proofErr w:type="spellStart"/>
+      <w:r>
+        <w:rPr>
+          <w:sz w:val="28"/>
+          <w:szCs w:val="28"/>
+          <w:lang w:val="ru-BY"/>
+        </w:rPr>
+        <w:t>PostgreSQL</w:t>
+      </w:r>
+      <w:proofErr w:type="spellEnd"/>
+      <w:r>
+        <w:rPr>
+          <w:sz w:val="28"/>
+          <w:szCs w:val="28"/>
+          <w:lang w:val="ru-BY"/>
+        </w:rPr>
+        <w:t xml:space="preserve"> предоставляет отдельный механизм определения и вызова процедур посредством команд CREATE PROCEDURE и CALL [</w:t>
+      </w:r>
+      <w:r>
+        <w:rPr>
+          <w:sz w:val="28"/>
+          <w:szCs w:val="28"/>
+          <w:lang w:val="ru-BY"/>
+        </w:rPr>
+        <w:t>6</w:t>
+      </w:r>
+      <w:r>
+        <w:rPr>
+          <w:sz w:val="28"/>
+          <w:szCs w:val="28"/>
+          <w:lang w:val="ru-BY"/>
+        </w:rPr>
+        <w:t>].</w:t>
+      </w:r>
+    </w:p>
+    <w:p>
+      <w:pPr>
+        <w:ind w:firstLine="709"/>
+        <w:jc w:val="both"/>
+        <w:rPr>
+          <w:sz w:val="28"/>
+          <w:szCs w:val="28"/>
+          <w:lang w:val="ru-BY"/>
+        </w:rPr>
+      </w:pPr>
+      <w:r>
+        <w:rPr>
+          <w:sz w:val="28"/>
+          <w:szCs w:val="28"/>
+          <w:lang w:val="ru-BY"/>
+        </w:rPr>
+        <w:t xml:space="preserve">Входными данными системы являются сведения, поступающие от пользователя через клиентское приложение. К ним относятся данные регистрации и аутентификации, названия и содержимое статей, </w:t>
+      </w:r>
+      <w:r>
+        <w:rPr>
+          <w:sz w:val="28"/>
+          <w:szCs w:val="28"/>
+          <w:lang w:val="ru-BY"/>
+        </w:rPr>
+        <w:lastRenderedPageBreak/>
+        <w:t>идентификаторы игровых вселенных, категории, связи между материалами, параметры поисковых запросов, сведения для административных операций, а также мультимедийные файлы и их метаданные. При редактировании статьи входными данными также являются идентификатор изменяемого материала и новое содержимое.</w:t>
+      </w:r>
+    </w:p>
+    <w:p>
+      <w:pPr>
+        <w:ind w:firstLine="709"/>
+        <w:jc w:val="both"/>
+        <w:rPr>
+          <w:sz w:val="28"/>
+          <w:szCs w:val="28"/>
+          <w:lang w:val="ru-BY"/>
+        </w:rPr>
+      </w:pPr>
+      <w:r>
+        <w:rPr>
+          <w:sz w:val="28"/>
+          <w:szCs w:val="28"/>
+          <w:lang w:val="ru-BY"/>
+        </w:rPr>
+        <w:t xml:space="preserve">При загрузке мультимедийного файла сервер получает бинарное содержимое и дополнительные сведения о нём. После проверки допустимости файла его содержимое передаётся в объектное хранилище, а в </w:t>
+      </w:r>
+      <w:proofErr w:type="spellStart"/>
+      <w:r>
+        <w:rPr>
+          <w:sz w:val="28"/>
+          <w:szCs w:val="28"/>
+          <w:lang w:val="ru-BY"/>
+        </w:rPr>
+        <w:t>PostgreSQL</w:t>
+      </w:r>
+      <w:proofErr w:type="spellEnd"/>
+      <w:r>
+        <w:rPr>
+          <w:sz w:val="28"/>
+          <w:szCs w:val="28"/>
+          <w:lang w:val="ru-BY"/>
+        </w:rPr>
+        <w:t xml:space="preserve"> сохраняется информация, необходимая для последующего получения объекта и его связи со статьёй.</w:t>
+      </w:r>
+    </w:p>
+    <w:p>
+      <w:pPr>
+        <w:ind w:firstLine="709"/>
+        <w:jc w:val="both"/>
+        <w:rPr>
+          <w:sz w:val="28"/>
+          <w:szCs w:val="28"/>
+          <w:lang w:val="ru-BY"/>
+        </w:rPr>
+      </w:pPr>
+      <w:r>
+        <w:rPr>
+          <w:sz w:val="28"/>
+          <w:szCs w:val="28"/>
+          <w:lang w:val="ru-BY"/>
+        </w:rPr>
+        <w:t>Выходными данными системы являются страницы статей, сведения об игровых вселенных и категориях, результаты поиска, списки связанных материалов, история редакций и сведения о прикреплённых файлах. После выполнения операций создания, изменения или удаления сервер должен возвращать клиенту информацию о результате операции. При невозможности выполнения запроса должна возвращаться информация о соответствующей ошибке, например отсутствии прав или отсутствии требуемого объекта.</w:t>
+      </w:r>
+    </w:p>
+    <w:p>
+      <w:pPr>
+        <w:ind w:firstLine="709"/>
+        <w:jc w:val="both"/>
+        <w:rPr>
+          <w:sz w:val="28"/>
+          <w:szCs w:val="28"/>
+          <w:lang w:val="ru-BY"/>
+        </w:rPr>
+      </w:pPr>
+      <w:r>
+        <w:rPr>
+          <w:sz w:val="28"/>
+          <w:szCs w:val="28"/>
+          <w:lang w:val="ru-BY"/>
+        </w:rPr>
+        <w:t xml:space="preserve">Требования к времени обработки определяются типом выполняемой операции. Получение небольших структурированных данных и часто используемых материалов должно выполняться с минимальной задержкой. Для уменьшения количества обращений к </w:t>
+      </w:r>
+      <w:proofErr w:type="spellStart"/>
+      <w:r>
+        <w:rPr>
+          <w:sz w:val="28"/>
+          <w:szCs w:val="28"/>
+          <w:lang w:val="ru-BY"/>
+        </w:rPr>
+        <w:t>PostgreSQL</w:t>
+      </w:r>
+      <w:proofErr w:type="spellEnd"/>
+      <w:r>
+        <w:rPr>
+          <w:sz w:val="28"/>
+          <w:szCs w:val="28"/>
+          <w:lang w:val="ru-BY"/>
+        </w:rPr>
+        <w:t xml:space="preserve"> предусматривается использование </w:t>
+      </w:r>
+      <w:proofErr w:type="spellStart"/>
+      <w:r>
+        <w:rPr>
+          <w:sz w:val="28"/>
+          <w:szCs w:val="28"/>
+          <w:lang w:val="ru-BY"/>
+        </w:rPr>
+        <w:t>Redis</w:t>
+      </w:r>
+      <w:proofErr w:type="spellEnd"/>
+      <w:r>
+        <w:rPr>
+          <w:sz w:val="28"/>
+          <w:szCs w:val="28"/>
+          <w:lang w:val="ru-BY"/>
+        </w:rPr>
+        <w:t>. Операции с мультимедийными файлами могут выполняться дольше, поскольку их продолжительность зависит от размера передаваемого файла и характеристик объектного хранилища.</w:t>
+      </w:r>
+    </w:p>
+    <w:p>
+      <w:pPr>
+        <w:ind w:firstLine="709"/>
+        <w:jc w:val="both"/>
+        <w:rPr>
+          <w:sz w:val="28"/>
+          <w:szCs w:val="28"/>
+          <w:lang w:val="ru-BY"/>
+        </w:rPr>
+      </w:pPr>
+      <w:r>
+        <w:rPr>
+          <w:sz w:val="28"/>
+          <w:szCs w:val="28"/>
+          <w:lang w:val="ru-BY"/>
+        </w:rPr>
+        <w:t xml:space="preserve">Требования к надёжности связаны с сохранением целостности информации и невозможностью потери истории редакций. Операции, изменяющие несколько связанных объектов, должны выполняться согласованно. В случае возникновения ошибки изменения не должны оставаться в частично сохранённом состоянии. Для этого при выполнении связанных операций необходимо использовать транзакции </w:t>
+      </w:r>
+      <w:proofErr w:type="spellStart"/>
+      <w:r>
+        <w:rPr>
+          <w:sz w:val="28"/>
+          <w:szCs w:val="28"/>
+          <w:lang w:val="ru-BY"/>
+        </w:rPr>
+        <w:t>PostgreSQL</w:t>
+      </w:r>
+      <w:proofErr w:type="spellEnd"/>
+      <w:r>
+        <w:rPr>
+          <w:sz w:val="28"/>
+          <w:szCs w:val="28"/>
+          <w:lang w:val="ru-BY"/>
+        </w:rPr>
+        <w:t xml:space="preserve"> и ограничения целостности, задаваемые на уровне базы данных [</w:t>
+      </w:r>
+      <w:r>
+        <w:rPr>
+          <w:sz w:val="28"/>
+          <w:szCs w:val="28"/>
+          <w:lang w:val="ru-BY"/>
+        </w:rPr>
+        <w:t>7</w:t>
+      </w:r>
+      <w:r>
+        <w:rPr>
+          <w:sz w:val="28"/>
+          <w:szCs w:val="28"/>
+          <w:lang w:val="ru-BY"/>
+        </w:rPr>
+        <w:t>].</w:t>
+      </w:r>
+    </w:p>
+    <w:p>
+      <w:pPr>
+        <w:ind w:firstLine="709"/>
+        <w:jc w:val="both"/>
+        <w:rPr>
+          <w:sz w:val="28"/>
+          <w:szCs w:val="28"/>
+          <w:lang w:val="ru-BY"/>
+        </w:rPr>
+      </w:pPr>
+      <w:r>
+        <w:rPr>
+          <w:sz w:val="28"/>
+          <w:szCs w:val="28"/>
+          <w:lang w:val="ru-BY"/>
+        </w:rPr>
+        <w:t>Безопасность системы должна обеспечиваться на нескольких уровнях. Доступ к функциям, изменяющим данные, должен предоставляться только авторизованным пользователям. Права пользователя должны проверяться соответствующим сервисом перед выполнением операции. Пароли пользователей не должны храниться в открытом виде. При эксплуатации системы передача данных между клиентом и сервисами должна выполняться по защищённым соединениям.</w:t>
+      </w:r>
+    </w:p>
+    <w:p>
+      <w:pPr>
+        <w:ind w:firstLine="709"/>
+        <w:jc w:val="both"/>
+        <w:rPr>
+          <w:sz w:val="28"/>
+          <w:szCs w:val="28"/>
+          <w:lang w:val="ru-BY"/>
+        </w:rPr>
+      </w:pPr>
+      <w:r>
+        <w:rPr>
+          <w:sz w:val="28"/>
+          <w:szCs w:val="28"/>
+          <w:lang w:val="ru-BY"/>
+        </w:rPr>
+        <w:t>Система должна обладать возможностью дальнейшего расширения. Добавление новых категорий материалов, пользовательских ролей и операций не должно требовать полного изменения существующих сервисов. Разделение серверной части на отдельные сервисы позволяет изменять функциональность одного компонента с минимальным влиянием на остальные компоненты системы.</w:t>
+      </w:r>
+    </w:p>
+    <w:p>
+      <w:pPr>
+        <w:ind w:firstLine="709"/>
+        <w:jc w:val="both"/>
+        <w:rPr>
+          <w:sz w:val="28"/>
+          <w:szCs w:val="28"/>
+          <w:lang w:val="ru-BY"/>
+        </w:rPr>
+      </w:pPr>
+      <w:r>
+        <w:rPr>
+          <w:sz w:val="28"/>
+          <w:szCs w:val="28"/>
+          <w:lang w:val="ru-BY"/>
+        </w:rPr>
+        <w:lastRenderedPageBreak/>
+        <w:t xml:space="preserve">Условием эксплуатации системы является наличие серверной инфраструктуры, на которой размещаются </w:t>
+      </w:r>
+      <w:proofErr w:type="spellStart"/>
+      <w:r>
+        <w:rPr>
+          <w:sz w:val="28"/>
+          <w:szCs w:val="28"/>
+          <w:lang w:val="ru-BY"/>
+        </w:rPr>
+        <w:t>микросервисы</w:t>
+      </w:r>
+      <w:proofErr w:type="spellEnd"/>
+      <w:r>
+        <w:rPr>
+          <w:sz w:val="28"/>
+          <w:szCs w:val="28"/>
+          <w:lang w:val="ru-BY"/>
+        </w:rPr>
+        <w:t xml:space="preserve">, </w:t>
+      </w:r>
+      <w:proofErr w:type="spellStart"/>
+      <w:r>
+        <w:rPr>
+          <w:sz w:val="28"/>
+          <w:szCs w:val="28"/>
+          <w:lang w:val="ru-BY"/>
+        </w:rPr>
+        <w:t>PostgreSQL</w:t>
+      </w:r>
+      <w:proofErr w:type="spellEnd"/>
+      <w:r>
+        <w:rPr>
+          <w:sz w:val="28"/>
+          <w:szCs w:val="28"/>
+          <w:lang w:val="ru-BY"/>
+        </w:rPr>
+        <w:t xml:space="preserve">, </w:t>
+      </w:r>
+      <w:proofErr w:type="spellStart"/>
+      <w:r>
+        <w:rPr>
+          <w:sz w:val="28"/>
+          <w:szCs w:val="28"/>
+          <w:lang w:val="ru-BY"/>
+        </w:rPr>
+        <w:t>Redis</w:t>
+      </w:r>
+      <w:proofErr w:type="spellEnd"/>
+      <w:r>
+        <w:rPr>
+          <w:sz w:val="28"/>
+          <w:szCs w:val="28"/>
+          <w:lang w:val="ru-BY"/>
+        </w:rPr>
+        <w:t xml:space="preserve"> и S3-совместимое объектное хранилище. Отдельные компоненты системы могут размещаться на одном физическом сервере или распределяться между несколькими узлами. Клиентская часть взаимодействует с серверной частью по HTTP и не получает непосредственного доступа к базам данных.</w:t>
+      </w:r>
+    </w:p>
+    <w:p>
+      <w:pPr>
+        <w:ind w:firstLine="709"/>
+        <w:jc w:val="both"/>
+        <w:rPr>
+          <w:sz w:val="28"/>
+          <w:szCs w:val="28"/>
+          <w:lang w:val="ru-BY"/>
+        </w:rPr>
+      </w:pPr>
+      <w:r>
+        <w:rPr>
+          <w:sz w:val="28"/>
+          <w:szCs w:val="28"/>
+          <w:lang w:val="ru-BY"/>
+        </w:rPr>
+        <w:t xml:space="preserve">Информационная совместимость обеспечивается использованием стандартных способов обмена данными. Клиент и серверные сервисы взаимодействуют посредством HTTP-запросов, а структурированные данные передаются в формате JSON. Сервисы взаимодействуют друг с другом посредством API. Сервис работы со статьями обращается к собственной базе </w:t>
+      </w:r>
+      <w:proofErr w:type="spellStart"/>
+      <w:r>
+        <w:rPr>
+          <w:sz w:val="28"/>
+          <w:szCs w:val="28"/>
+          <w:lang w:val="ru-BY"/>
+        </w:rPr>
+        <w:t>PostgreSQL</w:t>
+      </w:r>
+      <w:proofErr w:type="spellEnd"/>
+      <w:r>
+        <w:rPr>
+          <w:sz w:val="28"/>
+          <w:szCs w:val="28"/>
+          <w:lang w:val="ru-BY"/>
+        </w:rPr>
+        <w:t xml:space="preserve"> и </w:t>
+      </w:r>
+      <w:proofErr w:type="spellStart"/>
+      <w:r>
+        <w:rPr>
+          <w:sz w:val="28"/>
+          <w:szCs w:val="28"/>
+          <w:lang w:val="ru-BY"/>
+        </w:rPr>
+        <w:t>Redis</w:t>
+      </w:r>
+      <w:proofErr w:type="spellEnd"/>
+      <w:r>
+        <w:rPr>
+          <w:sz w:val="28"/>
+          <w:szCs w:val="28"/>
+          <w:lang w:val="ru-BY"/>
+        </w:rPr>
+        <w:t>, а сервис мультимедийных материалов взаимодействует с S3-совместимым объектным хранилищем.</w:t>
+      </w:r>
+    </w:p>
+    <w:p>
+      <w:pPr>
+        <w:ind w:firstLine="709"/>
+        <w:jc w:val="both"/>
+        <w:rPr>
+          <w:sz w:val="28"/>
+          <w:szCs w:val="28"/>
+          <w:lang w:val="ru-BY"/>
+        </w:rPr>
+      </w:pPr>
+      <w:r>
+        <w:rPr>
+          <w:sz w:val="28"/>
+          <w:szCs w:val="28"/>
+          <w:lang w:val="ru-BY"/>
+        </w:rPr>
+        <w:t xml:space="preserve">Таким образом, функциональные требования определяют основные операции пользователей и состав обрабатываемых данных, а нефункциональные требования устанавливают ограничения по надёжности, безопасности, производительности, совместимости и расширяемости. Полученные требования являются основой для выбора </w:t>
+      </w:r>
+      <w:proofErr w:type="spellStart"/>
+      <w:r>
+        <w:rPr>
+          <w:sz w:val="28"/>
+          <w:szCs w:val="28"/>
+          <w:lang w:val="ru-BY"/>
+        </w:rPr>
+        <w:t>микросервисной</w:t>
+      </w:r>
+      <w:proofErr w:type="spellEnd"/>
+      <w:r>
+        <w:rPr>
+          <w:sz w:val="28"/>
+          <w:szCs w:val="28"/>
+          <w:lang w:val="ru-BY"/>
+        </w:rPr>
+        <w:t xml:space="preserve"> архитектуры информационной системы и программных средств её реализации.</w:t>
+      </w:r>
+    </w:p>
+    <w:p>
+      <w:pPr>
+        <w:jc w:val="both"/>
+        <w:rPr>
+          <w:sz w:val="28"/>
+          <w:szCs w:val="28"/>
+          <w:lang w:val="ru-BY"/>
+        </w:rPr>
+      </w:pPr>
+    </w:p>
+    <w:p>
+      <w:pPr>
+        <w:ind w:firstLine="709"/>
+        <w:jc w:val="both"/>
+        <w:rPr>
+          <w:b/>
+          <w:bCs/>
+          <w:sz w:val="28"/>
+          <w:szCs w:val="28"/>
+          <w:lang w:val="en-US"/>
+        </w:rPr>
+      </w:pPr>
+      <w:r>
+        <w:rPr>
+          <w:b/>
+          <w:bCs/>
+          <w:sz w:val="28"/>
+          <w:szCs w:val="28"/>
+          <w:lang w:val="ru-BY"/>
+        </w:rPr>
+        <w:t>2.</w:t>
+      </w:r>
+      <w:r>
+        <w:rPr>
+          <w:b/>
+          <w:bCs/>
+          <w:sz w:val="28"/>
+          <w:szCs w:val="28"/>
+          <w:lang w:val="ru-BY"/>
+        </w:rPr>
+        <w:t>2</w:t>
+      </w:r>
+      <w:r>
+        <w:rPr>
+          <w:b/>
+          <w:bCs/>
+          <w:sz w:val="28"/>
+          <w:szCs w:val="28"/>
+          <w:lang w:val="ru-BY"/>
+        </w:rPr>
+        <w:t xml:space="preserve"> </w:t>
+      </w:r>
+      <w:r>
+        <w:rPr>
+          <w:b/>
+          <w:bCs/>
+          <w:sz w:val="28"/>
+          <w:szCs w:val="28"/>
+        </w:rPr>
+        <w:t>Выбор архитектуры информационной системы</w:t>
+      </w:r>
+    </w:p>
+    <w:p>
+      <w:pPr>
+        <w:rPr>
+          <w:sz w:val="28"/>
+          <w:szCs w:val="28"/>
+          <w:lang w:val="en-US"/>
+        </w:rPr>
+      </w:pPr>
+    </w:p>
+    <w:p>
+      <w:pPr>
+        <w:jc w:val="both"/>
+        <w:rPr>
+          <w:sz w:val="28"/>
+          <w:szCs w:val="28"/>
+          <w:lang w:val="ru-BY"/>
+        </w:rPr>
+      </w:pPr>
+      <w:r>
+        <w:rPr>
+          <w:sz w:val="28"/>
+          <w:szCs w:val="28"/>
+          <w:lang w:val="en-US"/>
+        </w:rPr>
+        <w:tab/>
+      </w:r>
+      <w:r>
+        <w:rPr>
+          <w:sz w:val="28"/>
+          <w:szCs w:val="28"/>
+          <w:lang w:val="ru-BY"/>
+        </w:rPr>
+        <w:t>Для разрабатываемой системы целесообразно использовать клиент-серверную архитектуру. В таком варианте клиентская часть отвечает за взаимодействие с пользователем и отображение полученной информации, а серверная часть выполняет обработку запросов, проверку прав доступа, реализацию прикладной логики и взаимодействие с хранилищами данных.</w:t>
+      </w:r>
+    </w:p>
+    <w:p>
+      <w:pPr>
+        <w:ind w:firstLine="720"/>
+        <w:jc w:val="both"/>
+        <w:rPr>
+          <w:sz w:val="28"/>
+          <w:szCs w:val="28"/>
+          <w:lang w:val="ru-BY"/>
+        </w:rPr>
+      </w:pPr>
+      <w:r>
+        <w:rPr>
+          <w:sz w:val="28"/>
+          <w:szCs w:val="28"/>
+          <w:lang w:val="ru-BY"/>
+        </w:rPr>
+        <w:t xml:space="preserve">Непосредственное подключение клиентского приложения к </w:t>
+      </w:r>
+      <w:proofErr w:type="spellStart"/>
+      <w:r>
+        <w:rPr>
+          <w:sz w:val="28"/>
+          <w:szCs w:val="28"/>
+          <w:lang w:val="ru-BY"/>
+        </w:rPr>
+        <w:t>PostgreSQL</w:t>
+      </w:r>
+      <w:proofErr w:type="spellEnd"/>
+      <w:r>
+        <w:rPr>
+          <w:sz w:val="28"/>
+          <w:szCs w:val="28"/>
+          <w:lang w:val="ru-BY"/>
+        </w:rPr>
+        <w:t xml:space="preserve"> является нежелательным, поскольку в таком случае клиенту пришлось бы предоставлять доступ к структуре базы данных. Кроме того, часть логики проверки прав пришлось бы реализовывать на стороне клиента, которая не может рассматриваться как доверенная среда. Использование серверных сервисов позволяет скрыть внутреннюю структуру баз данных и централизовать обработку пользовательских запросов.</w:t>
+      </w:r>
+    </w:p>
+    <w:p>
+      <w:pPr>
+        <w:ind w:firstLine="720"/>
+        <w:jc w:val="both"/>
+        <w:rPr>
+          <w:sz w:val="28"/>
+          <w:szCs w:val="28"/>
+          <w:lang w:val="ru-BY"/>
+        </w:rPr>
+      </w:pPr>
+      <w:r>
+        <w:rPr>
+          <w:sz w:val="28"/>
+          <w:szCs w:val="28"/>
+          <w:lang w:val="ru-BY"/>
+        </w:rPr>
+        <w:t xml:space="preserve">В качестве архитектурного подхода к организации серверной части выбрана </w:t>
+      </w:r>
+      <w:proofErr w:type="spellStart"/>
+      <w:r>
+        <w:rPr>
+          <w:sz w:val="28"/>
+          <w:szCs w:val="28"/>
+          <w:lang w:val="ru-BY"/>
+        </w:rPr>
+        <w:t>микросервисная</w:t>
+      </w:r>
+      <w:proofErr w:type="spellEnd"/>
+      <w:r>
+        <w:rPr>
+          <w:sz w:val="28"/>
+          <w:szCs w:val="28"/>
+          <w:lang w:val="ru-BY"/>
+        </w:rPr>
+        <w:t xml:space="preserve"> архитектура. Серверная часть разделяется на несколько самостоятельных сервисов, каждый из которых отвечает за определённую функциональную область. В рамках курсового проекта выделяются сервис аутентификации и управления пользователями, сервис работы со статьями и сервис управления мультимедийными материалами.</w:t>
+      </w:r>
+    </w:p>
+    <w:p>
+      <w:pPr>
+        <w:ind w:firstLine="720"/>
+        <w:jc w:val="both"/>
+        <w:rPr>
+          <w:sz w:val="28"/>
+          <w:szCs w:val="28"/>
+          <w:lang w:val="ru-BY"/>
+        </w:rPr>
+      </w:pPr>
+      <w:r>
+        <w:rPr>
+          <w:sz w:val="28"/>
+          <w:szCs w:val="28"/>
+          <w:lang w:val="ru-BY"/>
+        </w:rPr>
+        <w:t xml:space="preserve">Сервис аутентификации предназначен для регистрации пользователей, проверки учётных данных, аутентификации и управления ролями. Он является владельцем данных, относящихся к пользователям и их правам доступа. Сервис работы со статьями отвечает за игровые вселенные, статьи, категории, </w:t>
+      </w:r>
+      <w:r>
+        <w:rPr>
+          <w:sz w:val="28"/>
+          <w:szCs w:val="28"/>
+          <w:lang w:val="ru-BY"/>
+        </w:rPr>
+        <w:lastRenderedPageBreak/>
+        <w:t>связи между материалами, редакции и поиск. Сервис управления мультимедийными материалами обеспечивает загрузку, получение и удаление файлов, а также хранение сведений об объектах, размещённых в S3-совместимом хранилище.</w:t>
+      </w:r>
+    </w:p>
+    <w:p>
+      <w:pPr>
+        <w:ind w:firstLine="720"/>
+        <w:jc w:val="both"/>
+        <w:rPr>
+          <w:sz w:val="28"/>
+          <w:szCs w:val="28"/>
+          <w:lang w:val="ru-BY"/>
+        </w:rPr>
+      </w:pPr>
+      <w:r>
+        <w:rPr>
+          <w:sz w:val="28"/>
+          <w:szCs w:val="28"/>
+          <w:lang w:val="ru-BY"/>
+        </w:rPr>
+        <w:t xml:space="preserve">Каждый сервис имеет собственную область хранения данных. Для сервиса аутентификации используется </w:t>
+      </w:r>
+      <w:proofErr w:type="spellStart"/>
+      <w:r>
+        <w:rPr>
+          <w:sz w:val="28"/>
+          <w:szCs w:val="28"/>
+          <w:lang w:val="ru-BY"/>
+        </w:rPr>
+        <w:t>PostgreSQL</w:t>
+      </w:r>
+      <w:proofErr w:type="spellEnd"/>
+      <w:r>
+        <w:rPr>
+          <w:sz w:val="28"/>
+          <w:szCs w:val="28"/>
+          <w:lang w:val="ru-BY"/>
+        </w:rPr>
+        <w:t xml:space="preserve">, содержащий сведения о пользователях, ролях и параметрах доступа. Сервис работы со статьями использует </w:t>
+      </w:r>
+      <w:proofErr w:type="spellStart"/>
+      <w:r>
+        <w:rPr>
+          <w:sz w:val="28"/>
+          <w:szCs w:val="28"/>
+          <w:lang w:val="ru-BY"/>
+        </w:rPr>
+        <w:t>PostgreSQL</w:t>
+      </w:r>
+      <w:proofErr w:type="spellEnd"/>
+      <w:r>
+        <w:rPr>
+          <w:sz w:val="28"/>
+          <w:szCs w:val="28"/>
+          <w:lang w:val="ru-BY"/>
+        </w:rPr>
+        <w:t xml:space="preserve"> для хранения основных данных предметной области и </w:t>
+      </w:r>
+      <w:proofErr w:type="spellStart"/>
+      <w:r>
+        <w:rPr>
+          <w:sz w:val="28"/>
+          <w:szCs w:val="28"/>
+          <w:lang w:val="ru-BY"/>
+        </w:rPr>
+        <w:t>Redis</w:t>
+      </w:r>
+      <w:proofErr w:type="spellEnd"/>
+      <w:r>
+        <w:rPr>
+          <w:sz w:val="28"/>
+          <w:szCs w:val="28"/>
+          <w:lang w:val="ru-BY"/>
+        </w:rPr>
+        <w:t xml:space="preserve"> для кэширования часто запрашиваемой информации. Сервис мультимедийных материалов использует </w:t>
+      </w:r>
+      <w:proofErr w:type="spellStart"/>
+      <w:r>
+        <w:rPr>
+          <w:sz w:val="28"/>
+          <w:szCs w:val="28"/>
+          <w:lang w:val="ru-BY"/>
+        </w:rPr>
+        <w:t>PostgreSQL</w:t>
+      </w:r>
+      <w:proofErr w:type="spellEnd"/>
+      <w:r>
+        <w:rPr>
+          <w:sz w:val="28"/>
+          <w:szCs w:val="28"/>
+          <w:lang w:val="ru-BY"/>
+        </w:rPr>
+        <w:t xml:space="preserve"> для хранения метаданных файлов, а сами бинарные объекты размещаются в S3-совместимом объектном хранилище.</w:t>
+      </w:r>
+    </w:p>
+    <w:p>
+      <w:pPr>
+        <w:ind w:firstLine="720"/>
+        <w:jc w:val="both"/>
+        <w:rPr>
+          <w:sz w:val="28"/>
+          <w:szCs w:val="28"/>
+          <w:lang w:val="ru-BY"/>
+        </w:rPr>
+      </w:pPr>
+      <w:r>
+        <w:rPr>
+          <w:sz w:val="28"/>
+          <w:szCs w:val="28"/>
+          <w:lang w:val="ru-BY"/>
+        </w:rPr>
+        <w:t>Прямой доступ одного сервиса к таблицам другого сервиса не предусматривается. Если одному сервису требуется информация, принадлежащая другому сервису, получение такой информации выполняется посредством межсервисного API. Такой принцип позволяет определить владельца данных и уменьшить связанность между компонентами системы.</w:t>
+      </w:r>
+    </w:p>
+    <w:p>
+      <w:pPr>
+        <w:jc w:val="both"/>
+        <w:rPr>
+          <w:sz w:val="28"/>
+          <w:szCs w:val="28"/>
+          <w:lang w:val="ru-BY"/>
+        </w:rPr>
+      </w:pPr>
+      <w:r>
+        <w:rPr>
+          <w:sz w:val="28"/>
+          <w:szCs w:val="28"/>
+          <w:lang w:val="ru-BY"/>
+        </w:rPr>
+        <w:t>Взаимодействие клиентского приложения с серверной частью выполняется посредством REST API. Для передачи структурированных данных используется формат JSON. Межсервисные запросы также выполняются по HTTP с использованием определённых API-интерфейсов. Для защиты служебных и пользовательских данных при эксплуатации системы предусматривается использование HTTPS.</w:t>
+      </w:r>
+    </w:p>
+    <w:p>
+      <w:pPr>
+        <w:ind w:firstLine="720"/>
+        <w:jc w:val="both"/>
+        <w:rPr>
+          <w:sz w:val="28"/>
+          <w:szCs w:val="28"/>
+          <w:lang w:val="ru-BY"/>
+        </w:rPr>
+      </w:pPr>
+      <w:r>
+        <w:rPr>
+          <w:sz w:val="28"/>
+          <w:szCs w:val="28"/>
+          <w:lang w:val="ru-BY"/>
+        </w:rPr>
+        <w:t xml:space="preserve">Выбор </w:t>
+      </w:r>
+      <w:proofErr w:type="spellStart"/>
+      <w:r>
+        <w:rPr>
+          <w:sz w:val="28"/>
+          <w:szCs w:val="28"/>
+          <w:lang w:val="ru-BY"/>
+        </w:rPr>
+        <w:t>микросервисной</w:t>
+      </w:r>
+      <w:proofErr w:type="spellEnd"/>
+      <w:r>
+        <w:rPr>
+          <w:sz w:val="28"/>
+          <w:szCs w:val="28"/>
+          <w:lang w:val="ru-BY"/>
+        </w:rPr>
+        <w:t xml:space="preserve"> архитектуры позволяет разделить функциональные области системы и обеспечить независимое развитие отдельных компонентов. Например, изменение механизма хранения мультимедийных материалов не требует изменения логики работы со статьями, если внешний интерфейс Media Service сохраняется. Аналогично, развитие механизма аутентификации не требует непосредственного изменения структуры сервиса статей.</w:t>
+      </w:r>
+    </w:p>
+    <w:p>
+      <w:pPr>
+        <w:ind w:firstLine="720"/>
+        <w:jc w:val="both"/>
+        <w:rPr>
+          <w:sz w:val="28"/>
+          <w:szCs w:val="28"/>
+          <w:lang w:val="ru-BY"/>
+        </w:rPr>
+      </w:pPr>
+      <w:proofErr w:type="spellStart"/>
+      <w:r>
+        <w:rPr>
+          <w:sz w:val="28"/>
+          <w:szCs w:val="28"/>
+          <w:lang w:val="ru-BY"/>
+        </w:rPr>
+        <w:t>Микросервисный</w:t>
+      </w:r>
+      <w:proofErr w:type="spellEnd"/>
+      <w:r>
+        <w:rPr>
+          <w:sz w:val="28"/>
+          <w:szCs w:val="28"/>
+          <w:lang w:val="ru-BY"/>
+        </w:rPr>
+        <w:t xml:space="preserve"> подход одновременно увеличивает требования к организации системы. Необходимо учитывать сетевые ошибки, недоступность отдельных сервисов, обработку некорректных ответов и необходимость отдельного развёртывания компонентов. В рамках проекта эти особенности учитываются при проектировании API и тестировании межсервисного взаимодействия.</w:t>
+      </w:r>
+    </w:p>
+    <w:p>
+      <w:pPr>
+        <w:ind w:firstLine="709"/>
+        <w:jc w:val="both"/>
+        <w:rPr>
+          <w:sz w:val="28"/>
+          <w:szCs w:val="28"/>
+          <w:lang w:val="ru-BY"/>
+        </w:rPr>
+      </w:pPr>
+      <w:r>
+        <w:rPr>
+          <w:sz w:val="28"/>
+          <w:szCs w:val="28"/>
+          <w:lang w:val="ru-BY"/>
+        </w:rPr>
+        <w:t xml:space="preserve">Таким образом, серверная часть информационной системы реализуется как набор взаимодействующих </w:t>
+      </w:r>
+      <w:proofErr w:type="spellStart"/>
+      <w:r>
+        <w:rPr>
+          <w:sz w:val="28"/>
+          <w:szCs w:val="28"/>
+          <w:lang w:val="ru-BY"/>
+        </w:rPr>
+        <w:t>микросервисов</w:t>
+      </w:r>
+      <w:proofErr w:type="spellEnd"/>
+      <w:r>
+        <w:rPr>
+          <w:sz w:val="28"/>
+          <w:szCs w:val="28"/>
+          <w:lang w:val="ru-BY"/>
+        </w:rPr>
+        <w:t xml:space="preserve">, построенных на C++ и </w:t>
+      </w:r>
+      <w:proofErr w:type="spellStart"/>
+      <w:r>
+        <w:rPr>
+          <w:sz w:val="28"/>
+          <w:szCs w:val="28"/>
+          <w:lang w:val="ru-BY"/>
+        </w:rPr>
+        <w:t>Drogon</w:t>
+      </w:r>
+      <w:proofErr w:type="spellEnd"/>
+      <w:r>
+        <w:rPr>
+          <w:sz w:val="28"/>
+          <w:szCs w:val="28"/>
+          <w:lang w:val="ru-BY"/>
+        </w:rPr>
+        <w:t xml:space="preserve">. Каждый сервис имеет определённую функциональную ответственность и собственную область хранения данных. Клиент взаимодействует с сервисами через REST API, </w:t>
+      </w:r>
+      <w:proofErr w:type="spellStart"/>
+      <w:r>
+        <w:rPr>
+          <w:sz w:val="28"/>
+          <w:szCs w:val="28"/>
+          <w:lang w:val="ru-BY"/>
+        </w:rPr>
+        <w:t>PostgreSQL</w:t>
+      </w:r>
+      <w:proofErr w:type="spellEnd"/>
+      <w:r>
+        <w:rPr>
+          <w:sz w:val="28"/>
+          <w:szCs w:val="28"/>
+          <w:lang w:val="ru-BY"/>
+        </w:rPr>
+        <w:t xml:space="preserve"> используется для постоянного хранения структурированной информации, </w:t>
+      </w:r>
+      <w:proofErr w:type="spellStart"/>
+      <w:r>
+        <w:rPr>
+          <w:sz w:val="28"/>
+          <w:szCs w:val="28"/>
+          <w:lang w:val="ru-BY"/>
+        </w:rPr>
+        <w:t>Redis</w:t>
+      </w:r>
+      <w:proofErr w:type="spellEnd"/>
+      <w:r>
+        <w:rPr>
+          <w:sz w:val="28"/>
+          <w:szCs w:val="28"/>
+          <w:lang w:val="ru-BY"/>
+        </w:rPr>
+        <w:t xml:space="preserve"> </w:t>
+      </w:r>
+      <w:r>
+        <w:rPr>
+          <w:sz w:val="28"/>
+          <w:szCs w:val="28"/>
+          <w:lang w:val="ru-BY"/>
+        </w:rPr>
+        <w:t>–</w:t>
+      </w:r>
+      <w:r>
+        <w:rPr>
+          <w:sz w:val="28"/>
+          <w:szCs w:val="28"/>
+          <w:lang w:val="ru-BY"/>
+        </w:rPr>
+        <w:t xml:space="preserve"> для кэширования, а S3-совместимое хранилище </w:t>
+      </w:r>
+      <w:r>
+        <w:rPr>
+          <w:sz w:val="28"/>
+          <w:szCs w:val="28"/>
+          <w:lang w:val="ru-BY"/>
+        </w:rPr>
+        <w:t>–</w:t>
+      </w:r>
+      <w:r>
+        <w:rPr>
+          <w:sz w:val="28"/>
+          <w:szCs w:val="28"/>
+          <w:lang w:val="ru-BY"/>
+        </w:rPr>
+        <w:t xml:space="preserve"> для мультимедийных файлов.</w:t>
+      </w:r>
+    </w:p>
+    <w:p>
+      <w:pPr>
+        <w:jc w:val="both"/>
+        <w:rPr>
+          <w:sz w:val="28"/>
+          <w:szCs w:val="28"/>
+          <w:lang w:val="ru-BY"/>
+        </w:rPr>
+      </w:pPr>
+    </w:p>
+    <w:p>
+      <w:pPr>
+        <w:ind w:firstLine="709"/>
+        <w:jc w:val="both"/>
+        <w:rPr>
+          <w:b/>
+          <w:bCs/>
+          <w:sz w:val="28"/>
+          <w:szCs w:val="28"/>
+        </w:rPr>
+      </w:pPr>
+      <w:r>
+        <w:rPr>
+          <w:b/>
+          <w:bCs/>
+          <w:sz w:val="28"/>
+          <w:szCs w:val="28"/>
+          <w:lang w:val="ru-BY"/>
+        </w:rPr>
+        <w:t>2.</w:t>
+      </w:r>
+      <w:r>
+        <w:rPr>
+          <w:b/>
+          <w:bCs/>
+          <w:sz w:val="28"/>
+          <w:szCs w:val="28"/>
+          <w:lang w:val="ru-BY"/>
+        </w:rPr>
+        <w:t>3</w:t>
+      </w:r>
+      <w:r>
+        <w:rPr>
+          <w:b/>
+          <w:bCs/>
+          <w:sz w:val="28"/>
+          <w:szCs w:val="28"/>
+          <w:lang w:val="ru-BY"/>
+        </w:rPr>
+        <w:t xml:space="preserve"> </w:t>
+      </w:r>
+      <w:r>
+        <w:rPr>
+          <w:b/>
+          <w:bCs/>
+          <w:sz w:val="28"/>
+          <w:szCs w:val="28"/>
+        </w:rPr>
+        <w:t>Выбор языка программирования и фреймворка</w:t>
+      </w:r>
+    </w:p>
+    <w:p>
+      <w:pPr>
+        <w:rPr>
+          <w:sz w:val="28"/>
+          <w:szCs w:val="28"/>
+        </w:rPr>
+      </w:pPr>
+    </w:p>
+    <w:p>
+      <w:pPr>
+        <w:jc w:val="both"/>
+        <w:rPr>
+          <w:sz w:val="28"/>
+          <w:szCs w:val="28"/>
+          <w:lang w:val="ru-BY"/>
+        </w:rPr>
+      </w:pPr>
+      <w:r>
+        <w:tab/>
+      </w:r>
+      <w:r>
+        <w:rPr>
+          <w:sz w:val="28"/>
+          <w:szCs w:val="28"/>
+          <w:lang w:val="ru-BY"/>
+        </w:rPr>
+        <w:t>Для разработки серверных сервисов выбран язык C++. Он позволяет создавать производительные приложения, предоставляет средства работы с сетевыми соединениями, многопоточностью и внешними библиотеками, а также обеспечивает контроль над использованием вычислительных ресурсов. В рамках проекта предполагается использование стандарта C++17, который предоставляет современные средства языка и стандартной библиотеки, необходимые для реализации серверных сервисов [</w:t>
+      </w:r>
+      <w:r>
+        <w:rPr>
+          <w:sz w:val="28"/>
+          <w:szCs w:val="28"/>
+          <w:lang w:val="ru-BY"/>
+        </w:rPr>
+        <w:t>8</w:t>
+      </w:r>
+      <w:r>
+        <w:rPr>
+          <w:sz w:val="28"/>
+          <w:szCs w:val="28"/>
+          <w:lang w:val="ru-BY"/>
+        </w:rPr>
+        <w:t>].</w:t>
+      </w:r>
+    </w:p>
+    <w:p>
+      <w:pPr>
+        <w:ind w:firstLine="720"/>
+        <w:jc w:val="both"/>
+        <w:rPr>
+          <w:sz w:val="28"/>
+          <w:szCs w:val="28"/>
+          <w:lang w:val="ru-BY"/>
+        </w:rPr>
+      </w:pPr>
+      <w:r>
+        <w:rPr>
+          <w:sz w:val="28"/>
+          <w:szCs w:val="28"/>
+          <w:lang w:val="ru-BY"/>
+        </w:rPr>
+        <w:t xml:space="preserve">При выборе языка программирования могли рассматриваться Java, C# и Python. Каждый из перечисленных языков имеет средства для разработки серверных приложений, однако в рамках данного курсового проекта выбран C++, поскольку он позволяет реализовать производительные сервисы и использовать фреймворк </w:t>
+      </w:r>
+      <w:proofErr w:type="spellStart"/>
+      <w:r>
+        <w:rPr>
+          <w:sz w:val="28"/>
+          <w:szCs w:val="28"/>
+          <w:lang w:val="ru-BY"/>
+        </w:rPr>
+        <w:t>Drogon</w:t>
+      </w:r>
+      <w:proofErr w:type="spellEnd"/>
+      <w:r>
+        <w:rPr>
+          <w:sz w:val="28"/>
+          <w:szCs w:val="28"/>
+          <w:lang w:val="ru-BY"/>
+        </w:rPr>
+        <w:t xml:space="preserve"> для обработки HTTP-запросов.</w:t>
+      </w:r>
+    </w:p>
+    <w:p>
+      <w:pPr>
+        <w:ind w:firstLine="720"/>
+        <w:jc w:val="both"/>
+        <w:rPr>
+          <w:sz w:val="28"/>
+          <w:szCs w:val="28"/>
+          <w:lang w:val="ru-BY"/>
+        </w:rPr>
+      </w:pPr>
+      <w:r>
+        <w:rPr>
+          <w:sz w:val="28"/>
+          <w:szCs w:val="28"/>
+          <w:lang w:val="ru-BY"/>
+        </w:rPr>
+        <w:t xml:space="preserve">В качестве веб-фреймворка выбран </w:t>
+      </w:r>
+      <w:proofErr w:type="spellStart"/>
+      <w:r>
+        <w:rPr>
+          <w:sz w:val="28"/>
+          <w:szCs w:val="28"/>
+          <w:lang w:val="ru-BY"/>
+        </w:rPr>
+        <w:t>Drogon</w:t>
+      </w:r>
+      <w:proofErr w:type="spellEnd"/>
+      <w:r>
+        <w:rPr>
+          <w:sz w:val="28"/>
+          <w:szCs w:val="28"/>
+          <w:lang w:val="ru-BY"/>
+        </w:rPr>
+        <w:t xml:space="preserve">. Он предназначен для разработки серверных приложений на C++ и предоставляет средства обработки HTTP-запросов, маршрутизации, формирования ответов, загрузки файлов и реализации REST API. Фреймворк также поддерживает взаимодействие с </w:t>
+      </w:r>
+      <w:proofErr w:type="spellStart"/>
+      <w:r>
+        <w:rPr>
+          <w:sz w:val="28"/>
+          <w:szCs w:val="28"/>
+          <w:lang w:val="ru-BY"/>
+        </w:rPr>
+        <w:t>PostgreSQL</w:t>
+      </w:r>
+      <w:proofErr w:type="spellEnd"/>
+      <w:r>
+        <w:rPr>
+          <w:sz w:val="28"/>
+          <w:szCs w:val="28"/>
+          <w:lang w:val="ru-BY"/>
+        </w:rPr>
+        <w:t xml:space="preserve"> и </w:t>
+      </w:r>
+      <w:proofErr w:type="spellStart"/>
+      <w:r>
+        <w:rPr>
+          <w:sz w:val="28"/>
+          <w:szCs w:val="28"/>
+          <w:lang w:val="ru-BY"/>
+        </w:rPr>
+        <w:t>Redis</w:t>
+      </w:r>
+      <w:proofErr w:type="spellEnd"/>
+      <w:r>
+        <w:rPr>
+          <w:sz w:val="28"/>
+          <w:szCs w:val="28"/>
+          <w:lang w:val="ru-BY"/>
+        </w:rPr>
+        <w:t>, что позволяет использовать единый технологический подход в серверных сервисах [</w:t>
+      </w:r>
+      <w:r>
+        <w:rPr>
+          <w:sz w:val="28"/>
+          <w:szCs w:val="28"/>
+          <w:lang w:val="ru-BY"/>
+        </w:rPr>
+        <w:t>9</w:t>
+      </w:r>
+      <w:r>
+        <w:rPr>
+          <w:sz w:val="28"/>
+          <w:szCs w:val="28"/>
+          <w:lang w:val="ru-BY"/>
+        </w:rPr>
+        <w:t>].</w:t>
+      </w:r>
+    </w:p>
+    <w:p>
+      <w:pPr>
+        <w:ind w:firstLine="720"/>
+        <w:jc w:val="both"/>
+        <w:rPr>
+          <w:sz w:val="28"/>
+          <w:szCs w:val="28"/>
+          <w:lang w:val="ru-BY"/>
+        </w:rPr>
+      </w:pPr>
+      <w:r>
+        <w:rPr>
+          <w:sz w:val="28"/>
+          <w:szCs w:val="28"/>
+          <w:lang w:val="ru-BY"/>
+        </w:rPr>
+        <w:t xml:space="preserve">Каждый </w:t>
+      </w:r>
+      <w:proofErr w:type="spellStart"/>
+      <w:r>
+        <w:rPr>
+          <w:sz w:val="28"/>
+          <w:szCs w:val="28"/>
+          <w:lang w:val="ru-BY"/>
+        </w:rPr>
+        <w:t>микросервис</w:t>
+      </w:r>
+      <w:proofErr w:type="spellEnd"/>
+      <w:r>
+        <w:rPr>
+          <w:sz w:val="28"/>
+          <w:szCs w:val="28"/>
+          <w:lang w:val="ru-BY"/>
+        </w:rPr>
+        <w:t xml:space="preserve"> реализуется как отдельное приложение на C++ с использованием </w:t>
+      </w:r>
+      <w:proofErr w:type="spellStart"/>
+      <w:r>
+        <w:rPr>
+          <w:sz w:val="28"/>
+          <w:szCs w:val="28"/>
+          <w:lang w:val="ru-BY"/>
+        </w:rPr>
+        <w:t>Drogon</w:t>
+      </w:r>
+      <w:proofErr w:type="spellEnd"/>
+      <w:r>
+        <w:rPr>
+          <w:sz w:val="28"/>
+          <w:szCs w:val="28"/>
+          <w:lang w:val="ru-BY"/>
+        </w:rPr>
+        <w:t>. При этом сервисы используют только те внешние ресурсы, которые необходимы для выполнения их функциональных обязанностей. Такой подход позволяет сохранить независимость компонентов и не объединять их внутреннюю реализацию в единое приложение.</w:t>
+      </w:r>
+    </w:p>
+    <w:p>
+      <w:pPr>
+        <w:ind w:firstLine="720"/>
+        <w:jc w:val="both"/>
+        <w:rPr>
+          <w:sz w:val="28"/>
+          <w:szCs w:val="28"/>
+          <w:lang w:val="ru-BY"/>
+        </w:rPr>
+      </w:pPr>
+      <w:r>
+        <w:rPr>
+          <w:sz w:val="28"/>
+          <w:szCs w:val="28"/>
+          <w:lang w:val="ru-BY"/>
+        </w:rPr>
+        <w:t xml:space="preserve">Для работы с </w:t>
+      </w:r>
+      <w:proofErr w:type="spellStart"/>
+      <w:r>
+        <w:rPr>
+          <w:sz w:val="28"/>
+          <w:szCs w:val="28"/>
+          <w:lang w:val="ru-BY"/>
+        </w:rPr>
+        <w:t>PostgreSQL</w:t>
+      </w:r>
+      <w:proofErr w:type="spellEnd"/>
+      <w:r>
+        <w:rPr>
+          <w:sz w:val="28"/>
+          <w:szCs w:val="28"/>
+          <w:lang w:val="ru-BY"/>
+        </w:rPr>
+        <w:t xml:space="preserve"> в проекте не используется ORM. Взаимодействие с базой данных выполняется посредством SQL-запросов через </w:t>
+      </w:r>
+      <w:proofErr w:type="spellStart"/>
+      <w:r>
+        <w:rPr>
+          <w:sz w:val="28"/>
+          <w:szCs w:val="28"/>
+          <w:lang w:val="ru-BY"/>
+        </w:rPr>
+        <w:t>PostgreSQL</w:t>
+      </w:r>
+      <w:proofErr w:type="spellEnd"/>
+      <w:r>
+        <w:rPr>
+          <w:sz w:val="28"/>
+          <w:szCs w:val="28"/>
+          <w:lang w:val="ru-BY"/>
+        </w:rPr>
+        <w:t>-драйвер. Такой подход позволяет непосредственно контролировать структуру запросов, используемые таблицы, условия выборки, транзакции и вызовы хранимых процедур. Он также соответствует требованиям проекта, в котором значительная часть внимания уделяется проектированию и реализации реляционной базы данных.</w:t>
+      </w:r>
+    </w:p>
+    <w:p>
+      <w:pPr>
+        <w:ind w:firstLine="720"/>
+        <w:jc w:val="both"/>
+        <w:rPr>
+          <w:sz w:val="28"/>
+          <w:szCs w:val="28"/>
+          <w:lang w:val="ru-BY"/>
+        </w:rPr>
+      </w:pPr>
+      <w:r>
+        <w:rPr>
+          <w:sz w:val="28"/>
+          <w:szCs w:val="28"/>
+          <w:lang w:val="ru-BY"/>
+        </w:rPr>
+        <w:t>Использование SQL непосредственно в серверных сервисах позволяет явно отделить операции с данными от обработки HTTP-запросов. Контроллер получает параметры запроса, передаёт их соответствующему компоненту сервиса, после чего выполняется SQL-запрос к принадлежащей сервису базе данных. Результат преобразуется в структуру ответа и возвращается клиенту или вызывающему сервису.</w:t>
+      </w:r>
+    </w:p>
+    <w:p>
+      <w:pPr>
+        <w:ind w:firstLine="720"/>
+        <w:jc w:val="both"/>
+        <w:rPr>
+          <w:sz w:val="28"/>
+          <w:szCs w:val="28"/>
+          <w:lang w:val="ru-BY"/>
+        </w:rPr>
+      </w:pPr>
+      <w:r>
+        <w:rPr>
+          <w:sz w:val="28"/>
+          <w:szCs w:val="28"/>
+          <w:lang w:val="ru-BY"/>
+        </w:rPr>
+        <w:t xml:space="preserve">Для сборки каждого сервиса предполагается использовать </w:t>
+      </w:r>
+      <w:proofErr w:type="spellStart"/>
+      <w:r>
+        <w:rPr>
+          <w:sz w:val="28"/>
+          <w:szCs w:val="28"/>
+          <w:lang w:val="ru-BY"/>
+        </w:rPr>
+        <w:t>CMake</w:t>
+      </w:r>
+      <w:proofErr w:type="spellEnd"/>
+      <w:r>
+        <w:rPr>
+          <w:sz w:val="28"/>
+          <w:szCs w:val="28"/>
+          <w:lang w:val="ru-BY"/>
+        </w:rPr>
+        <w:t>. Система сборки позволяет описать исходные файлы, зависимости и параметры компиляции независимо от конкретной среды разработки. Общая структура проекта может содержать отдельные каталоги исходного кода для каждого сервиса и общие компоненты, не содержащие сервисной бизнес-логики.</w:t>
+      </w:r>
+    </w:p>
+    <w:p>
+      <w:pPr>
+        <w:ind w:firstLine="720"/>
+        <w:jc w:val="both"/>
+        <w:rPr>
+          <w:sz w:val="28"/>
+          <w:szCs w:val="28"/>
+          <w:lang w:val="ru-BY"/>
+        </w:rPr>
+      </w:pPr>
+      <w:r>
+        <w:rPr>
+          <w:sz w:val="28"/>
+          <w:szCs w:val="28"/>
+          <w:lang w:val="ru-BY"/>
+        </w:rPr>
+        <w:t xml:space="preserve">Выбранная комбинация C++ и </w:t>
+      </w:r>
+      <w:proofErr w:type="spellStart"/>
+      <w:r>
+        <w:rPr>
+          <w:sz w:val="28"/>
+          <w:szCs w:val="28"/>
+          <w:lang w:val="ru-BY"/>
+        </w:rPr>
+        <w:t>Drogon</w:t>
+      </w:r>
+      <w:proofErr w:type="spellEnd"/>
+      <w:r>
+        <w:rPr>
+          <w:sz w:val="28"/>
+          <w:szCs w:val="28"/>
+          <w:lang w:val="ru-BY"/>
+        </w:rPr>
+        <w:t xml:space="preserve"> позволяет реализовать отдельные HTTP-сервисы, REST API, аутентификацию, проверку прав пользователей и взаимодействие с внешними компонентами. Отказ от ORM дополнительно </w:t>
+      </w:r>
+      <w:r>
+        <w:rPr>
+          <w:sz w:val="28"/>
+          <w:szCs w:val="28"/>
+          <w:lang w:val="ru-BY"/>
+        </w:rPr>
+        <w:lastRenderedPageBreak/>
+        <w:t xml:space="preserve">обеспечивает непосредственный контроль над SQL-запросами и позволяет использовать специфические возможности </w:t>
+      </w:r>
+      <w:proofErr w:type="spellStart"/>
+      <w:r>
+        <w:rPr>
+          <w:sz w:val="28"/>
+          <w:szCs w:val="28"/>
+          <w:lang w:val="ru-BY"/>
+        </w:rPr>
+        <w:t>PostgreSQL</w:t>
+      </w:r>
+      <w:proofErr w:type="spellEnd"/>
+      <w:r>
+        <w:rPr>
+          <w:sz w:val="28"/>
+          <w:szCs w:val="28"/>
+          <w:lang w:val="ru-BY"/>
+        </w:rPr>
+        <w:t>, включая хранимые процедуры, триггеры и полнотекстовый поиск.</w:t>
+      </w:r>
+    </w:p>
+    <w:p>
+      <w:pPr>
+        <w:jc w:val="both"/>
+      </w:pPr>
+    </w:p>
+    <w:p>
+      <w:pPr>
+        <w:jc w:val="both"/>
+        <w:rPr>
+          <w:b/>
+          <w:bCs/>
+          <w:sz w:val="28"/>
+          <w:szCs w:val="28"/>
+          <w:lang w:val="en-US"/>
+        </w:rPr>
+      </w:pPr>
+      <w:r>
+        <w:tab/>
+      </w:r>
+      <w:r>
+        <w:rPr>
+          <w:b/>
+          <w:bCs/>
+          <w:sz w:val="28"/>
+          <w:szCs w:val="28"/>
+          <w:lang w:val="ru-BY"/>
+        </w:rPr>
+        <w:t>2.</w:t>
+      </w:r>
+      <w:r>
+        <w:rPr>
+          <w:b/>
+          <w:bCs/>
+          <w:sz w:val="28"/>
+          <w:szCs w:val="28"/>
+          <w:lang w:val="ru-BY"/>
+        </w:rPr>
+        <w:t>4</w:t>
+      </w:r>
+      <w:r>
+        <w:rPr>
+          <w:b/>
+          <w:bCs/>
+          <w:sz w:val="28"/>
+          <w:szCs w:val="28"/>
+          <w:lang w:val="ru-BY"/>
+        </w:rPr>
+        <w:t xml:space="preserve"> </w:t>
+      </w:r>
+      <w:r>
+        <w:rPr>
+          <w:b/>
+          <w:bCs/>
+          <w:sz w:val="28"/>
+          <w:szCs w:val="28"/>
+        </w:rPr>
+        <w:t>Выбор системы управления базами данных</w:t>
+      </w:r>
+    </w:p>
+    <w:p>
+      <w:pPr>
+        <w:rPr>
+          <w:sz w:val="28"/>
+          <w:szCs w:val="28"/>
+        </w:rPr>
+      </w:pPr>
+    </w:p>
+    <w:p>
+      <w:pPr>
+        <w:jc w:val="both"/>
+        <w:rPr>
+          <w:sz w:val="28"/>
+          <w:szCs w:val="28"/>
+          <w:lang w:val="ru-BY"/>
+        </w:rPr>
+      </w:pPr>
+      <w:r>
+        <w:tab/>
+      </w:r>
+      <w:r>
+        <w:rPr>
+          <w:sz w:val="28"/>
+          <w:szCs w:val="28"/>
+          <w:lang w:val="ru-BY"/>
+        </w:rPr>
+        <w:t xml:space="preserve">В качестве основной системы управления базами данных выбрана </w:t>
+      </w:r>
+      <w:proofErr w:type="spellStart"/>
+      <w:r>
+        <w:rPr>
+          <w:sz w:val="28"/>
+          <w:szCs w:val="28"/>
+          <w:lang w:val="ru-BY"/>
+        </w:rPr>
+        <w:t>PostgreSQL</w:t>
+      </w:r>
+      <w:proofErr w:type="spellEnd"/>
+      <w:r>
+        <w:rPr>
+          <w:sz w:val="28"/>
+          <w:szCs w:val="28"/>
+          <w:lang w:val="ru-BY"/>
+        </w:rPr>
+        <w:t>. Предметная область проекта имеет выраженную реляционную структуру: пользователи связаны со статьями и редакциями, статьи относятся к игровым вселенным и категориям, а мультимедийные материалы связаны с соответствующими статьями. Поэтому хранение информации в реляционной базе данных позволяет формально описать отношения между объектами и контролировать их целостность.</w:t>
+      </w:r>
+    </w:p>
+    <w:p>
+      <w:pPr>
+        <w:ind w:firstLine="720"/>
+        <w:jc w:val="both"/>
+        <w:rPr>
+          <w:sz w:val="28"/>
+          <w:szCs w:val="28"/>
+          <w:lang w:val="ru-BY"/>
+        </w:rPr>
+      </w:pPr>
+      <w:r>
+        <w:rPr>
+          <w:sz w:val="28"/>
+          <w:szCs w:val="28"/>
+          <w:lang w:val="ru-BY"/>
+        </w:rPr>
+        <w:t xml:space="preserve">В рамках </w:t>
+      </w:r>
+      <w:proofErr w:type="spellStart"/>
+      <w:r>
+        <w:rPr>
+          <w:sz w:val="28"/>
+          <w:szCs w:val="28"/>
+          <w:lang w:val="ru-BY"/>
+        </w:rPr>
+        <w:t>микросервисной</w:t>
+      </w:r>
+      <w:proofErr w:type="spellEnd"/>
+      <w:r>
+        <w:rPr>
+          <w:sz w:val="28"/>
+          <w:szCs w:val="28"/>
+          <w:lang w:val="ru-BY"/>
+        </w:rPr>
+        <w:t xml:space="preserve"> архитектуры данные распределяются между сервисами в соответствии с их функциональной ответственностью. Сервис аутентификации использует отдельную базу данных </w:t>
+      </w:r>
+      <w:proofErr w:type="spellStart"/>
+      <w:r>
+        <w:rPr>
+          <w:sz w:val="28"/>
+          <w:szCs w:val="28"/>
+          <w:lang w:val="ru-BY"/>
+        </w:rPr>
+        <w:t>PostgreSQL</w:t>
+      </w:r>
+      <w:proofErr w:type="spellEnd"/>
+      <w:r>
+        <w:rPr>
+          <w:sz w:val="28"/>
+          <w:szCs w:val="28"/>
+          <w:lang w:val="ru-BY"/>
+        </w:rPr>
+        <w:t xml:space="preserve"> для сведений о пользователях и ролях. Сервис работы со статьями использует собственную базу </w:t>
+      </w:r>
+      <w:proofErr w:type="spellStart"/>
+      <w:r>
+        <w:rPr>
+          <w:sz w:val="28"/>
+          <w:szCs w:val="28"/>
+          <w:lang w:val="ru-BY"/>
+        </w:rPr>
+        <w:t>PostgreSQL</w:t>
+      </w:r>
+      <w:proofErr w:type="spellEnd"/>
+      <w:r>
+        <w:rPr>
+          <w:sz w:val="28"/>
+          <w:szCs w:val="28"/>
+          <w:lang w:val="ru-BY"/>
+        </w:rPr>
+        <w:t xml:space="preserve"> для основных объектов предметной области. Сервис мультимедийных материалов использует </w:t>
+      </w:r>
+      <w:proofErr w:type="spellStart"/>
+      <w:r>
+        <w:rPr>
+          <w:sz w:val="28"/>
+          <w:szCs w:val="28"/>
+          <w:lang w:val="ru-BY"/>
+        </w:rPr>
+        <w:t>PostgreSQL</w:t>
+      </w:r>
+      <w:proofErr w:type="spellEnd"/>
+      <w:r>
+        <w:rPr>
+          <w:sz w:val="28"/>
+          <w:szCs w:val="28"/>
+          <w:lang w:val="ru-BY"/>
+        </w:rPr>
+        <w:t xml:space="preserve"> для хранения метаданных файлов.</w:t>
+      </w:r>
+    </w:p>
+    <w:p>
+      <w:pPr>
+        <w:ind w:firstLine="720"/>
+        <w:jc w:val="both"/>
+        <w:rPr>
+          <w:sz w:val="28"/>
+          <w:szCs w:val="28"/>
+          <w:lang w:val="ru-BY"/>
+        </w:rPr>
+      </w:pPr>
+      <w:r>
+        <w:rPr>
+          <w:sz w:val="28"/>
+          <w:szCs w:val="28"/>
+          <w:lang w:val="ru-BY"/>
+        </w:rPr>
+        <w:t xml:space="preserve">В качестве альтернатив могли рассматриваться MySQL и </w:t>
+      </w:r>
+      <w:proofErr w:type="spellStart"/>
+      <w:r>
+        <w:rPr>
+          <w:sz w:val="28"/>
+          <w:szCs w:val="28"/>
+          <w:lang w:val="ru-BY"/>
+        </w:rPr>
+        <w:t>SQLite</w:t>
+      </w:r>
+      <w:proofErr w:type="spellEnd"/>
+      <w:r>
+        <w:rPr>
+          <w:sz w:val="28"/>
+          <w:szCs w:val="28"/>
+          <w:lang w:val="ru-BY"/>
+        </w:rPr>
+        <w:t xml:space="preserve">. </w:t>
+      </w:r>
+      <w:proofErr w:type="spellStart"/>
+      <w:r>
+        <w:rPr>
+          <w:sz w:val="28"/>
+          <w:szCs w:val="28"/>
+          <w:lang w:val="ru-BY"/>
+        </w:rPr>
+        <w:t>SQLite</w:t>
+      </w:r>
+      <w:proofErr w:type="spellEnd"/>
+      <w:r>
+        <w:rPr>
+          <w:sz w:val="28"/>
+          <w:szCs w:val="28"/>
+          <w:lang w:val="ru-BY"/>
+        </w:rPr>
+        <w:t xml:space="preserve"> отличается простотой использования и отсутствием необходимости в отдельном сервере базы данных, однако для распределённой системы с несколькими сервисами и одновременной работой пользователей более подходящей является серверная СУБД. MySQL также поддерживает необходимую реляционную модель и широко применяется в веб-системах, однако </w:t>
+      </w:r>
+      <w:proofErr w:type="spellStart"/>
+      <w:r>
+        <w:rPr>
+          <w:sz w:val="28"/>
+          <w:szCs w:val="28"/>
+          <w:lang w:val="ru-BY"/>
+        </w:rPr>
+        <w:t>PostgreSQL</w:t>
+      </w:r>
+      <w:proofErr w:type="spellEnd"/>
+      <w:r>
+        <w:rPr>
+          <w:sz w:val="28"/>
+          <w:szCs w:val="28"/>
+          <w:lang w:val="ru-BY"/>
+        </w:rPr>
+        <w:t xml:space="preserve"> предоставляет набор возможностей, непосредственно востребованных при реализации проекта.</w:t>
+      </w:r>
+    </w:p>
+    <w:p>
+      <w:pPr>
+        <w:ind w:firstLine="720"/>
+        <w:jc w:val="both"/>
+        <w:rPr>
+          <w:sz w:val="28"/>
+          <w:szCs w:val="28"/>
+          <w:lang w:val="ru-BY"/>
+        </w:rPr>
+      </w:pPr>
+      <w:r>
+        <w:rPr>
+          <w:sz w:val="28"/>
+          <w:szCs w:val="28"/>
+          <w:lang w:val="ru-BY"/>
+        </w:rPr>
+        <w:t xml:space="preserve">Одним из основных преимуществ </w:t>
+      </w:r>
+      <w:proofErr w:type="spellStart"/>
+      <w:r>
+        <w:rPr>
+          <w:sz w:val="28"/>
+          <w:szCs w:val="28"/>
+          <w:lang w:val="ru-BY"/>
+        </w:rPr>
+        <w:t>PostgreSQL</w:t>
+      </w:r>
+      <w:proofErr w:type="spellEnd"/>
+      <w:r>
+        <w:rPr>
+          <w:sz w:val="28"/>
+          <w:szCs w:val="28"/>
+          <w:lang w:val="ru-BY"/>
+        </w:rPr>
+        <w:t xml:space="preserve"> для данного проекта является развитая система ограничений целостности. Первичные и внешние ключи позволяют поддерживать корректность связей между таблицами, ограничения NOT NULL, UNIQUE и CHECK позволяют ограничивать допустимые значения, а транзакции обеспечивают согласованное выполнение связанных операций [</w:t>
+      </w:r>
+      <w:r>
+        <w:rPr>
+          <w:sz w:val="28"/>
+          <w:szCs w:val="28"/>
+          <w:lang w:val="ru-BY"/>
+        </w:rPr>
+        <w:t>10</w:t>
+      </w:r>
+      <w:r>
+        <w:rPr>
+          <w:sz w:val="28"/>
+          <w:szCs w:val="28"/>
+          <w:lang w:val="ru-BY"/>
+        </w:rPr>
+        <w:t>].</w:t>
+      </w:r>
+    </w:p>
+    <w:p>
+      <w:pPr>
+        <w:ind w:firstLine="720"/>
+        <w:jc w:val="both"/>
+        <w:rPr>
+          <w:sz w:val="28"/>
+          <w:szCs w:val="28"/>
+          <w:lang w:val="ru-BY"/>
+        </w:rPr>
+      </w:pPr>
+      <w:r>
+        <w:rPr>
+          <w:sz w:val="28"/>
+          <w:szCs w:val="28"/>
+          <w:lang w:val="ru-BY"/>
+        </w:rPr>
+        <w:t xml:space="preserve">Особое значение имеет поддержка триггеров и хранимых процедур. Триггеры позволяют автоматически выполнять заданные действия при вставке, изменении или удалении данных. Хранимые процедуры определяются средствами </w:t>
+      </w:r>
+      <w:proofErr w:type="spellStart"/>
+      <w:r>
+        <w:rPr>
+          <w:sz w:val="28"/>
+          <w:szCs w:val="28"/>
+          <w:lang w:val="ru-BY"/>
+        </w:rPr>
+        <w:t>PostgreSQL</w:t>
+      </w:r>
+      <w:proofErr w:type="spellEnd"/>
+      <w:r>
+        <w:rPr>
+          <w:sz w:val="28"/>
+          <w:szCs w:val="28"/>
+          <w:lang w:val="ru-BY"/>
+        </w:rPr>
+        <w:t xml:space="preserve"> и вызываются непосредственно на стороне базы данных посредством команды CALL [1</w:t>
+      </w:r>
+      <w:r>
+        <w:rPr>
+          <w:sz w:val="28"/>
+          <w:szCs w:val="28"/>
+          <w:lang w:val="ru-BY"/>
+        </w:rPr>
+        <w:t>1</w:t>
+      </w:r>
+      <w:r>
+        <w:rPr>
+          <w:sz w:val="28"/>
+          <w:szCs w:val="28"/>
+          <w:lang w:val="ru-BY"/>
+        </w:rPr>
+        <w:t>]. В разрабатываемой системе данные механизмы могут применяться для автоматизации операций с редакциями статей, поддержания служебных данных и выполнения связанных действий.</w:t>
+      </w:r>
+    </w:p>
+    <w:p>
+      <w:pPr>
+        <w:ind w:firstLine="720"/>
+        <w:jc w:val="both"/>
+        <w:rPr>
+          <w:sz w:val="28"/>
+          <w:szCs w:val="28"/>
+          <w:lang w:val="ru-BY"/>
+        </w:rPr>
+      </w:pPr>
+      <w:proofErr w:type="spellStart"/>
+      <w:r>
+        <w:rPr>
+          <w:sz w:val="28"/>
+          <w:szCs w:val="28"/>
+          <w:lang w:val="ru-BY"/>
+        </w:rPr>
+        <w:t>PostgreSQL</w:t>
+      </w:r>
+      <w:proofErr w:type="spellEnd"/>
+      <w:r>
+        <w:rPr>
+          <w:sz w:val="28"/>
+          <w:szCs w:val="28"/>
+          <w:lang w:val="ru-BY"/>
+        </w:rPr>
+        <w:t xml:space="preserve"> также предоставляет встроенные средства полнотекстового поиска. Для поиска по статьям могут использоваться типы </w:t>
+      </w:r>
+      <w:proofErr w:type="spellStart"/>
+      <w:r>
+        <w:rPr>
+          <w:sz w:val="28"/>
+          <w:szCs w:val="28"/>
+          <w:lang w:val="ru-BY"/>
+        </w:rPr>
+        <w:t>tsvector</w:t>
+      </w:r>
+      <w:proofErr w:type="spellEnd"/>
+      <w:r>
+        <w:rPr>
+          <w:sz w:val="28"/>
+          <w:szCs w:val="28"/>
+          <w:lang w:val="ru-BY"/>
+        </w:rPr>
+        <w:t xml:space="preserve"> и </w:t>
+      </w:r>
+      <w:proofErr w:type="spellStart"/>
+      <w:r>
+        <w:rPr>
+          <w:sz w:val="28"/>
+          <w:szCs w:val="28"/>
+          <w:lang w:val="ru-BY"/>
+        </w:rPr>
+        <w:t>tsquery</w:t>
+      </w:r>
+      <w:proofErr w:type="spellEnd"/>
+      <w:r>
+        <w:rPr>
+          <w:sz w:val="28"/>
+          <w:szCs w:val="28"/>
+          <w:lang w:val="ru-BY"/>
+        </w:rPr>
+        <w:t xml:space="preserve">, а </w:t>
+      </w:r>
+      <w:r>
+        <w:rPr>
+          <w:sz w:val="28"/>
+          <w:szCs w:val="28"/>
+          <w:lang w:val="ru-BY"/>
+        </w:rPr>
+        <w:lastRenderedPageBreak/>
+        <w:t>также соответствующие индексы. Это позволяет организовать поиск по содержимому материалов без подключения отдельной поисковой системы.</w:t>
+      </w:r>
+    </w:p>
+    <w:p>
+      <w:pPr>
+        <w:jc w:val="both"/>
+        <w:rPr>
+          <w:sz w:val="28"/>
+          <w:szCs w:val="28"/>
+          <w:lang w:val="ru-BY"/>
+        </w:rPr>
+      </w:pPr>
+      <w:r>
+        <w:rPr>
+          <w:sz w:val="28"/>
+          <w:szCs w:val="28"/>
+          <w:lang w:val="ru-BY"/>
+        </w:rPr>
+        <w:t xml:space="preserve">Дополнительным преимуществом </w:t>
+      </w:r>
+      <w:proofErr w:type="spellStart"/>
+      <w:r>
+        <w:rPr>
+          <w:sz w:val="28"/>
+          <w:szCs w:val="28"/>
+          <w:lang w:val="ru-BY"/>
+        </w:rPr>
+        <w:t>PostgreSQL</w:t>
+      </w:r>
+      <w:proofErr w:type="spellEnd"/>
+      <w:r>
+        <w:rPr>
+          <w:sz w:val="28"/>
+          <w:szCs w:val="28"/>
+          <w:lang w:val="ru-BY"/>
+        </w:rPr>
+        <w:t xml:space="preserve"> является возможность непосредственного выполнения SQL-запросов из серверной части. Поскольку ORM в проекте не используется, приложение получает прямой доступ к возможностям СУБД. Это позволяет явно реализовать запросы на выборку и изменение данных, транзакционные операции, вызовы хранимых процедур и другие необходимые действия.</w:t>
+      </w:r>
+    </w:p>
+    <w:p>
+      <w:pPr>
+        <w:ind w:firstLine="720"/>
+        <w:jc w:val="both"/>
+        <w:rPr>
+          <w:sz w:val="28"/>
+          <w:szCs w:val="28"/>
+          <w:lang w:val="ru-BY"/>
+        </w:rPr>
+      </w:pPr>
+      <w:r>
+        <w:rPr>
+          <w:sz w:val="28"/>
+          <w:szCs w:val="28"/>
+          <w:lang w:val="ru-BY"/>
+        </w:rPr>
+        <w:t>Важной особенностью выбранной СУБД является возможность использования индексов для ускорения запросов. Индексы предполагается создать для полей, которые используются при поиске, фильтрации и установлении связей между таблицами. При этом количество индексов должно определяться с учётом характера запросов, поскольку их избыточное использование увеличивает объём хранимых данных и стоимость операций изменения записей.</w:t>
+      </w:r>
+    </w:p>
+    <w:p>
+      <w:pPr>
+        <w:ind w:firstLine="709"/>
+        <w:jc w:val="both"/>
+        <w:rPr>
+          <w:sz w:val="28"/>
+          <w:szCs w:val="28"/>
+          <w:lang w:val="ru-BY"/>
+        </w:rPr>
+      </w:pPr>
+      <w:r>
+        <w:rPr>
+          <w:sz w:val="28"/>
+          <w:szCs w:val="28"/>
+          <w:lang w:val="ru-BY"/>
+        </w:rPr>
+        <w:t xml:space="preserve">Таким образом, </w:t>
+      </w:r>
+      <w:proofErr w:type="spellStart"/>
+      <w:r>
+        <w:rPr>
+          <w:sz w:val="28"/>
+          <w:szCs w:val="28"/>
+          <w:lang w:val="ru-BY"/>
+        </w:rPr>
+        <w:t>PostgreSQL</w:t>
+      </w:r>
+      <w:proofErr w:type="spellEnd"/>
+      <w:r>
+        <w:rPr>
+          <w:sz w:val="28"/>
+          <w:szCs w:val="28"/>
+          <w:lang w:val="ru-BY"/>
+        </w:rPr>
+        <w:t xml:space="preserve"> выбрана в качестве основной СУБД благодаря соответствию реляционной структуре предметной области, развитым механизмам целостности, поддержке транзакций, индексации, полнотекстового поиска, триггеров и хранимых процедур. Разделение баз данных между сервисами дополнительно позволяет определить владельца данных каждого функционального компонента и исключить прямой доступ одного сервиса к таблицам другого.</w:t>
+      </w:r>
+    </w:p>
+    <w:p>
+      <w:pPr>
+        <w:jc w:val="both"/>
+        <w:rPr>
+          <w:sz w:val="28"/>
+          <w:szCs w:val="28"/>
+          <w:lang w:val="ru-BY"/>
+        </w:rPr>
+      </w:pPr>
+    </w:p>
+    <w:p>
+      <w:pPr>
+        <w:ind w:firstLine="709"/>
+        <w:jc w:val="both"/>
+        <w:rPr>
+          <w:b/>
+          <w:bCs/>
+          <w:sz w:val="28"/>
+          <w:szCs w:val="28"/>
+        </w:rPr>
+      </w:pPr>
+      <w:r>
+        <w:rPr>
+          <w:b/>
+          <w:bCs/>
+          <w:sz w:val="28"/>
+          <w:szCs w:val="28"/>
+          <w:lang w:val="ru-BY"/>
+        </w:rPr>
+        <w:t>2.</w:t>
+      </w:r>
+      <w:r>
+        <w:rPr>
+          <w:b/>
+          <w:bCs/>
+          <w:sz w:val="28"/>
+          <w:szCs w:val="28"/>
+          <w:lang w:val="ru-BY"/>
+        </w:rPr>
+        <w:t>5</w:t>
+      </w:r>
+      <w:r>
+        <w:rPr>
+          <w:b/>
+          <w:bCs/>
+          <w:sz w:val="28"/>
+          <w:szCs w:val="28"/>
+          <w:lang w:val="ru-BY"/>
+        </w:rPr>
+        <w:t xml:space="preserve"> </w:t>
+      </w:r>
+      <w:r>
+        <w:rPr>
+          <w:b/>
+          <w:bCs/>
+          <w:sz w:val="28"/>
+          <w:szCs w:val="28"/>
+        </w:rPr>
+        <w:t>В</w:t>
+      </w:r>
+      <w:r>
+        <w:rPr>
+          <w:b/>
+          <w:bCs/>
+          <w:sz w:val="28"/>
+          <w:szCs w:val="28"/>
+        </w:rPr>
+        <w:t>ыбор средств кэширования и хранения мультимедийных данных</w:t>
+      </w:r>
+    </w:p>
+    <w:p>
+      <w:pPr>
+        <w:jc w:val="both"/>
+        <w:rPr>
+          <w:sz w:val="28"/>
+          <w:szCs w:val="28"/>
+        </w:rPr>
+      </w:pPr>
+    </w:p>
+    <w:p>
+      <w:pPr>
+        <w:jc w:val="both"/>
+        <w:rPr>
+          <w:sz w:val="28"/>
+          <w:szCs w:val="28"/>
+          <w:lang w:val="ru-BY"/>
+        </w:rPr>
+      </w:pPr>
+      <w:r>
+        <w:rPr>
+          <w:sz w:val="28"/>
+          <w:szCs w:val="28"/>
+        </w:rPr>
+        <w:tab/>
+      </w:r>
+      <w:r>
+        <w:rPr>
+          <w:sz w:val="28"/>
+          <w:szCs w:val="28"/>
+          <w:lang w:val="ru-BY"/>
+        </w:rPr>
+        <w:t xml:space="preserve">Для повышения производительности информационной системы предусматривается использование отдельного кэширующего слоя. В качестве такого средства выбран </w:t>
+      </w:r>
+      <w:proofErr w:type="spellStart"/>
+      <w:r>
+        <w:rPr>
+          <w:sz w:val="28"/>
+          <w:szCs w:val="28"/>
+          <w:lang w:val="ru-BY"/>
+        </w:rPr>
+        <w:t>Redis</w:t>
+      </w:r>
+      <w:proofErr w:type="spellEnd"/>
+      <w:r>
+        <w:rPr>
+          <w:sz w:val="28"/>
+          <w:szCs w:val="28"/>
+          <w:lang w:val="ru-BY"/>
+        </w:rPr>
+        <w:t xml:space="preserve">. Он предоставляет структуры данных, хранящиеся в оперативной памяти, включая строки, </w:t>
+      </w:r>
+      <w:proofErr w:type="spellStart"/>
+      <w:r>
+        <w:rPr>
+          <w:sz w:val="28"/>
+          <w:szCs w:val="28"/>
+          <w:lang w:val="ru-BY"/>
+        </w:rPr>
+        <w:t>хеши</w:t>
+      </w:r>
+      <w:proofErr w:type="spellEnd"/>
+      <w:r>
+        <w:rPr>
+          <w:sz w:val="28"/>
+          <w:szCs w:val="28"/>
+          <w:lang w:val="ru-BY"/>
+        </w:rPr>
+        <w:t>, списки, множества и упорядоченные множества, поэтому может использоваться для временного хранения результатов часто выполняемых операций [1</w:t>
+      </w:r>
+      <w:r>
+        <w:rPr>
+          <w:sz w:val="28"/>
+          <w:szCs w:val="28"/>
+          <w:lang w:val="ru-BY"/>
+        </w:rPr>
+        <w:t>3</w:t>
+      </w:r>
+      <w:r>
+        <w:rPr>
+          <w:sz w:val="28"/>
+          <w:szCs w:val="28"/>
+          <w:lang w:val="ru-BY"/>
+        </w:rPr>
+        <w:t>].</w:t>
+      </w:r>
+    </w:p>
+    <w:p>
+      <w:pPr>
+        <w:ind w:firstLine="720"/>
+        <w:jc w:val="both"/>
+        <w:rPr>
+          <w:sz w:val="28"/>
+          <w:szCs w:val="28"/>
+          <w:lang w:val="ru-BY"/>
+        </w:rPr>
+      </w:pPr>
+      <w:proofErr w:type="spellStart"/>
+      <w:r>
+        <w:rPr>
+          <w:sz w:val="28"/>
+          <w:szCs w:val="28"/>
+          <w:lang w:val="ru-BY"/>
+        </w:rPr>
+        <w:t>Redis</w:t>
+      </w:r>
+      <w:proofErr w:type="spellEnd"/>
+      <w:r>
+        <w:rPr>
+          <w:sz w:val="28"/>
+          <w:szCs w:val="28"/>
+          <w:lang w:val="ru-BY"/>
+        </w:rPr>
+        <w:t xml:space="preserve"> используется преимущественно сервисом работы со статьями для уменьшения количества повторных обращений к </w:t>
+      </w:r>
+      <w:proofErr w:type="spellStart"/>
+      <w:r>
+        <w:rPr>
+          <w:sz w:val="28"/>
+          <w:szCs w:val="28"/>
+          <w:lang w:val="ru-BY"/>
+        </w:rPr>
+        <w:t>PostgreSQL</w:t>
+      </w:r>
+      <w:proofErr w:type="spellEnd"/>
+      <w:r>
+        <w:rPr>
+          <w:sz w:val="28"/>
+          <w:szCs w:val="28"/>
+          <w:lang w:val="ru-BY"/>
+        </w:rPr>
+        <w:t xml:space="preserve">. При запросе часто используемого материала сервис сначала проверяет наличие соответствующей записи в </w:t>
+      </w:r>
+      <w:proofErr w:type="spellStart"/>
+      <w:r>
+        <w:rPr>
+          <w:sz w:val="28"/>
+          <w:szCs w:val="28"/>
+          <w:lang w:val="ru-BY"/>
+        </w:rPr>
+        <w:t>Redis</w:t>
+      </w:r>
+      <w:proofErr w:type="spellEnd"/>
+      <w:r>
+        <w:rPr>
+          <w:sz w:val="28"/>
+          <w:szCs w:val="28"/>
+          <w:lang w:val="ru-BY"/>
+        </w:rPr>
+        <w:t xml:space="preserve">. Если актуальные данные присутствуют, они возвращаются без выполнения дополнительного запроса к </w:t>
+      </w:r>
+      <w:proofErr w:type="spellStart"/>
+      <w:r>
+        <w:rPr>
+          <w:sz w:val="28"/>
+          <w:szCs w:val="28"/>
+          <w:lang w:val="ru-BY"/>
+        </w:rPr>
+        <w:t>PostgreSQL</w:t>
+      </w:r>
+      <w:proofErr w:type="spellEnd"/>
+      <w:r>
+        <w:rPr>
+          <w:sz w:val="28"/>
+          <w:szCs w:val="28"/>
+          <w:lang w:val="ru-BY"/>
+        </w:rPr>
+        <w:t>. Если записи нет, информация получается из базы данных и при необходимости помещается в кэш.</w:t>
+      </w:r>
+    </w:p>
+    <w:p>
+      <w:pPr>
+        <w:ind w:firstLine="720"/>
+        <w:jc w:val="both"/>
+        <w:rPr>
+          <w:sz w:val="28"/>
+          <w:szCs w:val="28"/>
+          <w:lang w:val="ru-BY"/>
+        </w:rPr>
+      </w:pPr>
+      <w:r>
+        <w:rPr>
+          <w:sz w:val="28"/>
+          <w:szCs w:val="28"/>
+          <w:lang w:val="ru-BY"/>
+        </w:rPr>
+        <w:t xml:space="preserve">Кэш не рассматривается как основное хранилище информации. Постоянные данные системы хранятся в </w:t>
+      </w:r>
+      <w:proofErr w:type="spellStart"/>
+      <w:r>
+        <w:rPr>
+          <w:sz w:val="28"/>
+          <w:szCs w:val="28"/>
+          <w:lang w:val="ru-BY"/>
+        </w:rPr>
+        <w:t>PostgreSQL</w:t>
+      </w:r>
+      <w:proofErr w:type="spellEnd"/>
+      <w:r>
+        <w:rPr>
+          <w:sz w:val="28"/>
+          <w:szCs w:val="28"/>
+          <w:lang w:val="ru-BY"/>
+        </w:rPr>
+        <w:t xml:space="preserve">, а </w:t>
+      </w:r>
+      <w:proofErr w:type="spellStart"/>
+      <w:r>
+        <w:rPr>
+          <w:sz w:val="28"/>
+          <w:szCs w:val="28"/>
+          <w:lang w:val="ru-BY"/>
+        </w:rPr>
+        <w:t>Redis</w:t>
+      </w:r>
+      <w:proofErr w:type="spellEnd"/>
+      <w:r>
+        <w:rPr>
+          <w:sz w:val="28"/>
+          <w:szCs w:val="28"/>
+          <w:lang w:val="ru-BY"/>
+        </w:rPr>
+        <w:t xml:space="preserve"> содержит временные копии отдельных результатов. Поэтому при изменении или удалении статьи необходимо учитывать связанные записи кэша. В зависимости от характера данных запись может быть удалена из </w:t>
+      </w:r>
+      <w:proofErr w:type="spellStart"/>
+      <w:r>
+        <w:rPr>
+          <w:sz w:val="28"/>
+          <w:szCs w:val="28"/>
+          <w:lang w:val="ru-BY"/>
+        </w:rPr>
+        <w:t>Redis</w:t>
+      </w:r>
+      <w:proofErr w:type="spellEnd"/>
+      <w:r>
+        <w:rPr>
+          <w:sz w:val="28"/>
+          <w:szCs w:val="28"/>
+          <w:lang w:val="ru-BY"/>
+        </w:rPr>
+        <w:t xml:space="preserve"> либо заменена новым значением.</w:t>
+      </w:r>
+    </w:p>
+    <w:p>
+      <w:pPr>
+        <w:ind w:firstLine="720"/>
+        <w:jc w:val="both"/>
+        <w:rPr>
+          <w:sz w:val="28"/>
+          <w:szCs w:val="28"/>
+          <w:lang w:val="ru-BY"/>
+        </w:rPr>
+      </w:pPr>
+      <w:r>
+        <w:rPr>
+          <w:sz w:val="28"/>
+          <w:szCs w:val="28"/>
+          <w:lang w:val="ru-BY"/>
+        </w:rPr>
+        <w:lastRenderedPageBreak/>
+        <w:t>Для мультимедийных материалов используется отдельный сервис управления файлами. Он взаимодействует с S3-совместимым объектным хранилищем и отвечает за операции загрузки, получения и удаления файлов. Такой подход позволяет отделить работу с бинарными данными от операций над статьями.</w:t>
+      </w:r>
+    </w:p>
+    <w:p>
+      <w:pPr>
+        <w:ind w:firstLine="720"/>
+        <w:jc w:val="both"/>
+        <w:rPr>
+          <w:sz w:val="28"/>
+          <w:szCs w:val="28"/>
+          <w:lang w:val="ru-BY"/>
+        </w:rPr>
+      </w:pPr>
+      <w:r>
+        <w:rPr>
+          <w:sz w:val="28"/>
+          <w:szCs w:val="28"/>
+          <w:lang w:val="ru-BY"/>
+        </w:rPr>
+        <w:t>В базе данных сервиса мультимедийных материалов сохраняются сведения о файлах: идентификатор, имя, MIME-тип, размер, ключ объекта в хранилище и связь с соответствующей статьёй. Само содержимое файла размещается в S3-совместимом объектном хранилище.</w:t>
+      </w:r>
+    </w:p>
+    <w:p>
+      <w:pPr>
+        <w:ind w:firstLine="720"/>
+        <w:jc w:val="both"/>
+        <w:rPr>
+          <w:sz w:val="28"/>
+          <w:szCs w:val="28"/>
+          <w:lang w:val="ru-BY"/>
+        </w:rPr>
+      </w:pPr>
+      <w:r>
+        <w:rPr>
+          <w:sz w:val="28"/>
+          <w:szCs w:val="28"/>
+          <w:lang w:val="ru-BY"/>
+        </w:rPr>
+        <w:t xml:space="preserve">Хранение изображений непосредственно в </w:t>
+      </w:r>
+      <w:proofErr w:type="spellStart"/>
+      <w:r>
+        <w:rPr>
+          <w:sz w:val="28"/>
+          <w:szCs w:val="28"/>
+          <w:lang w:val="ru-BY"/>
+        </w:rPr>
+        <w:t>PostgreSQL</w:t>
+      </w:r>
+      <w:proofErr w:type="spellEnd"/>
+      <w:r>
+        <w:rPr>
+          <w:sz w:val="28"/>
+          <w:szCs w:val="28"/>
+          <w:lang w:val="ru-BY"/>
+        </w:rPr>
+        <w:t xml:space="preserve"> в виде больших бинарных объектов не используется в разрабатываемой системе. Разделение структурированных метаданных и бинарного содержимого позволяет не увеличивать объём основной реляционной базы данных за счёт мультимедийных файлов.</w:t>
+      </w:r>
+    </w:p>
+    <w:p>
+      <w:pPr>
+        <w:ind w:firstLine="720"/>
+        <w:jc w:val="both"/>
+        <w:rPr>
+          <w:sz w:val="28"/>
+          <w:szCs w:val="28"/>
+          <w:lang w:val="ru-BY"/>
+        </w:rPr>
+      </w:pPr>
+      <w:r>
+        <w:rPr>
+          <w:sz w:val="28"/>
+          <w:szCs w:val="28"/>
+          <w:lang w:val="ru-BY"/>
+        </w:rPr>
+        <w:t xml:space="preserve">Такое распределение ресурсов позволяет определить назначение каждого хранилища. </w:t>
+      </w:r>
+      <w:proofErr w:type="spellStart"/>
+      <w:r>
+        <w:rPr>
+          <w:sz w:val="28"/>
+          <w:szCs w:val="28"/>
+          <w:lang w:val="ru-BY"/>
+        </w:rPr>
+        <w:t>PostgreSQL</w:t>
+      </w:r>
+      <w:proofErr w:type="spellEnd"/>
+      <w:r>
+        <w:rPr>
+          <w:sz w:val="28"/>
+          <w:szCs w:val="28"/>
+          <w:lang w:val="ru-BY"/>
+        </w:rPr>
+        <w:t xml:space="preserve"> используется сервисами для постоянной структурированной информации, </w:t>
+      </w:r>
+      <w:proofErr w:type="spellStart"/>
+      <w:r>
+        <w:rPr>
+          <w:sz w:val="28"/>
+          <w:szCs w:val="28"/>
+          <w:lang w:val="ru-BY"/>
+        </w:rPr>
+        <w:t>Redis</w:t>
+      </w:r>
+      <w:proofErr w:type="spellEnd"/>
+      <w:r>
+        <w:rPr>
+          <w:sz w:val="28"/>
+          <w:szCs w:val="28"/>
+          <w:lang w:val="ru-BY"/>
+        </w:rPr>
+        <w:t xml:space="preserve"> </w:t>
+      </w:r>
+      <w:r>
+        <w:rPr>
+          <w:sz w:val="28"/>
+          <w:szCs w:val="28"/>
+          <w:lang w:val="ru-BY"/>
+        </w:rPr>
+        <w:t>–</w:t>
+      </w:r>
+      <w:r>
+        <w:rPr>
+          <w:sz w:val="28"/>
+          <w:szCs w:val="28"/>
+          <w:lang w:val="ru-BY"/>
+        </w:rPr>
+        <w:t xml:space="preserve"> для временно кэшируемых данных, а S3-совместимое хранилище </w:t>
+      </w:r>
+      <w:r>
+        <w:rPr>
+          <w:sz w:val="28"/>
+          <w:szCs w:val="28"/>
+          <w:lang w:val="ru-BY"/>
+        </w:rPr>
+        <w:t>–</w:t>
+      </w:r>
+      <w:r>
+        <w:rPr>
+          <w:sz w:val="28"/>
+          <w:szCs w:val="28"/>
+          <w:lang w:val="ru-BY"/>
+        </w:rPr>
+        <w:t xml:space="preserve"> для файлов. Сервисы обращаются только к принадлежащим им ресурсам, а получение данных другого сервиса осуществляется посредством API.</w:t>
+      </w:r>
+    </w:p>
+    <w:p>
+      <w:pPr>
+        <w:ind w:firstLine="720"/>
+        <w:jc w:val="both"/>
+        <w:rPr>
+          <w:sz w:val="28"/>
+          <w:szCs w:val="28"/>
+          <w:lang w:val="ru-BY"/>
+        </w:rPr>
+      </w:pPr>
+      <w:r>
+        <w:rPr>
+          <w:sz w:val="28"/>
+          <w:szCs w:val="28"/>
+          <w:lang w:val="ru-BY"/>
+        </w:rPr>
+        <w:t xml:space="preserve">В качестве реализации S3-совместимого хранилища при локальном развёртывании может использоваться </w:t>
+      </w:r>
+      <w:proofErr w:type="spellStart"/>
+      <w:r>
+        <w:rPr>
+          <w:sz w:val="28"/>
+          <w:szCs w:val="28"/>
+          <w:lang w:val="ru-BY"/>
+        </w:rPr>
+        <w:t>MinIO</w:t>
+      </w:r>
+      <w:proofErr w:type="spellEnd"/>
+      <w:r>
+        <w:rPr>
+          <w:sz w:val="28"/>
+          <w:szCs w:val="28"/>
+          <w:lang w:val="ru-BY"/>
+        </w:rPr>
+        <w:t>. Приложение при этом взаимодействует с объектным хранилищем через S3-совместимый интерфейс. Это позволяет сохранить возможность переноса системы на другой объектный сервис без изменения общей модели взаимодействия.</w:t>
+      </w:r>
+    </w:p>
+    <w:p>
+      <w:pPr>
+        <w:ind w:firstLine="720"/>
+        <w:jc w:val="both"/>
+        <w:rPr>
+          <w:sz w:val="28"/>
+          <w:szCs w:val="28"/>
+          <w:lang w:val="ru-BY"/>
+        </w:rPr>
+      </w:pPr>
+      <w:r>
+        <w:rPr>
+          <w:sz w:val="28"/>
+          <w:szCs w:val="28"/>
+          <w:lang w:val="ru-BY"/>
+        </w:rPr>
+        <w:t xml:space="preserve">При загрузке мультимедийного файла сервис сначала выполняет проверку пользователя и допустимости операции, после чего передаёт файл в объектное хранилище. После успешной загрузки в </w:t>
+      </w:r>
+      <w:proofErr w:type="spellStart"/>
+      <w:r>
+        <w:rPr>
+          <w:sz w:val="28"/>
+          <w:szCs w:val="28"/>
+          <w:lang w:val="ru-BY"/>
+        </w:rPr>
+        <w:t>PostgreSQL</w:t>
+      </w:r>
+      <w:proofErr w:type="spellEnd"/>
+      <w:r>
+        <w:rPr>
+          <w:sz w:val="28"/>
+          <w:szCs w:val="28"/>
+          <w:lang w:val="ru-BY"/>
+        </w:rPr>
+        <w:t xml:space="preserve"> сохраняются необходимые метаданные и связь с соответствующей статьёй. При удалении файла сервис удаляет объект из хранилища и изменяет соответствующую запись в своей базе данных.</w:t>
+      </w:r>
+    </w:p>
+    <w:p>
+      <w:pPr>
+        <w:ind w:firstLine="709"/>
+        <w:jc w:val="both"/>
+        <w:rPr>
+          <w:sz w:val="28"/>
+          <w:szCs w:val="28"/>
+          <w:lang w:val="ru-BY"/>
+        </w:rPr>
+      </w:pPr>
+      <w:r>
+        <w:rPr>
+          <w:sz w:val="28"/>
+          <w:szCs w:val="28"/>
+          <w:lang w:val="ru-BY"/>
+        </w:rPr>
+        <w:t xml:space="preserve">Таким образом, для реализации проекта используется разделение средств хранения по назначению и функциональной ответственности сервисов. </w:t>
+      </w:r>
+      <w:proofErr w:type="spellStart"/>
+      <w:r>
+        <w:rPr>
+          <w:sz w:val="28"/>
+          <w:szCs w:val="28"/>
+          <w:lang w:val="ru-BY"/>
+        </w:rPr>
+        <w:t>PostgreSQL</w:t>
+      </w:r>
+      <w:proofErr w:type="spellEnd"/>
+      <w:r>
+        <w:rPr>
+          <w:sz w:val="28"/>
+          <w:szCs w:val="28"/>
+          <w:lang w:val="ru-BY"/>
+        </w:rPr>
+        <w:t xml:space="preserve"> отвечает за постоянное хранение структурированной информации, </w:t>
+      </w:r>
+      <w:proofErr w:type="spellStart"/>
+      <w:r>
+        <w:rPr>
+          <w:sz w:val="28"/>
+          <w:szCs w:val="28"/>
+          <w:lang w:val="ru-BY"/>
+        </w:rPr>
+        <w:t>Redis</w:t>
+      </w:r>
+      <w:proofErr w:type="spellEnd"/>
+      <w:r>
+        <w:rPr>
+          <w:sz w:val="28"/>
+          <w:szCs w:val="28"/>
+          <w:lang w:val="ru-BY"/>
+        </w:rPr>
+        <w:t xml:space="preserve"> используется как дополнительный слой кэширования, а S3-совместимое хранилище предназначено для мультимедийных файлов. Такое распределение соответствует выбранной </w:t>
+      </w:r>
+      <w:proofErr w:type="spellStart"/>
+      <w:r>
+        <w:rPr>
+          <w:sz w:val="28"/>
+          <w:szCs w:val="28"/>
+          <w:lang w:val="ru-BY"/>
+        </w:rPr>
+        <w:t>микросервисной</w:t>
+      </w:r>
+      <w:proofErr w:type="spellEnd"/>
+      <w:r>
+        <w:rPr>
+          <w:sz w:val="28"/>
+          <w:szCs w:val="28"/>
+          <w:lang w:val="ru-BY"/>
+        </w:rPr>
+        <w:t xml:space="preserve"> архитектуре и позволяет независимо развивать отдельные функциональные компоненты системы.</w:t>
+      </w:r>
+    </w:p>
+    <w:p>
+      <w:pPr>
+        <w:jc w:val="both"/>
         <w:rPr>
           <w:sz w:val="28"/>
           <w:szCs w:val="28"/>
@@ -3888,6 +8021,7 @@
           <w:szCs w:val="28"/>
         </w:rPr>
       </w:pPr>
+      <w:proofErr w:type="spellStart"/>
       <w:r>
         <w:rPr>
           <w:sz w:val="28"/>
@@ -3896,6 +8030,7 @@
         </w:rPr>
         <w:t>dasdsad</w:t>
       </w:r>
+      <w:proofErr w:type="spellEnd"/>
     </w:p>
     <w:p>
       <w:pPr>
@@ -3968,6 +8103,7 @@
           <w:szCs w:val="28"/>
         </w:rPr>
       </w:pPr>
+      <w:proofErr w:type="spellStart"/>
       <w:r>
         <w:rPr>
           <w:sz w:val="28"/>
@@ -3976,6 +8112,7 @@
         </w:rPr>
         <w:t>asdasd</w:t>
       </w:r>
+      <w:proofErr w:type="spellEnd"/>
     </w:p>
     <w:p>
       <w:pPr>
@@ -4165,125 +8302,49 @@
           <w:szCs w:val="28"/>
           <w:lang w:val="ru-BY"/>
         </w:rPr>
-        <w:t>[</w:t>
-      </w:r>
-      <w:r>
-        <w:rPr>
-          <w:sz w:val="28"/>
-          <w:szCs w:val="28"/>
-          <w:lang w:val="ru-BY"/>
-        </w:rPr>
-        <w:t>1</w:t>
-      </w:r>
-      <w:r>
-        <w:rPr>
-          <w:sz w:val="28"/>
-          <w:szCs w:val="28"/>
-          <w:lang w:val="ru-BY"/>
-        </w:rPr>
-        <w:t>]</w:t>
-      </w:r>
-      <w:r>
-        <w:rPr>
-          <w:sz w:val="28"/>
-          <w:szCs w:val="28"/>
-          <w:lang w:val="ru-BY"/>
-        </w:rPr>
-        <w:t> </w:t>
-      </w:r>
-      <w:r>
-        <w:rPr>
-          <w:sz w:val="28"/>
-          <w:szCs w:val="28"/>
-          <w:lang w:val="ru-BY"/>
-        </w:rPr>
-        <w:t>Доманов, А. Т. Стандарт предприятия / А. Т. Доманов, Н. И. Сорока. – Минск: БГУИР, 2024. – 167 с.</w:t>
-      </w:r>
-    </w:p>
-    <w:p>
-      <w:pPr>
-        <w:jc w:val="both"/>
-        <w:rPr>
-          <w:sz w:val="28"/>
-          <w:szCs w:val="28"/>
-          <w:lang w:val="ru-BY"/>
-        </w:rPr>
-      </w:pPr>
-      <w:r>
-        <w:rPr>
-          <w:sz w:val="28"/>
-          <w:szCs w:val="28"/>
-          <w:lang w:val="ru-BY"/>
-        </w:rPr>
-        <w:tab/>
-      </w:r>
-      <w:r>
-        <w:rPr>
-          <w:sz w:val="28"/>
-          <w:szCs w:val="28"/>
-          <w:lang w:val="ru-BY"/>
-        </w:rPr>
-        <w:t>[</w:t>
-      </w:r>
-      <w:r>
-        <w:rPr>
-          <w:sz w:val="28"/>
-          <w:szCs w:val="28"/>
-          <w:lang w:val="ru-BY"/>
-        </w:rPr>
-        <w:t>2</w:t>
-      </w:r>
-      <w:r>
-        <w:rPr>
-          <w:sz w:val="28"/>
-          <w:szCs w:val="28"/>
-          <w:lang w:val="ru-BY"/>
-        </w:rPr>
-        <w:t>]</w:t>
-      </w:r>
-      <w:r>
-        <w:rPr>
-          <w:sz w:val="28"/>
-          <w:szCs w:val="28"/>
-          <w:lang w:val="ru-BY"/>
-        </w:rPr>
-        <w:t> </w:t>
-      </w:r>
-      <w:r>
-        <w:rPr>
-          <w:sz w:val="28"/>
-          <w:szCs w:val="28"/>
-          <w:lang w:val="ru-BY"/>
-        </w:rPr>
-        <w:t>F</w:t>
-      </w:r>
-      <w:r>
-        <w:rPr>
-          <w:sz w:val="28"/>
-          <w:szCs w:val="28"/>
-          <w:lang w:val="ru-BY"/>
-        </w:rPr>
-        <w:t>andom.</w:t>
-      </w:r>
-      <w:r>
-        <w:rPr>
-          <w:sz w:val="28"/>
-          <w:szCs w:val="28"/>
-          <w:lang w:val="ru-BY"/>
-        </w:rPr>
-        <w:t xml:space="preserve"> </w:t>
-      </w:r>
-      <w:r>
-        <w:rPr>
-          <w:sz w:val="28"/>
-          <w:szCs w:val="28"/>
-          <w:lang w:val="ru-BY"/>
-        </w:rPr>
-        <w:t xml:space="preserve">[Электронный ресурс]. – Режим доступа: </w:t>
-      </w:r>
-      <w:hyperlink r:id="rId8" w:tgtFrame="_new" w:history="1">
+        <w:t>[1] Доманов, А. Т. Стандарт предприятия / А. Т. Доманов, Н. И. Сорока. – Минск: БГУИР, 2024. – 167 с.</w:t>
+      </w:r>
+    </w:p>
+    <w:p>
+      <w:pPr>
+        <w:ind w:firstLine="720"/>
+        <w:jc w:val="both"/>
+        <w:rPr>
+          <w:sz w:val="28"/>
+          <w:szCs w:val="28"/>
+          <w:lang w:val="ru-BY"/>
+        </w:rPr>
+      </w:pPr>
+      <w:r>
+        <w:rPr>
+          <w:sz w:val="28"/>
+          <w:szCs w:val="28"/>
+          <w:lang w:val="ru-BY"/>
+        </w:rPr>
+        <w:t xml:space="preserve">[2] </w:t>
+      </w:r>
+      <w:proofErr w:type="spellStart"/>
+      <w:r>
+        <w:rPr>
+          <w:sz w:val="28"/>
+          <w:szCs w:val="28"/>
+          <w:lang w:val="ru-BY"/>
+        </w:rPr>
+        <w:t>Fandom</w:t>
+      </w:r>
+      <w:proofErr w:type="spellEnd"/>
+      <w:r>
+        <w:rPr>
+          <w:sz w:val="28"/>
+          <w:szCs w:val="28"/>
+          <w:lang w:val="ru-BY"/>
+        </w:rPr>
+        <w:t xml:space="preserve">. [Электронный ресурс]. – Режим доступа: </w:t>
+      </w:r>
+      <w:hyperlink r:id="rId8" w:history="1">
         <w:r>
           <w:rPr>
+            <w:rStyle w:val="a8"/>
             <w:sz w:val="28"/>
             <w:szCs w:val="28"/>
             <w:lang w:val="ru-BY"/>
@@ -4316,51 +8377,12 @@
           <w:szCs w:val="28"/>
           <w:lang w:val="ru-BY"/>
         </w:rPr>
-        <w:t>[</w:t>
-      </w:r>
-      <w:r>
-        <w:rPr>
-          <w:sz w:val="28"/>
-          <w:szCs w:val="28"/>
-          <w:lang w:val="ru-BY"/>
-        </w:rPr>
-        <w:t>3</w:t>
-      </w:r>
-      <w:r>
-        <w:rPr>
-          <w:sz w:val="28"/>
-          <w:szCs w:val="28"/>
-          <w:lang w:val="ru-BY"/>
-        </w:rPr>
-        <w:t>]</w:t>
-      </w:r>
-      <w:r>
-        <w:rPr>
-          <w:sz w:val="28"/>
-          <w:szCs w:val="28"/>
-          <w:lang w:val="ru-BY"/>
-        </w:rPr>
-        <w:t> </w:t>
-      </w:r>
-      <w:r>
-        <w:rPr>
-          <w:sz w:val="28"/>
-          <w:szCs w:val="28"/>
-          <w:lang w:val="ru-BY"/>
-        </w:rPr>
-        <w:t>Wiki.gg</w:t>
-      </w:r>
-      <w:r>
-        <w:rPr>
-          <w:sz w:val="28"/>
-          <w:szCs w:val="28"/>
-          <w:lang w:val="ru-BY"/>
-        </w:rPr>
-        <w:t xml:space="preserve"> [Электронный ресурс]. – Режим доступа: </w:t>
-      </w:r>
-      <w:hyperlink r:id="rId9" w:tgtFrame="_new" w:history="1">
+        <w:t xml:space="preserve">[3] Wiki.gg [Электронный ресурс]. – Режим доступа: </w:t>
+      </w:r>
+      <w:hyperlink r:id="rId9" w:history="1">
         <w:r>
           <w:rPr>
+            <w:rStyle w:val="a8"/>
             <w:sz w:val="28"/>
             <w:szCs w:val="28"/>
             <w:lang w:val="ru-BY"/>
@@ -4393,32 +8415,18 @@
           <w:szCs w:val="28"/>
           <w:lang w:val="ru-BY"/>
         </w:rPr>
-        <w:t>[</w:t>
-      </w:r>
-      <w:r>
-        <w:rPr>
-          <w:sz w:val="28"/>
-          <w:szCs w:val="28"/>
-          <w:lang w:val="ru-BY"/>
-        </w:rPr>
-        <w:t>4</w:t>
-      </w:r>
-      <w:r>
-        <w:rPr>
-          <w:sz w:val="28"/>
-          <w:szCs w:val="28"/>
-          <w:lang w:val="ru-BY"/>
-        </w:rPr>
-        <w:t>]</w:t>
-      </w:r>
-      <w:r>
-        <w:rPr>
-          <w:sz w:val="28"/>
-          <w:szCs w:val="28"/>
-          <w:lang w:val="ru-BY"/>
-        </w:rPr>
-        <w:t> MediaWiki</w:t>
-      </w:r>
+        <w:t xml:space="preserve">[4] </w:t>
+      </w:r>
+      <w:proofErr w:type="spellStart"/>
+      <w:r>
+        <w:rPr>
+          <w:sz w:val="28"/>
+          <w:szCs w:val="28"/>
+          <w:lang w:val="ru-BY"/>
+        </w:rPr>
+        <w:t>MediaWiki</w:t>
+      </w:r>
+      <w:proofErr w:type="spellEnd"/>
       <w:r>
         <w:rPr>
           <w:sz w:val="28"/>
@@ -4427,9 +8435,10 @@
         </w:rPr>
         <w:t xml:space="preserve"> [Электронный ресурс]. – Режим доступа: </w:t>
       </w:r>
-      <w:hyperlink r:id="rId10" w:tgtFrame="_new" w:history="1">
+      <w:hyperlink r:id="rId10" w:history="1">
         <w:r>
           <w:rPr>
+            <w:rStyle w:val="a8"/>
             <w:sz w:val="28"/>
             <w:szCs w:val="28"/>
             <w:lang w:val="ru-BY"/>
@@ -4443,8 +8452,758 @@
           <w:szCs w:val="28"/>
           <w:lang w:val="ru-BY"/>
         </w:rPr>
-        <w:t>. – Дата доступа: 28.09.2026</w:t>
-      </w:r>
+        <w:t>. – Дата доступа: 28.09.2026.</w:t>
+      </w:r>
+    </w:p>
+    <w:p>
+      <w:pPr>
+        <w:ind w:firstLine="720"/>
+        <w:jc w:val="both"/>
+        <w:rPr>
+          <w:sz w:val="28"/>
+          <w:szCs w:val="28"/>
+          <w:lang w:val="ru-BY"/>
+        </w:rPr>
+      </w:pPr>
+      <w:r>
+        <w:rPr>
+          <w:sz w:val="28"/>
+          <w:szCs w:val="28"/>
+          <w:lang w:val="ru-BY"/>
+        </w:rPr>
+        <w:t xml:space="preserve">[5] </w:t>
+      </w:r>
+      <w:proofErr w:type="spellStart"/>
+      <w:r>
+        <w:rPr>
+          <w:sz w:val="28"/>
+          <w:szCs w:val="28"/>
+          <w:lang w:val="ru-BY"/>
+        </w:rPr>
+        <w:t>PostgreSQL</w:t>
+      </w:r>
+      <w:proofErr w:type="spellEnd"/>
+      <w:r>
+        <w:rPr>
+          <w:sz w:val="28"/>
+          <w:szCs w:val="28"/>
+          <w:lang w:val="ru-BY"/>
+        </w:rPr>
+        <w:t xml:space="preserve">. Full Text Search [Электронный ресурс]. – Режим доступа: </w:t>
+      </w:r>
+      <w:hyperlink r:id="rId11" w:history="1">
+        <w:r>
+          <w:rPr>
+            <w:rStyle w:val="a8"/>
+            <w:sz w:val="28"/>
+            <w:szCs w:val="28"/>
+            <w:lang w:val="ru-BY"/>
+          </w:rPr>
+          <w:t>https://www.postgresql.org/docs/17/textsearch.html</w:t>
+        </w:r>
+      </w:hyperlink>
+      <w:r>
+        <w:rPr>
+          <w:sz w:val="28"/>
+          <w:szCs w:val="28"/>
+          <w:lang w:val="ru-BY"/>
+        </w:rPr>
+        <w:t>. – Дата доступа: 29.09.2026.</w:t>
+      </w:r>
+    </w:p>
+    <w:p>
+      <w:pPr>
+        <w:ind w:firstLine="720"/>
+        <w:jc w:val="both"/>
+        <w:rPr>
+          <w:sz w:val="28"/>
+          <w:szCs w:val="28"/>
+          <w:lang w:val="ru-BY"/>
+        </w:rPr>
+      </w:pPr>
+      <w:r>
+        <w:rPr>
+          <w:sz w:val="28"/>
+          <w:szCs w:val="28"/>
+          <w:lang w:val="ru-BY"/>
+        </w:rPr>
+        <w:t>[</w:t>
+      </w:r>
+      <w:r>
+        <w:rPr>
+          <w:sz w:val="28"/>
+          <w:szCs w:val="28"/>
+          <w:lang w:val="ru-BY"/>
+        </w:rPr>
+        <w:t>6</w:t>
+      </w:r>
+      <w:r>
+        <w:rPr>
+          <w:sz w:val="28"/>
+          <w:szCs w:val="28"/>
+          <w:lang w:val="ru-BY"/>
+        </w:rPr>
+        <w:t xml:space="preserve">] </w:t>
+      </w:r>
+      <w:proofErr w:type="spellStart"/>
+      <w:r>
+        <w:rPr>
+          <w:sz w:val="28"/>
+          <w:szCs w:val="28"/>
+          <w:lang w:val="ru-BY"/>
+        </w:rPr>
+        <w:t>PostgreSQL</w:t>
+      </w:r>
+      <w:proofErr w:type="spellEnd"/>
+      <w:r>
+        <w:rPr>
+          <w:sz w:val="28"/>
+          <w:szCs w:val="28"/>
+          <w:lang w:val="ru-BY"/>
+        </w:rPr>
+        <w:t xml:space="preserve">. CREATE PROCEDURE [Электронный ресурс]. – Режим доступа: </w:t>
+      </w:r>
+      <w:hyperlink r:id="rId12" w:history="1">
+        <w:r>
+          <w:rPr>
+            <w:rStyle w:val="a8"/>
+            <w:sz w:val="28"/>
+            <w:szCs w:val="28"/>
+            <w:lang w:val="ru-BY"/>
+          </w:rPr>
+          <w:t>https://www.postgresql.org/docs/17/sql-createprocedure.html</w:t>
+        </w:r>
+      </w:hyperlink>
+      <w:r>
+        <w:rPr>
+          <w:sz w:val="28"/>
+          <w:szCs w:val="28"/>
+          <w:lang w:val="ru-BY"/>
+        </w:rPr>
+        <w:t>. – Дата доступа: 29.09.2026.</w:t>
+      </w:r>
+    </w:p>
+    <w:p>
+      <w:pPr>
+        <w:ind w:firstLine="720"/>
+        <w:jc w:val="both"/>
+        <w:rPr>
+          <w:sz w:val="28"/>
+          <w:szCs w:val="28"/>
+          <w:lang w:val="ru-BY"/>
+        </w:rPr>
+      </w:pPr>
+      <w:r>
+        <w:rPr>
+          <w:sz w:val="28"/>
+          <w:szCs w:val="28"/>
+          <w:lang w:val="ru-BY"/>
+        </w:rPr>
+        <w:t>[</w:t>
+      </w:r>
+      <w:r>
+        <w:rPr>
+          <w:sz w:val="28"/>
+          <w:szCs w:val="28"/>
+          <w:lang w:val="ru-BY"/>
+        </w:rPr>
+        <w:t>7</w:t>
+      </w:r>
+      <w:r>
+        <w:rPr>
+          <w:sz w:val="28"/>
+          <w:szCs w:val="28"/>
+          <w:lang w:val="ru-BY"/>
+        </w:rPr>
+        <w:t xml:space="preserve">] </w:t>
+      </w:r>
+      <w:proofErr w:type="spellStart"/>
+      <w:r>
+        <w:rPr>
+          <w:sz w:val="28"/>
+          <w:szCs w:val="28"/>
+          <w:lang w:val="ru-BY"/>
+        </w:rPr>
+        <w:t>PostgreSQL</w:t>
+      </w:r>
+      <w:proofErr w:type="spellEnd"/>
+      <w:r>
+        <w:rPr>
+          <w:sz w:val="28"/>
+          <w:szCs w:val="28"/>
+          <w:lang w:val="ru-BY"/>
+        </w:rPr>
+        <w:t xml:space="preserve">. </w:t>
+      </w:r>
+      <w:proofErr w:type="spellStart"/>
+      <w:r>
+        <w:rPr>
+          <w:sz w:val="28"/>
+          <w:szCs w:val="28"/>
+          <w:lang w:val="ru-BY"/>
+        </w:rPr>
+        <w:t>Documentation</w:t>
+      </w:r>
+      <w:proofErr w:type="spellEnd"/>
+      <w:r>
+        <w:rPr>
+          <w:sz w:val="28"/>
+          <w:szCs w:val="28"/>
+          <w:lang w:val="ru-BY"/>
+        </w:rPr>
+        <w:t xml:space="preserve"> [Электронный ресурс]. – Режим доступа: </w:t>
+      </w:r>
+      <w:hyperlink r:id="rId13" w:history="1">
+        <w:r>
+          <w:rPr>
+            <w:rStyle w:val="a8"/>
+            <w:sz w:val="28"/>
+            <w:szCs w:val="28"/>
+            <w:lang w:val="ru-BY"/>
+          </w:rPr>
+          <w:t>https://www.postgresql.org/docs/17/</w:t>
+        </w:r>
+      </w:hyperlink>
+      <w:r>
+        <w:rPr>
+          <w:sz w:val="28"/>
+          <w:szCs w:val="28"/>
+          <w:lang w:val="ru-BY"/>
+        </w:rPr>
+        <w:t>. – Дата доступа: 29.09.2026.</w:t>
+      </w:r>
+    </w:p>
+    <w:p>
+      <w:pPr>
+        <w:ind w:firstLine="720"/>
+        <w:jc w:val="both"/>
+        <w:rPr>
+          <w:sz w:val="28"/>
+          <w:szCs w:val="28"/>
+          <w:lang w:val="ru-BY"/>
+        </w:rPr>
+      </w:pPr>
+      <w:r>
+        <w:rPr>
+          <w:sz w:val="28"/>
+          <w:szCs w:val="28"/>
+          <w:lang w:val="ru-BY"/>
+        </w:rPr>
+        <w:t>[</w:t>
+      </w:r>
+      <w:r>
+        <w:rPr>
+          <w:sz w:val="28"/>
+          <w:szCs w:val="28"/>
+          <w:lang w:val="ru-BY"/>
+        </w:rPr>
+        <w:t>8</w:t>
+      </w:r>
+      <w:r>
+        <w:rPr>
+          <w:sz w:val="28"/>
+          <w:szCs w:val="28"/>
+          <w:lang w:val="ru-BY"/>
+        </w:rPr>
+        <w:t xml:space="preserve">] cppreference.com. C++17 [Электронный ресурс]. – Режим доступа: </w:t>
+      </w:r>
+      <w:hyperlink r:id="rId14" w:history="1">
+        <w:r>
+          <w:rPr>
+            <w:rStyle w:val="a8"/>
+            <w:sz w:val="28"/>
+            <w:szCs w:val="28"/>
+            <w:lang w:val="ru-BY"/>
+          </w:rPr>
+          <w:t>https://en.cppreference.com/cpp/17</w:t>
+        </w:r>
+      </w:hyperlink>
+      <w:r>
+        <w:rPr>
+          <w:sz w:val="28"/>
+          <w:szCs w:val="28"/>
+          <w:lang w:val="ru-BY"/>
+        </w:rPr>
+        <w:t>. – Дата доступа: 29.09.2026.</w:t>
+      </w:r>
+    </w:p>
+    <w:p>
+      <w:pPr>
+        <w:ind w:firstLine="720"/>
+        <w:jc w:val="both"/>
+        <w:rPr>
+          <w:sz w:val="28"/>
+          <w:szCs w:val="28"/>
+          <w:lang w:val="ru-BY"/>
+        </w:rPr>
+      </w:pPr>
+      <w:r>
+        <w:rPr>
+          <w:sz w:val="28"/>
+          <w:szCs w:val="28"/>
+          <w:lang w:val="ru-BY"/>
+        </w:rPr>
+        <w:t>[</w:t>
+      </w:r>
+      <w:r>
+        <w:rPr>
+          <w:sz w:val="28"/>
+          <w:szCs w:val="28"/>
+          <w:lang w:val="ru-BY"/>
+        </w:rPr>
+        <w:t>9</w:t>
+      </w:r>
+      <w:r>
+        <w:rPr>
+          <w:sz w:val="28"/>
+          <w:szCs w:val="28"/>
+          <w:lang w:val="ru-BY"/>
+        </w:rPr>
+        <w:t xml:space="preserve">] </w:t>
+      </w:r>
+      <w:proofErr w:type="spellStart"/>
+      <w:r>
+        <w:rPr>
+          <w:sz w:val="28"/>
+          <w:szCs w:val="28"/>
+          <w:lang w:val="ru-BY"/>
+        </w:rPr>
+        <w:t>Drogon</w:t>
+      </w:r>
+      <w:proofErr w:type="spellEnd"/>
+      <w:r>
+        <w:rPr>
+          <w:sz w:val="28"/>
+          <w:szCs w:val="28"/>
+          <w:lang w:val="ru-BY"/>
+        </w:rPr>
+        <w:t xml:space="preserve">. </w:t>
+      </w:r>
+      <w:proofErr w:type="spellStart"/>
+      <w:r>
+        <w:rPr>
+          <w:sz w:val="28"/>
+          <w:szCs w:val="28"/>
+          <w:lang w:val="ru-BY"/>
+        </w:rPr>
+        <w:t>Drogon</w:t>
+      </w:r>
+      <w:proofErr w:type="spellEnd"/>
+      <w:r>
+        <w:rPr>
+          <w:sz w:val="28"/>
+          <w:szCs w:val="28"/>
+          <w:lang w:val="ru-BY"/>
+        </w:rPr>
+        <w:t xml:space="preserve"> Web Framework [Электронный ресурс]. – Режим доступа: </w:t>
+      </w:r>
+      <w:hyperlink r:id="rId15" w:history="1">
+        <w:r>
+          <w:rPr>
+            <w:rStyle w:val="a8"/>
+            <w:sz w:val="28"/>
+            <w:szCs w:val="28"/>
+            <w:lang w:val="ru-BY"/>
+          </w:rPr>
+          <w:t>https://github.com/drogonframework/drogon</w:t>
+        </w:r>
+      </w:hyperlink>
+      <w:r>
+        <w:rPr>
+          <w:sz w:val="28"/>
+          <w:szCs w:val="28"/>
+          <w:lang w:val="ru-BY"/>
+        </w:rPr>
+        <w:t>. – Дата доступа: 29.09.2026.</w:t>
+      </w:r>
+    </w:p>
+    <w:p>
+      <w:pPr>
+        <w:ind w:firstLine="720"/>
+        <w:jc w:val="both"/>
+        <w:rPr>
+          <w:sz w:val="28"/>
+          <w:szCs w:val="28"/>
+          <w:lang w:val="ru-BY"/>
+        </w:rPr>
+      </w:pPr>
+      <w:r>
+        <w:rPr>
+          <w:sz w:val="28"/>
+          <w:szCs w:val="28"/>
+          <w:lang w:val="ru-BY"/>
+        </w:rPr>
+        <w:t>[</w:t>
+      </w:r>
+      <w:r>
+        <w:rPr>
+          <w:sz w:val="28"/>
+          <w:szCs w:val="28"/>
+          <w:lang w:val="ru-BY"/>
+        </w:rPr>
+        <w:t>10</w:t>
+      </w:r>
+      <w:r>
+        <w:rPr>
+          <w:sz w:val="28"/>
+          <w:szCs w:val="28"/>
+          <w:lang w:val="ru-BY"/>
+        </w:rPr>
+        <w:t xml:space="preserve">] </w:t>
+      </w:r>
+      <w:proofErr w:type="spellStart"/>
+      <w:r>
+        <w:rPr>
+          <w:sz w:val="28"/>
+          <w:szCs w:val="28"/>
+          <w:lang w:val="ru-BY"/>
+        </w:rPr>
+        <w:t>PostgreSQL</w:t>
+      </w:r>
+      <w:proofErr w:type="spellEnd"/>
+      <w:r>
+        <w:rPr>
+          <w:sz w:val="28"/>
+          <w:szCs w:val="28"/>
+          <w:lang w:val="ru-BY"/>
+        </w:rPr>
+        <w:t xml:space="preserve">. </w:t>
+      </w:r>
+      <w:proofErr w:type="spellStart"/>
+      <w:r>
+        <w:rPr>
+          <w:sz w:val="28"/>
+          <w:szCs w:val="28"/>
+          <w:lang w:val="ru-BY"/>
+        </w:rPr>
+        <w:t>Constraints</w:t>
+      </w:r>
+      <w:proofErr w:type="spellEnd"/>
+      <w:r>
+        <w:rPr>
+          <w:sz w:val="28"/>
+          <w:szCs w:val="28"/>
+          <w:lang w:val="ru-BY"/>
+        </w:rPr>
+        <w:t xml:space="preserve"> [Электронный ресурс]. – Режим доступа: </w:t>
+      </w:r>
+      <w:hyperlink r:id="rId16" w:history="1">
+        <w:r>
+          <w:rPr>
+            <w:rStyle w:val="a8"/>
+            <w:sz w:val="28"/>
+            <w:szCs w:val="28"/>
+            <w:lang w:val="ru-BY"/>
+          </w:rPr>
+          <w:t>https://www.postgresql.org/docs/17/ddl-constraints.html</w:t>
+        </w:r>
+      </w:hyperlink>
+      <w:r>
+        <w:rPr>
+          <w:sz w:val="28"/>
+          <w:szCs w:val="28"/>
+          <w:lang w:val="ru-BY"/>
+        </w:rPr>
+        <w:t>. – Дата доступа: 29.09.2026.</w:t>
+      </w:r>
+    </w:p>
+    <w:p>
+      <w:pPr>
+        <w:ind w:firstLine="720"/>
+        <w:jc w:val="both"/>
+        <w:rPr>
+          <w:sz w:val="28"/>
+          <w:szCs w:val="28"/>
+          <w:lang w:val="ru-BY"/>
+        </w:rPr>
+      </w:pPr>
+      <w:r>
+        <w:rPr>
+          <w:sz w:val="28"/>
+          <w:szCs w:val="28"/>
+          <w:lang w:val="ru-BY"/>
+        </w:rPr>
+        <w:t>[1</w:t>
+      </w:r>
+      <w:r>
+        <w:rPr>
+          <w:sz w:val="28"/>
+          <w:szCs w:val="28"/>
+          <w:lang w:val="ru-BY"/>
+        </w:rPr>
+        <w:t>1</w:t>
+      </w:r>
+      <w:r>
+        <w:rPr>
+          <w:sz w:val="28"/>
+          <w:szCs w:val="28"/>
+          <w:lang w:val="ru-BY"/>
+        </w:rPr>
+        <w:t xml:space="preserve">] </w:t>
+      </w:r>
+      <w:proofErr w:type="spellStart"/>
+      <w:r>
+        <w:rPr>
+          <w:sz w:val="28"/>
+          <w:szCs w:val="28"/>
+          <w:lang w:val="ru-BY"/>
+        </w:rPr>
+        <w:t>PostgreSQL</w:t>
+      </w:r>
+      <w:proofErr w:type="spellEnd"/>
+      <w:r>
+        <w:rPr>
+          <w:sz w:val="28"/>
+          <w:szCs w:val="28"/>
+          <w:lang w:val="ru-BY"/>
+        </w:rPr>
+        <w:t xml:space="preserve">. </w:t>
+      </w:r>
+      <w:proofErr w:type="spellStart"/>
+      <w:r>
+        <w:rPr>
+          <w:sz w:val="28"/>
+          <w:szCs w:val="28"/>
+          <w:lang w:val="ru-BY"/>
+        </w:rPr>
+        <w:t>Triggers</w:t>
+      </w:r>
+      <w:proofErr w:type="spellEnd"/>
+      <w:r>
+        <w:rPr>
+          <w:sz w:val="28"/>
+          <w:szCs w:val="28"/>
+          <w:lang w:val="ru-BY"/>
+        </w:rPr>
+        <w:t xml:space="preserve"> [Электронный ресурс]. – Режим доступа: </w:t>
+      </w:r>
+      <w:hyperlink r:id="rId17" w:history="1">
+        <w:r>
+          <w:rPr>
+            <w:rStyle w:val="a8"/>
+            <w:sz w:val="28"/>
+            <w:szCs w:val="28"/>
+            <w:lang w:val="ru-BY"/>
+          </w:rPr>
+          <w:t>https://www.postgresql.org/docs/current/triggers.html</w:t>
+        </w:r>
+      </w:hyperlink>
+      <w:r>
+        <w:rPr>
+          <w:sz w:val="28"/>
+          <w:szCs w:val="28"/>
+          <w:lang w:val="ru-BY"/>
+        </w:rPr>
+        <w:t>. – Дата доступа: 29.09.2026.</w:t>
+      </w:r>
+    </w:p>
+    <w:p>
+      <w:pPr>
+        <w:ind w:firstLine="720"/>
+        <w:jc w:val="both"/>
+        <w:rPr>
+          <w:sz w:val="28"/>
+          <w:szCs w:val="28"/>
+          <w:lang w:val="ru-BY"/>
+        </w:rPr>
+      </w:pPr>
+      <w:r>
+        <w:rPr>
+          <w:sz w:val="28"/>
+          <w:szCs w:val="28"/>
+          <w:lang w:val="ru-BY"/>
+        </w:rPr>
+        <w:t>[1</w:t>
+      </w:r>
+      <w:r>
+        <w:rPr>
+          <w:sz w:val="28"/>
+          <w:szCs w:val="28"/>
+          <w:lang w:val="ru-BY"/>
+        </w:rPr>
+        <w:t>2</w:t>
+      </w:r>
+      <w:r>
+        <w:rPr>
+          <w:sz w:val="28"/>
+          <w:szCs w:val="28"/>
+          <w:lang w:val="ru-BY"/>
+        </w:rPr>
+        <w:t xml:space="preserve">] </w:t>
+      </w:r>
+      <w:proofErr w:type="spellStart"/>
+      <w:r>
+        <w:rPr>
+          <w:sz w:val="28"/>
+          <w:szCs w:val="28"/>
+          <w:lang w:val="ru-BY"/>
+        </w:rPr>
+        <w:t>Redis</w:t>
+      </w:r>
+      <w:proofErr w:type="spellEnd"/>
+      <w:r>
+        <w:rPr>
+          <w:sz w:val="28"/>
+          <w:szCs w:val="28"/>
+          <w:lang w:val="ru-BY"/>
+        </w:rPr>
+        <w:t xml:space="preserve">. </w:t>
+      </w:r>
+      <w:proofErr w:type="spellStart"/>
+      <w:r>
+        <w:rPr>
+          <w:sz w:val="28"/>
+          <w:szCs w:val="28"/>
+          <w:lang w:val="ru-BY"/>
+        </w:rPr>
+        <w:t>Redis</w:t>
+      </w:r>
+      <w:proofErr w:type="spellEnd"/>
+      <w:r>
+        <w:rPr>
+          <w:sz w:val="28"/>
+          <w:szCs w:val="28"/>
+          <w:lang w:val="ru-BY"/>
+        </w:rPr>
+        <w:t xml:space="preserve"> </w:t>
+      </w:r>
+      <w:proofErr w:type="spellStart"/>
+      <w:r>
+        <w:rPr>
+          <w:sz w:val="28"/>
+          <w:szCs w:val="28"/>
+          <w:lang w:val="ru-BY"/>
+        </w:rPr>
+        <w:t>data</w:t>
+      </w:r>
+      <w:proofErr w:type="spellEnd"/>
+      <w:r>
+        <w:rPr>
+          <w:sz w:val="28"/>
+          <w:szCs w:val="28"/>
+          <w:lang w:val="ru-BY"/>
+        </w:rPr>
+        <w:t xml:space="preserve"> </w:t>
+      </w:r>
+      <w:proofErr w:type="spellStart"/>
+      <w:r>
+        <w:rPr>
+          <w:sz w:val="28"/>
+          <w:szCs w:val="28"/>
+          <w:lang w:val="ru-BY"/>
+        </w:rPr>
+        <w:t>types</w:t>
+      </w:r>
+      <w:proofErr w:type="spellEnd"/>
+      <w:r>
+        <w:rPr>
+          <w:sz w:val="28"/>
+          <w:szCs w:val="28"/>
+          <w:lang w:val="ru-BY"/>
+        </w:rPr>
+        <w:t xml:space="preserve"> [Электронный ресурс]. – Режим доступа: </w:t>
+      </w:r>
+      <w:hyperlink r:id="rId18" w:history="1">
+        <w:r>
+          <w:rPr>
+            <w:rStyle w:val="a8"/>
+            <w:sz w:val="28"/>
+            <w:szCs w:val="28"/>
+            <w:lang w:val="ru-BY"/>
+          </w:rPr>
+          <w:t>https://redis.io/docs/latest/develop/data-types/</w:t>
+        </w:r>
+      </w:hyperlink>
+      <w:r>
+        <w:rPr>
+          <w:sz w:val="28"/>
+          <w:szCs w:val="28"/>
+          <w:lang w:val="ru-BY"/>
+        </w:rPr>
+        <w:t>. – Дата доступа: 29.09.2026.</w:t>
+      </w:r>
+    </w:p>
+    <w:p>
+      <w:pPr>
+        <w:ind w:firstLine="720"/>
+        <w:jc w:val="both"/>
+        <w:rPr>
+          <w:sz w:val="28"/>
+          <w:szCs w:val="28"/>
+          <w:lang w:val="ru-BY"/>
+        </w:rPr>
+      </w:pPr>
+      <w:r>
+        <w:rPr>
+          <w:sz w:val="28"/>
+          <w:szCs w:val="28"/>
+          <w:lang w:val="ru-BY"/>
+        </w:rPr>
+        <w:t>[1</w:t>
+      </w:r>
+      <w:r>
+        <w:rPr>
+          <w:sz w:val="28"/>
+          <w:szCs w:val="28"/>
+          <w:lang w:val="ru-BY"/>
+        </w:rPr>
+        <w:t>3</w:t>
+      </w:r>
+      <w:r>
+        <w:rPr>
+          <w:sz w:val="28"/>
+          <w:szCs w:val="28"/>
+          <w:lang w:val="ru-BY"/>
+        </w:rPr>
+        <w:t xml:space="preserve">] Amazon Web Services. Amazon Simple Storage Service </w:t>
+      </w:r>
+      <w:proofErr w:type="spellStart"/>
+      <w:r>
+        <w:rPr>
+          <w:sz w:val="28"/>
+          <w:szCs w:val="28"/>
+          <w:lang w:val="ru-BY"/>
+        </w:rPr>
+        <w:t>Documentation</w:t>
+      </w:r>
+      <w:proofErr w:type="spellEnd"/>
+      <w:r>
+        <w:rPr>
+          <w:sz w:val="28"/>
+          <w:szCs w:val="28"/>
+          <w:lang w:val="ru-BY"/>
+        </w:rPr>
+        <w:t xml:space="preserve"> [Электронный ресурс]. – Режим доступа: </w:t>
+      </w:r>
+      <w:hyperlink r:id="rId19" w:history="1">
+        <w:r>
+          <w:rPr>
+            <w:rStyle w:val="a8"/>
+            <w:sz w:val="28"/>
+            <w:szCs w:val="28"/>
+            <w:lang w:val="ru-BY"/>
+          </w:rPr>
+          <w:t>https://docs.aws.amazon.com/s3/</w:t>
+        </w:r>
+      </w:hyperlink>
+      <w:r>
+        <w:rPr>
+          <w:sz w:val="28"/>
+          <w:szCs w:val="28"/>
+          <w:lang w:val="ru-BY"/>
+        </w:rPr>
+        <w:t>. – Дата доступа: 29.09.2026.</w:t>
+      </w:r>
+    </w:p>
+    <w:p>
+      <w:pPr>
+        <w:jc w:val="both"/>
+        <w:rPr>
+          <w:sz w:val="28"/>
+          <w:szCs w:val="28"/>
+          <w:lang w:val="ru-BY"/>
+        </w:rPr>
+      </w:pPr>
     </w:p>
     <w:p>
       <w:pPr>
@@ -4579,7 +9338,7 @@
                     </pic:cNvPicPr>
                   </pic:nvPicPr>
                   <pic:blipFill>
-                    <a:blip r:embed="rId11">
+                    <a:blip r:embed="rId20">
                       <a:extLst>
                         <a:ext uri="{28A0092B-C50C-407E-A947-70E740481C1C}">
                           <a14:useLocalDpi xmlns:a14="http://schemas.microsoft.com/office/drawing/2010/main" val="0"/>
@@ -4729,6 +9488,7 @@
           <w:szCs w:val="22"/>
         </w:rPr>
       </w:pPr>
+      <w:proofErr w:type="spellStart"/>
       <w:r>
         <w:rPr>
           <w:rFonts w:ascii="Courier New" w:hAnsi="Courier New" w:cs="Courier New"/>
@@ -4741,6 +9501,7 @@
         </w:rPr>
         <w:t>sddasds</w:t>
       </w:r>
+      <w:proofErr w:type="spellEnd"/>
     </w:p>
     <w:p>
       <w:pPr>
@@ -5332,7 +10093,7 @@
       </w:pPr>
     </w:p>
     <w:sectPr>
-      <w:footerReference w:type="default" r:id="rId12"/>
+      <w:footerReference w:type="default" r:id="rId21"/>
       <w:pgSz w:w="11906" w:h="16838"/>
       <w:pgMar w:top="1133" w:right="850" w:bottom="1133" w:left="1700" w:header="720" w:footer="720" w:gutter="0"/>
       <w:pgNumType w:start="3"/>
@@ -10807,6 +15568,7 @@
   <w:style w:type="paragraph" w:default="1" w:styleId="a">
     <w:name w:val="Normal"/>
     <w:qFormat/>
+    <w:rsid w:val="000F7161"/>
   </w:style>
   <w:style w:type="paragraph" w:styleId="1">
     <w:name w:val="heading 1"/>
@@ -10925,7 +15687,6 @@
   <w:style w:type="character" w:default="1" w:styleId="a0">
     <w:name w:val="Default Paragraph Font"/>
     <w:uiPriority w:val="1"/>
-    <w:semiHidden/>
     <w:unhideWhenUsed/>
   </w:style>
   <w:style w:type="table" w:default="1" w:styleId="a1">
